--- a/downloads/student/ai-7-week-01.docx
+++ b/downloads/student/ai-7-week-01.docx
@@ -767,6 +767,16 @@
     <w:p>
       <w:r>
         <w:t>This fictional study does not establish effects on children or general classroom learning.</w:t>
+      </w:r>
+    </w:p>
+    <w:p>
+      <w:r>
+        <w:t>Read the labelled picture: Which proposed diagram question has a measurable outcome? Name its versions, six-case denominator and fixed scoring, then explain why giving only B easier tasks spoils the comparison.</w:t>
+      </w:r>
+    </w:p>
+    <w:p>
+      <w:r>
+        <w:t>Change one thing: Replace the six tasks with six easier tasks only for B. Predict the result before checking the explanation. What remains the same?</w:t>
       </w:r>
     </w:p>
     <w:p>
@@ -1865,6 +1875,187 @@
         <w:t>Attempt the independent case before hints. Record whether you worked alone, used a hint or followed a model. After feedback, fix the first unsupported step and explain why it changed. A later check uses a changed case, not a copied answer.</w:t>
       </w:r>
     </w:p>
+    <w:p>
+      <w:pPr>
+        <w:pStyle w:val="Heading1"/>
+      </w:pPr>
+      <w:r>
+        <w:t>15. Your lesson route</w:t>
+      </w:r>
+    </w:p>
+    <w:p>
+      <w:r>
+        <w:t>Start with this question: A question with a measurable answer. A team wants to know whether giving a diagram changes accuracy on six fixed plant-identification tasks.</w:t>
+      </w:r>
+    </w:p>
+    <w:tbl>
+      <w:tblPr>
+        <w:tblStyle w:val="LightShading-Accent1"/>
+        <w:tblW w:type="auto" w:w="0"/>
+        <w:tblLook w:firstColumn="1" w:firstRow="1" w:lastColumn="0" w:lastRow="0" w:noHBand="0" w:noVBand="1" w:val="04A0"/>
+      </w:tblPr>
+      <w:tblGrid>
+        <w:gridCol w:w="5112"/>
+        <w:gridCol w:w="5112"/>
+      </w:tblGrid>
+      <w:tr>
+        <w:trPr>
+          <w:tblHeader/>
+        </w:trPr>
+        <w:tc>
+          <w:tcPr>
+            <w:tcW w:type="dxa" w:w="5112"/>
+          </w:tcPr>
+          <w:p>
+            <w:r>
+              <w:t>By the end, I can</w:t>
+            </w:r>
+          </w:p>
+        </w:tc>
+        <w:tc>
+          <w:tcPr>
+            <w:tcW w:type="dxa" w:w="5112"/>
+          </w:tcPr>
+          <w:p>
+            <w:r>
+              <w:t>How I will show it</w:t>
+            </w:r>
+          </w:p>
+        </w:tc>
+      </w:tr>
+      <w:tr>
+        <w:tc>
+          <w:tcPr>
+            <w:tcW w:type="dxa" w:w="5112"/>
+          </w:tcPr>
+          <w:p>
+            <w:r>
+              <w:t>Explain the mechanism and terminology of a question that evidence can answer</w:t>
+            </w:r>
+          </w:p>
+        </w:tc>
+        <w:tc>
+          <w:tcPr>
+            <w:tcW w:type="dxa" w:w="5112"/>
+          </w:tcPr>
+          <w:p>
+            <w:r>
+              <w:t>Explain the deciding step, show a trace or test, and state one limit.</w:t>
+            </w:r>
+          </w:p>
+        </w:tc>
+      </w:tr>
+      <w:tr>
+        <w:tc>
+          <w:tcPr>
+            <w:tcW w:type="dxa" w:w="5112"/>
+          </w:tcPr>
+          <w:p>
+            <w:r>
+              <w:t>Apply the stated procedure to a new case with a traceable result</w:t>
+            </w:r>
+          </w:p>
+        </w:tc>
+        <w:tc>
+          <w:tcPr>
+            <w:tcW w:type="dxa" w:w="5112"/>
+          </w:tcPr>
+          <w:p>
+            <w:r>
+              <w:t>Explain the deciding step, show a trace or test, and state one limit.</w:t>
+            </w:r>
+          </w:p>
+        </w:tc>
+      </w:tr>
+      <w:tr>
+        <w:tc>
+          <w:tcPr>
+            <w:tcW w:type="dxa" w:w="5112"/>
+          </w:tcPr>
+          <w:p>
+            <w:r>
+              <w:t>Identify an assumption or limitation and design a revealing follow-up</w:t>
+            </w:r>
+          </w:p>
+        </w:tc>
+        <w:tc>
+          <w:tcPr>
+            <w:tcW w:type="dxa" w:w="5112"/>
+          </w:tcPr>
+          <w:p>
+            <w:r>
+              <w:t>Explain the deciding step, show a trace or test, and state one limit.</w:t>
+            </w:r>
+          </w:p>
+        </w:tc>
+      </w:tr>
+    </w:tbl>
+    <w:p>
+      <w:r>
+        <w:t>Remember → watch and explain → try with help → investigate → try independently → keep project evidence. Your teacher may spread this lesson across several classes.</w:t>
+      </w:r>
+    </w:p>
+    <w:p>
+      <w:r>
+        <w:t>Keep your first prediction. Compare it with what the evidence shows and explain any change.</w:t>
+      </w:r>
+    </w:p>
+    <w:p>
+      <w:pPr>
+        <w:pStyle w:val="Heading1"/>
+      </w:pPr>
+      <w:r>
+        <w:t>16. Finish and return</w:t>
+      </w:r>
+    </w:p>
+    <w:p>
+      <w:r>
+        <w:t>Close your notes. Explain this goal in your own words: Explain the mechanism and terminology of a question that evidence can answer</w:t>
+      </w:r>
+    </w:p>
+    <w:p>
+      <w:pPr>
+        <w:pStyle w:val="Heading3"/>
+      </w:pPr>
+      <w:r>
+        <w:t>My deciding step, evidence and one remaining question</w:t>
+      </w:r>
+    </w:p>
+    <w:p>
+      <w:r>
+        <w:t>________________________________________________________________</w:t>
+      </w:r>
+    </w:p>
+    <w:p>
+      <w:r>
+        <w:t>________________________________________________________________</w:t>
+      </w:r>
+    </w:p>
+    <w:p>
+      <w:r>
+        <w:t>________________________________________________________________</w:t>
+      </w:r>
+    </w:p>
+    <w:p>
+      <w:r>
+        <w:t>________________________________________________________________</w:t>
+      </w:r>
+    </w:p>
+    <w:p>
+      <w:r>
+        <w:t>________________________________________________________________</w:t>
+      </w:r>
+    </w:p>
+    <w:p>
+      <w:r>
+        <w:t>If you are unsure, return to the worked picture and explain one arrow. If you are ready, change an input or assumption and justify your prediction.</w:t>
+      </w:r>
+    </w:p>
+    <w:p>
+      <w:r>
+        <w:t>Save your workbook evidence. At the next review, try a different case before opening your old answer.</w:t>
+      </w:r>
+    </w:p>
     <w:sectPr>
       <w:pgSz w:w="12240" w:h="15840"/>
       <w:pgMar w:top="936" w:right="1008" w:bottom="936" w:left="1008" w:header="720" w:footer="720" w:gutter="0"/>

--- a/downloads/student/ai-7-week-01.docx
+++ b/downloads/student/ai-7-week-01.docx
@@ -2056,6 +2056,192 @@
         <w:t>Save your workbook evidence. At the next review, try a different case before opening your old answer.</w:t>
       </w:r>
     </w:p>
+    <w:p>
+      <w:pPr>
+        <w:pStyle w:val="Heading1"/>
+      </w:pPr>
+      <w:r>
+        <w:t>17. Supported practice, repair and portfolio</w:t>
+      </w:r>
+    </w:p>
+    <w:p>
+      <w:r>
+        <w:t>Use this supported practice once, in the browser or on paper. Keep the reserved independent assessment for a separate first attempt before teacher feedback.</w:t>
+      </w:r>
+    </w:p>
+    <w:p>
+      <w:r>
+        <w:t>A question with a measurable answer. A team wants to know whether giving a diagram changes accuracy on six fixed plant-identification tasks.</w:t>
+      </w:r>
+    </w:p>
+    <w:p>
+      <w:pPr>
+        <w:pStyle w:val="Heading3"/>
+      </w:pPr>
+      <w:r>
+        <w:t>Practice 1: explain the deciding evidence</w:t>
+      </w:r>
+    </w:p>
+    <w:p>
+      <w:r>
+        <w:t>Which labelled step matches this detail? The study can compare those versions on those tasks, not all diagrams or learners.</w:t>
+      </w:r>
+    </w:p>
+    <w:p>
+      <w:r>
+        <w:t>1. Define the comparison</w:t>
+      </w:r>
+    </w:p>
+    <w:p>
+      <w:r>
+        <w:t>2. Bound the conclusion</w:t>
+      </w:r>
+    </w:p>
+    <w:p>
+      <w:r>
+        <w:t>3. Narrow the question</w:t>
+      </w:r>
+    </w:p>
+    <w:p>
+      <w:pPr>
+        <w:pStyle w:val="Heading3"/>
+      </w:pPr>
+      <w:r>
+        <w:t>My selected conclusion, deciding fact and explanation</w:t>
+      </w:r>
+    </w:p>
+    <w:p>
+      <w:r>
+        <w:t>________________________________________________________________</w:t>
+      </w:r>
+    </w:p>
+    <w:p>
+      <w:r>
+        <w:t>________________________________________________________________</w:t>
+      </w:r>
+    </w:p>
+    <w:p>
+      <w:r>
+        <w:t>________________________________________________________________</w:t>
+      </w:r>
+    </w:p>
+    <w:p>
+      <w:r>
+        <w:t>________________________________________________________________</w:t>
+      </w:r>
+    </w:p>
+    <w:p>
+      <w:r>
+        <w:t>________________________________________________________________</w:t>
+      </w:r>
+    </w:p>
+    <w:p>
+      <w:r>
+        <w:t>Hint if needed: Read the steps in the pictorial case. Match the supplied detail to the stage that performs or records it.</w:t>
+      </w:r>
+    </w:p>
+    <w:p>
+      <w:r>
+        <w:t>After your attempt, compare with the supported explanation: Bound the conclusion The study can compare those versions on those tasks, not all diagrams or learners. An answerable research question connects a change to an observable outcome and a specified population. Opinion words need an operational definition before measurement.</w:t>
+      </w:r>
+    </w:p>
+    <w:p>
+      <w:pPr>
+        <w:pStyle w:val="Heading3"/>
+      </w:pPr>
+      <w:r>
+        <w:t>Practice 2: explain the deciding evidence</w:t>
+      </w:r>
+    </w:p>
+    <w:p>
+      <w:r>
+        <w:t>Changed-case practice: Replace the six tasks with six easier tasks only for B. Which conclusion is supported by the supplied facts?</w:t>
+      </w:r>
+    </w:p>
+    <w:p>
+      <w:r>
+        <w:t>1. This one example guarantees correct results for every future input.</w:t>
+      </w:r>
+    </w:p>
+    <w:p>
+      <w:r>
+        <w:t>2. The comparison no longer isolates the diagram condition.</w:t>
+      </w:r>
+    </w:p>
+    <w:p>
+      <w:r>
+        <w:t>3. We can decide the result without examining the changed input or the procedure.</w:t>
+      </w:r>
+    </w:p>
+    <w:p>
+      <w:pPr>
+        <w:pStyle w:val="Heading3"/>
+      </w:pPr>
+      <w:r>
+        <w:t>My selected conclusion, deciding fact and explanation</w:t>
+      </w:r>
+    </w:p>
+    <w:p>
+      <w:r>
+        <w:t>________________________________________________________________</w:t>
+      </w:r>
+    </w:p>
+    <w:p>
+      <w:r>
+        <w:t>________________________________________________________________</w:t>
+      </w:r>
+    </w:p>
+    <w:p>
+      <w:r>
+        <w:t>________________________________________________________________</w:t>
+      </w:r>
+    </w:p>
+    <w:p>
+      <w:r>
+        <w:t>________________________________________________________________</w:t>
+      </w:r>
+    </w:p>
+    <w:p>
+      <w:r>
+        <w:t>________________________________________________________________</w:t>
+      </w:r>
+    </w:p>
+    <w:p>
+      <w:r>
+        <w:t>Hint if needed: Use the changed condition and the deciding step in the pictorial trace. The answer must say what follows from those facts.</w:t>
+      </w:r>
+    </w:p>
+    <w:p>
+      <w:r>
+        <w:t>After your attempt, compare with the supported explanation: The comparison no longer isolates the diagram condition. Task difficulty now changes alongside the proposed intervention.</w:t>
+      </w:r>
+    </w:p>
+    <w:p>
+      <w:pPr>
+        <w:pStyle w:val="Heading3"/>
+      </w:pPr>
+      <w:r>
+        <w:t>Repair a missing building block</w:t>
+      </w:r>
+    </w:p>
+    <w:p>
+      <w:r>
+        <w:t>Review Engineering demonstration and defense (ai-6/36). Goal: Explain the mechanism and terminology of engineering demonstration and defense. Short practice: Locate V7, room E and read-only scope in the demonstration. Which evidence supports the answer, and why must a request to email everyone still be refused?. Return to this week and explain what you changed.</w:t>
+      </w:r>
+    </w:p>
+    <w:p>
+      <w:pPr>
+        <w:pStyle w:val="Heading3"/>
+      </w:pPr>
+      <w:r>
+        <w:t>Keep your completed work</w:t>
+      </w:r>
+    </w:p>
+    <w:p>
+      <w:r>
+        <w:t>Use Download completed work in the hosted lesson to export your answers, reflections, practice feedback and code-run evidence. Open the HTML copy to read or print it. Drafts stay in this browser when storage is available; clear drafts on a shared device.</w:t>
+      </w:r>
+    </w:p>
     <w:sectPr>
       <w:pgSz w:w="12240" w:h="15840"/>
       <w:pgMar w:top="936" w:right="1008" w:bottom="936" w:left="1008" w:header="720" w:footer="720" w:gutter="0"/>

--- a/downloads/student/ai-7-week-01.docx
+++ b/downloads/student/ai-7-week-01.docx
@@ -42,6 +42,11 @@
       </w:r>
     </w:p>
     <w:p>
+      <w:r>
+        <w:t>Start with the target: Explain the mechanism and terminology of a question that evidence can answer. Try the recall before opening notes.</w:t>
+      </w:r>
+    </w:p>
+    <w:p>
       <w:pPr>
         <w:pStyle w:val="Heading3"/>
       </w:pPr>
@@ -50,17 +55,59 @@
       </w:r>
     </w:p>
     <w:p>
-      <w:r>
-        <w:t>I can explain the mechanism and terminology of a question that evidence can answer.</w:t>
-      </w:r>
-    </w:p>
-    <w:p>
-      <w:r>
+      <w:pPr>
+        <w:spacing w:line="336" w:lineRule="auto" w:after="180"/>
+      </w:pPr>
+      <w:r>
+        <w:rPr>
+          <w:b w:val="0"/>
+        </w:rPr>
+        <w:t xml:space="preserve">I can explain the </w:t>
+      </w:r>
+      <w:r>
+        <w:rPr>
+          <w:b/>
+        </w:rPr>
+        <w:t>mechanism</w:t>
+      </w:r>
+      <w:r>
+        <w:rPr>
+          <w:b w:val="0"/>
+        </w:rPr>
+        <w:t xml:space="preserve"> and terminology of a question that </w:t>
+      </w:r>
+      <w:r>
+        <w:rPr>
+          <w:b/>
+        </w:rPr>
+        <w:t>evidence</w:t>
+      </w:r>
+      <w:r>
+        <w:rPr>
+          <w:b w:val="0"/>
+        </w:rPr>
+        <w:t xml:space="preserve"> can answer.</w:t>
+      </w:r>
+    </w:p>
+    <w:p>
+      <w:pPr>
+        <w:spacing w:line="336" w:lineRule="auto" w:after="180"/>
+      </w:pPr>
+      <w:r>
+        <w:rPr>
+          <w:b w:val="0"/>
+        </w:rPr>
         <w:t>I can apply the stated procedure to a new case with a traceable result.</w:t>
       </w:r>
     </w:p>
     <w:p>
-      <w:r>
+      <w:pPr>
+        <w:spacing w:line="336" w:lineRule="auto" w:after="180"/>
+      </w:pPr>
+      <w:r>
+        <w:rPr>
+          <w:b w:val="0"/>
+        </w:rPr>
         <w:t>I can identify an assumption or limitation and design a revealing follow-up.</w:t>
       </w:r>
     </w:p>
@@ -73,37 +120,115 @@
       </w:r>
     </w:p>
     <w:p>
-      <w:r>
+      <w:pPr>
+        <w:spacing w:line="336" w:lineRule="auto" w:after="180"/>
+      </w:pPr>
+      <w:r>
+        <w:rPr>
+          <w:b w:val="0"/>
+        </w:rPr>
         <w:t>Close your notes first. A rough first answer helps us choose the right starting point; it is not a score for your ability.</w:t>
       </w:r>
     </w:p>
     <w:p>
-      <w:r>
+      <w:pPr>
+        <w:spacing w:line="336" w:lineRule="auto" w:after="180"/>
+      </w:pPr>
+      <w:r>
+        <w:rPr>
+          <w:b w:val="0"/>
+        </w:rPr>
         <w:t>Without opening the old lesson, explain one key idea from Engineering demonstration and defense. Give an example and a mistake that the idea helps you avoid.</w:t>
       </w:r>
     </w:p>
     <w:p>
-      <w:r>
-        <w:t>After trying, check the relevant lesson or ask your teacher. Change the part of your explanation that the evidence shows was wrong.</w:t>
-      </w:r>
-    </w:p>
-    <w:p>
-      <w:r>
+      <w:pPr>
+        <w:spacing w:line="336" w:lineRule="auto" w:after="180"/>
+      </w:pPr>
+      <w:r>
+        <w:rPr>
+          <w:b w:val="0"/>
+        </w:rPr>
+        <w:t xml:space="preserve">After trying, check the relevant lesson or ask your teacher. Change the part of your explanation that the </w:t>
+      </w:r>
+      <w:r>
+        <w:rPr>
+          <w:b/>
+        </w:rPr>
+        <w:t>evidence</w:t>
+      </w:r>
+      <w:r>
+        <w:rPr>
+          <w:b w:val="0"/>
+        </w:rPr>
+        <w:t xml:space="preserve"> shows was wrong.</w:t>
+      </w:r>
+    </w:p>
+    <w:p>
+      <w:pPr>
+        <w:spacing w:line="336" w:lineRule="auto" w:after="180"/>
+      </w:pPr>
+      <w:r>
+        <w:rPr>
+          <w:b w:val="0"/>
+        </w:rPr>
         <w:t>This week you will practise:</w:t>
       </w:r>
     </w:p>
     <w:p>
-      <w:r>
-        <w:t>Explain the mechanism and terminology of a question that evidence can answer</w:t>
-      </w:r>
-    </w:p>
-    <w:p>
-      <w:r>
+      <w:pPr>
+        <w:spacing w:line="336" w:lineRule="auto" w:after="180"/>
+      </w:pPr>
+      <w:r>
+        <w:rPr>
+          <w:b w:val="0"/>
+        </w:rPr>
+        <w:t xml:space="preserve">Explain the </w:t>
+      </w:r>
+      <w:r>
+        <w:rPr>
+          <w:b/>
+        </w:rPr>
+        <w:t>mechanism</w:t>
+      </w:r>
+      <w:r>
+        <w:rPr>
+          <w:b w:val="0"/>
+        </w:rPr>
+        <w:t xml:space="preserve"> and terminology of a question that </w:t>
+      </w:r>
+      <w:r>
+        <w:rPr>
+          <w:b/>
+        </w:rPr>
+        <w:t>evidence</w:t>
+      </w:r>
+      <w:r>
+        <w:rPr>
+          <w:b w:val="0"/>
+        </w:rPr>
+        <w:t xml:space="preserve"> can answer</w:t>
+      </w:r>
+    </w:p>
+    <w:p>
+      <w:pPr>
+        <w:spacing w:line="336" w:lineRule="auto" w:after="180"/>
+      </w:pPr>
+      <w:r>
+        <w:rPr>
+          <w:b w:val="0"/>
+        </w:rPr>
         <w:t>Apply the stated procedure to a new case with a traceable result</w:t>
       </w:r>
     </w:p>
     <w:p>
-      <w:r>
+      <w:pPr>
+        <w:spacing w:line="336" w:lineRule="auto" w:after="180"/>
+      </w:pPr>
+      <w:r>
+        <w:rPr>
+          <w:b w:val="0"/>
+        </w:rPr>
         <w:t>Identify an assumption or limitation and design a revealing follow-up</w:t>
       </w:r>
     </w:p>
@@ -116,8 +241,61 @@
       </w:r>
     </w:p>
     <w:p>
-      <w:r>
-        <w:t>Recall AI 6 exit evidence, reproducible experiments, probability and descriptive statistics. Statistical inference is taught with its assumptions before use.. Explain why a recorded result needs its input conditions and evidence source before it can support a claim.</w:t>
+      <w:pPr>
+        <w:spacing w:line="336" w:lineRule="auto" w:after="180"/>
+      </w:pPr>
+      <w:r>
+        <w:rPr>
+          <w:b w:val="0"/>
+        </w:rPr>
+        <w:t xml:space="preserve">Recall AI 6 exit </w:t>
+      </w:r>
+      <w:r>
+        <w:rPr>
+          <w:b/>
+        </w:rPr>
+        <w:t>evidence</w:t>
+      </w:r>
+      <w:r>
+        <w:rPr>
+          <w:b w:val="0"/>
+        </w:rPr>
+        <w:t>, reproducible experiments, probability and descriptive statistics. Statistical inference is taught with its assumptions before use..</w:t>
+      </w:r>
+    </w:p>
+    <w:p>
+      <w:pPr>
+        <w:spacing w:line="336" w:lineRule="auto" w:after="180"/>
+      </w:pPr>
+      <w:r>
+        <w:rPr>
+          <w:b w:val="0"/>
+        </w:rPr>
+        <w:t xml:space="preserve">Explain why a recorded result needs its </w:t>
+      </w:r>
+      <w:r>
+        <w:rPr>
+          <w:b/>
+        </w:rPr>
+        <w:t>input</w:t>
+      </w:r>
+      <w:r>
+        <w:rPr>
+          <w:b w:val="0"/>
+        </w:rPr>
+        <w:t xml:space="preserve"> conditions and </w:t>
+      </w:r>
+      <w:r>
+        <w:rPr>
+          <w:b/>
+        </w:rPr>
+        <w:t>evidence</w:t>
+      </w:r>
+      <w:r>
+        <w:rPr>
+          <w:b w:val="0"/>
+        </w:rPr>
+        <w:t xml:space="preserve"> source before it can support a claim.</w:t>
       </w:r>
     </w:p>
     <w:p>
@@ -152,8 +330,26 @@
       </w:r>
     </w:p>
     <w:p>
-      <w:r>
-        <w:t>Explain a question that evidence can answer using the records and boundaries of this fictional investigation.</w:t>
+      <w:pPr>
+        <w:spacing w:line="336" w:lineRule="auto" w:after="180"/>
+      </w:pPr>
+      <w:r>
+        <w:rPr>
+          <w:b w:val="0"/>
+        </w:rPr>
+        <w:t xml:space="preserve">Explain a question that </w:t>
+      </w:r>
+      <w:r>
+        <w:rPr>
+          <w:b/>
+        </w:rPr>
+        <w:t>evidence</w:t>
+      </w:r>
+      <w:r>
+        <w:rPr>
+          <w:b w:val="0"/>
+        </w:rPr>
+        <w:t xml:space="preserve"> can answer using the records and boundaries of this fictional investigation.</w:t>
       </w:r>
     </w:p>
     <w:p>
@@ -166,12 +362,88 @@
     </w:p>
     <w:p>
       <w:r>
-        <w:t>A research question identifies an outcome, comparison and conditions that evidence could answer. A broad aspiration needs narrowing before a study.</w:t>
-      </w:r>
-    </w:p>
-    <w:p>
-      <w:r>
-        <w:t>Begin by writing the question the procedure is intended to answer. Identify the information already supplied, the information it will produce and the information still missing. These are constructed classroom examples; they do not require live accounts, private records or an external service. Do not treat a plausible explanation as a measured outcome.</w:t>
+        <w:t>Investigate the supplied A question that evidence can answer case. Separate observations, given facts and assumptions before choosing an explanation.</w:t>
+      </w:r>
+    </w:p>
+    <w:p>
+      <w:pPr>
+        <w:spacing w:line="336" w:lineRule="auto" w:after="180"/>
+      </w:pPr>
+      <w:r>
+        <w:rPr>
+          <w:b w:val="0"/>
+        </w:rPr>
+        <w:t xml:space="preserve">A </w:t>
+      </w:r>
+      <w:r>
+        <w:rPr>
+          <w:b/>
+        </w:rPr>
+        <w:t>research question</w:t>
+      </w:r>
+      <w:r>
+        <w:rPr>
+          <w:b w:val="0"/>
+        </w:rPr>
+        <w:t xml:space="preserve"> identifies an </w:t>
+      </w:r>
+      <w:r>
+        <w:rPr>
+          <w:b/>
+        </w:rPr>
+        <w:t>outcome</w:t>
+      </w:r>
+      <w:r>
+        <w:rPr>
+          <w:b w:val="0"/>
+        </w:rPr>
+        <w:t xml:space="preserve">, comparison and conditions that </w:t>
+      </w:r>
+      <w:r>
+        <w:rPr>
+          <w:b/>
+        </w:rPr>
+        <w:t>evidence</w:t>
+      </w:r>
+      <w:r>
+        <w:rPr>
+          <w:b w:val="0"/>
+        </w:rPr>
+        <w:t xml:space="preserve"> could answer. A broad aspiration needs narrowing before a study.</w:t>
+      </w:r>
+    </w:p>
+    <w:p>
+      <w:pPr>
+        <w:spacing w:line="336" w:lineRule="auto" w:after="180"/>
+      </w:pPr>
+      <w:r>
+        <w:rPr>
+          <w:b w:val="0"/>
+        </w:rPr>
+        <w:t>Begin by writing the question the procedure is intended to answer. Identify the information already supplied, the information it will produce and the information still missing.</w:t>
+      </w:r>
+    </w:p>
+    <w:p>
+      <w:pPr>
+        <w:spacing w:line="336" w:lineRule="auto" w:after="180"/>
+      </w:pPr>
+      <w:r>
+        <w:rPr>
+          <w:b w:val="0"/>
+        </w:rPr>
+        <w:t xml:space="preserve">These are constructed classroom examples; they do not require live accounts, private records or an external service. Do not treat a plausible explanation as a measured </w:t>
+      </w:r>
+      <w:r>
+        <w:rPr>
+          <w:b/>
+        </w:rPr>
+        <w:t>outcome</w:t>
+      </w:r>
+      <w:r>
+        <w:rPr>
+          <w:b w:val="0"/>
+        </w:rPr>
+        <w:t>.</w:t>
       </w:r>
     </w:p>
     <w:p>
@@ -207,6 +479,17 @@
     </w:p>
     <w:p>
       <w:r>
+        <w:t>Follow the mechanism for A question that evidence can answer. Connect each labelled input, deciding step and result.</w:t>
+      </w:r>
+    </w:p>
+    <w:p>
+      <w:pPr>
+        <w:spacing w:line="336" w:lineRule="auto" w:after="180"/>
+      </w:pPr>
+      <w:r>
+        <w:rPr>
+          <w:b w:val="0"/>
+        </w:rPr>
         <w:t>For fictional classroom retrieval, ask whether method B returns more relevant records than lexical baseline A on a reserved judged query set at cutoff3. Define eligible corpus and relevance rules before running.</w:t>
       </w:r>
     </w:p>
@@ -303,8 +586,49 @@
       </w:r>
     </w:p>
     <w:p>
-      <w:r>
-        <w:t>Before applying the procedure, write its units, denominator or decision boundary where relevant. A partner should be able to repeat each step using the same inputs. If a required input is absent or violates the stated contract, record that condition explicitly instead of quietly replacing it with a convenient value.</w:t>
+      <w:pPr>
+        <w:spacing w:line="336" w:lineRule="auto" w:after="180"/>
+      </w:pPr>
+      <w:r>
+        <w:rPr>
+          <w:b w:val="0"/>
+        </w:rPr>
+        <w:t xml:space="preserve">Before applying the procedure, write its units, denominator or decision boundary where relevant. A partner should be able to repeat each step using the same </w:t>
+      </w:r>
+      <w:r>
+        <w:rPr>
+          <w:b/>
+        </w:rPr>
+        <w:t>input</w:t>
+      </w:r>
+      <w:r>
+        <w:rPr>
+          <w:b w:val="0"/>
+        </w:rPr>
+        <w:t>s.</w:t>
+      </w:r>
+    </w:p>
+    <w:p>
+      <w:pPr>
+        <w:spacing w:line="336" w:lineRule="auto" w:after="180"/>
+      </w:pPr>
+      <w:r>
+        <w:rPr>
+          <w:b w:val="0"/>
+        </w:rPr>
+        <w:t xml:space="preserve">If a required </w:t>
+      </w:r>
+      <w:r>
+        <w:rPr>
+          <w:b/>
+        </w:rPr>
+        <w:t>input</w:t>
+      </w:r>
+      <w:r>
+        <w:rPr>
+          <w:b w:val="0"/>
+        </w:rPr>
+        <w:t xml:space="preserve"> is absent or violates the stated contract, record that condition explicitly instead of quietly replacing it with a convenient value.</w:t>
       </w:r>
     </w:p>
     <w:p>
@@ -316,8 +640,26 @@
       </w:r>
     </w:p>
     <w:p>
-      <w:r>
-        <w:t>Point to the input, the deciding step and the result in this week’s visual. Explain the same step in ordinary words. A picture helps when you can say what each part represents.</w:t>
+      <w:pPr>
+        <w:spacing w:line="336" w:lineRule="auto" w:after="180"/>
+      </w:pPr>
+      <w:r>
+        <w:rPr>
+          <w:b w:val="0"/>
+        </w:rPr>
+        <w:t xml:space="preserve">Point to the </w:t>
+      </w:r>
+      <w:r>
+        <w:rPr>
+          <w:b/>
+        </w:rPr>
+        <w:t>input</w:t>
+      </w:r>
+      <w:r>
+        <w:rPr>
+          <w:b w:val="0"/>
+        </w:rPr>
+        <w:t>, the deciding step and the result in this week’s visual. Explain the same step in ordinary words. A picture helps when you can say what each part represents.</w:t>
       </w:r>
     </w:p>
     <w:p>
@@ -329,6 +671,11 @@
       </w:r>
     </w:p>
     <w:p>
+      <w:r>
+        <w:t>Compare the supplied cases for A question that evidence can answer. Identify the detail that changes the conclusion.</w:t>
+      </w:r>
+    </w:p>
+    <w:p>
       <w:pPr>
         <w:pStyle w:val="Heading3"/>
       </w:pPr>
@@ -337,8 +684,26 @@
       </w:r>
     </w:p>
     <w:p>
-      <w:r>
-        <w:t>Proposal says prove AI is useful; available records are retrieval results for five room queries. Show the intermediate steps and give the conclusion with its scope.</w:t>
+      <w:pPr>
+        <w:spacing w:line="336" w:lineRule="auto" w:after="180"/>
+      </w:pPr>
+      <w:r>
+        <w:rPr>
+          <w:b w:val="0"/>
+        </w:rPr>
+        <w:t xml:space="preserve">Proposal says prove AI is useful; available records are retrieval results for five room queries. Show the intermediate steps and give the conclusion with its </w:t>
+      </w:r>
+      <w:r>
+        <w:rPr>
+          <w:b/>
+        </w:rPr>
+        <w:t>scope</w:t>
+      </w:r>
+      <w:r>
+        <w:rPr>
+          <w:b w:val="0"/>
+        </w:rPr>
+        <w:t>.</w:t>
       </w:r>
     </w:p>
     <w:p>
@@ -383,17 +748,68 @@
       </w:r>
     </w:p>
     <w:p>
-      <w:r>
+      <w:pPr>
+        <w:pStyle w:val="Heading3"/>
+      </w:pPr>
+      <w:r>
+        <w:t>Change one thing</w:t>
+      </w:r>
+    </w:p>
+    <w:p>
+      <w:pPr>
+        <w:spacing w:line="336" w:lineRule="auto" w:after="180"/>
+        <w:shd w:fill="F5F1FB"/>
+      </w:pPr>
+      <w:r>
+        <w:rPr>
+          <w:b w:val="0"/>
+        </w:rPr>
         <w:t>Change: Replace the six tasks with six easier tasks only for B.</w:t>
       </w:r>
     </w:p>
     <w:p>
-      <w:r>
-        <w:t>Prediction: The comparison no longer isolates the diagram condition.</w:t>
-      </w:r>
-    </w:p>
-    <w:p>
-      <w:r>
+      <w:pPr>
+        <w:pStyle w:val="Heading3"/>
+      </w:pPr>
+      <w:r>
+        <w:t>Predicted result</w:t>
+      </w:r>
+    </w:p>
+    <w:p>
+      <w:pPr>
+        <w:spacing w:line="336" w:lineRule="auto" w:after="180"/>
+        <w:shd w:fill="F1F6FC"/>
+      </w:pPr>
+      <w:r>
+        <w:rPr>
+          <w:b/>
+        </w:rPr>
+        <w:t>Prediction</w:t>
+      </w:r>
+      <w:r>
+        <w:rPr>
+          <w:b w:val="0"/>
+        </w:rPr>
+        <w:t>: The comparison no longer isolates the diagram condition.</w:t>
+      </w:r>
+    </w:p>
+    <w:p>
+      <w:pPr>
+        <w:pStyle w:val="Heading3"/>
+      </w:pPr>
+      <w:r>
+        <w:t>Why the result follows</w:t>
+      </w:r>
+    </w:p>
+    <w:p>
+      <w:pPr>
+        <w:spacing w:line="336" w:lineRule="auto" w:after="180"/>
+        <w:shd w:fill="F1F6FC"/>
+      </w:pPr>
+      <w:r>
+        <w:rPr>
+          <w:b w:val="0"/>
+        </w:rPr>
         <w:t>Reason: Task difficulty now changes alongside the proposed intervention.</w:t>
       </w:r>
     </w:p>
@@ -403,6 +819,11 @@
       </w:pPr>
       <w:r>
         <w:t>05. Words that unlock the idea</w:t>
+      </w:r>
+    </w:p>
+    <w:p>
+      <w:r>
+        <w:t>Use the vocabulary of A question that evidence can answer to explain a concrete decision, rather than only memorising definitions.</w:t>
       </w:r>
     </w:p>
     <w:tbl>
@@ -540,29 +961,115 @@
     </w:p>
     <w:p>
       <w:r>
+        <w:t>Follow the worked trace for A question that evidence can answer, predict a step, then compare with its explanation.</w:t>
+      </w:r>
+    </w:p>
+    <w:p>
+      <w:pPr>
+        <w:spacing w:line="336" w:lineRule="auto" w:after="180"/>
+      </w:pPr>
+      <w:r>
+        <w:rPr>
+          <w:b w:val="0"/>
+        </w:rPr>
         <w:t>Proposal says prove AI is useful; available records are retrieval results for five room queries.</w:t>
       </w:r>
     </w:p>
     <w:p>
-      <w:r>
+      <w:pPr>
+        <w:spacing w:line="336" w:lineRule="auto" w:after="180"/>
+      </w:pPr>
+      <w:r>
+        <w:rPr>
+          <w:b w:val="0"/>
+        </w:rPr>
         <w:t>Narrow to relevant retrieval at a declared cutoff on those queries. The supplied records cannot answer universal usefulness or deployment impact.</w:t>
       </w:r>
     </w:p>
     <w:p>
-      <w:r>
-        <w:t>Compare the intermediate evidence with the final statement. Explain why each number or decision follows from the stated inputs. The conclusion belongs to this scenario and procedure; changing the inputs, evaluation population or authority can change what it establishes. Retain the raw record so a later revision can be compared honestly.</w:t>
-      </w:r>
-    </w:p>
-    <w:p>
       <w:pPr>
         <w:pStyle w:val="Heading3"/>
       </w:pPr>
       <w:r>
+        <w:t>Worked explanation · A question that evidence can answer</w:t>
+      </w:r>
+    </w:p>
+    <w:p>
+      <w:pPr>
+        <w:spacing w:line="336" w:lineRule="auto" w:after="180"/>
+        <w:shd w:fill="F1F6FC"/>
+      </w:pPr>
+      <w:r>
+        <w:rPr>
+          <w:b w:val="0"/>
+        </w:rPr>
+        <w:t xml:space="preserve">Compare the intermediate </w:t>
+      </w:r>
+      <w:r>
+        <w:rPr>
+          <w:b/>
+        </w:rPr>
+        <w:t>evidence</w:t>
+      </w:r>
+      <w:r>
+        <w:rPr>
+          <w:b w:val="0"/>
+        </w:rPr>
+        <w:t xml:space="preserve"> with the final statement. Explain why each number or decision follows from the stated </w:t>
+      </w:r>
+      <w:r>
+        <w:rPr>
+          <w:b/>
+        </w:rPr>
+        <w:t>input</w:t>
+      </w:r>
+      <w:r>
+        <w:rPr>
+          <w:b w:val="0"/>
+        </w:rPr>
+        <w:t>s.</w:t>
+      </w:r>
+    </w:p>
+    <w:p>
+      <w:pPr>
+        <w:spacing w:line="336" w:lineRule="auto" w:after="180"/>
+        <w:shd w:fill="F1F6FC"/>
+      </w:pPr>
+      <w:r>
+        <w:rPr>
+          <w:b w:val="0"/>
+        </w:rPr>
+        <w:t xml:space="preserve">The conclusion belongs to this scenario and procedure; changing the </w:t>
+      </w:r>
+      <w:r>
+        <w:rPr>
+          <w:b/>
+        </w:rPr>
+        <w:t>input</w:t>
+      </w:r>
+      <w:r>
+        <w:rPr>
+          <w:b w:val="0"/>
+        </w:rPr>
+        <w:t>s, evaluation population or authority can change what it establishes. Retain the raw record so a later revision can be compared honestly.</w:t>
+      </w:r>
+    </w:p>
+    <w:p>
+      <w:pPr>
+        <w:pStyle w:val="Heading3"/>
+      </w:pPr>
+      <w:r>
         <w:t>Learn from the worked case</w:t>
       </w:r>
     </w:p>
     <w:p>
-      <w:r>
+      <w:pPr>
+        <w:spacing w:line="336" w:lineRule="auto" w:after="180"/>
+      </w:pPr>
+      <w:r>
+        <w:rPr>
+          <w:b w:val="0"/>
+        </w:rPr>
         <w:t>Cover the result before checking it. Say what is given, choose the procedure, and follow one step at a time. Then uncover the result and explain your first mismatch. Ask why a step is allowed, not only what number it produces.</w:t>
       </w:r>
     </w:p>
@@ -575,7 +1082,13 @@
       </w:r>
     </w:p>
     <w:p>
-      <w:r>
+      <w:pPr>
+        <w:spacing w:line="336" w:lineRule="auto" w:after="180"/>
+      </w:pPr>
+      <w:r>
+        <w:rPr>
+          <w:b w:val="0"/>
+        </w:rPr>
         <w:t>A question with a measurable answer. A team wants to know whether giving a diagram changes accuracy on six fixed plant-identification tasks.</w:t>
       </w:r>
     </w:p>
@@ -588,7 +1101,22 @@
       </w:r>
     </w:p>
     <w:p>
-      <w:r>
+      <w:pPr>
+        <w:pStyle w:val="Heading3"/>
+      </w:pPr>
+      <w:r>
+        <w:t>Supplied facts</w:t>
+      </w:r>
+    </w:p>
+    <w:p>
+      <w:pPr>
+        <w:spacing w:line="336" w:lineRule="auto" w:after="180"/>
+        <w:shd w:fill="F1F6FC"/>
+      </w:pPr>
+      <w:r>
+        <w:rPr>
+          <w:b w:val="0"/>
+        </w:rPr>
         <w:t>Candidate questions: "Are diagrams wonderful?" and "Does version B answer more of these six tasks correctly than version A?"</w:t>
       </w:r>
     </w:p>
@@ -752,30 +1280,126 @@
       </w:r>
     </w:p>
     <w:p>
-      <w:r>
-        <w:t>An answerable research question connects a change to an observable outcome and a specified population. Opinion words need an operational definition before measurement.</w:t>
-      </w:r>
-    </w:p>
-    <w:p>
       <w:pPr>
         <w:pStyle w:val="Heading3"/>
       </w:pPr>
       <w:r>
+        <w:t>Why the result follows</w:t>
+      </w:r>
+    </w:p>
+    <w:p>
+      <w:pPr>
+        <w:spacing w:line="336" w:lineRule="auto" w:after="180"/>
+        <w:shd w:fill="F1F6FC"/>
+      </w:pPr>
+      <w:r>
+        <w:rPr>
+          <w:b w:val="0"/>
+        </w:rPr>
+        <w:t xml:space="preserve">An answerable </w:t>
+      </w:r>
+      <w:r>
+        <w:rPr>
+          <w:b/>
+        </w:rPr>
+        <w:t>research question</w:t>
+      </w:r>
+      <w:r>
+        <w:rPr>
+          <w:b w:val="0"/>
+        </w:rPr>
+        <w:t xml:space="preserve"> connects a change to an observable </w:t>
+      </w:r>
+      <w:r>
+        <w:rPr>
+          <w:b/>
+        </w:rPr>
+        <w:t>outcome</w:t>
+      </w:r>
+      <w:r>
+        <w:rPr>
+          <w:b w:val="0"/>
+        </w:rPr>
+        <w:t xml:space="preserve"> and a specified population. Opinion words need an operational definition before measurement.</w:t>
+      </w:r>
+    </w:p>
+    <w:p>
+      <w:pPr>
+        <w:pStyle w:val="Heading3"/>
+      </w:pPr>
+      <w:r>
         <w:t>What this example does not establish</w:t>
       </w:r>
     </w:p>
     <w:p>
-      <w:r>
+      <w:pPr>
+        <w:pStyle w:val="Heading3"/>
+      </w:pPr>
+      <w:r>
+        <w:t>Keep the stated limit</w:t>
+      </w:r>
+    </w:p>
+    <w:p>
+      <w:pPr>
+        <w:spacing w:line="336" w:lineRule="auto" w:after="180"/>
+        <w:shd w:fill="FFF5E6"/>
+      </w:pPr>
+      <w:r>
+        <w:rPr>
+          <w:b w:val="0"/>
+        </w:rPr>
         <w:t>This fictional study does not establish effects on children or general classroom learning.</w:t>
       </w:r>
     </w:p>
     <w:p>
-      <w:r>
-        <w:t>Read the labelled picture: Which proposed diagram question has a measurable outcome? Name its versions, six-case denominator and fixed scoring, then explain why giving only B easier tasks spoils the comparison.</w:t>
-      </w:r>
-    </w:p>
-    <w:p>
-      <w:r>
+      <w:pPr>
+        <w:pStyle w:val="Heading3"/>
+      </w:pPr>
+      <w:r>
+        <w:t>Keep the stated limit</w:t>
+      </w:r>
+    </w:p>
+    <w:p>
+      <w:pPr>
+        <w:spacing w:line="336" w:lineRule="auto" w:after="180"/>
+        <w:shd w:fill="FFF5E6"/>
+      </w:pPr>
+      <w:r>
+        <w:rPr>
+          <w:b w:val="0"/>
+        </w:rPr>
+        <w:t xml:space="preserve">Read the labelled picture: Which proposed diagram question has a measurable </w:t>
+      </w:r>
+      <w:r>
+        <w:rPr>
+          <w:b/>
+        </w:rPr>
+        <w:t>outcome</w:t>
+      </w:r>
+      <w:r>
+        <w:rPr>
+          <w:b w:val="0"/>
+        </w:rPr>
+        <w:t>? Name its versions, six-case denominator and fixed scoring, then explain why giving only B easier tasks spoils the comparison.</w:t>
+      </w:r>
+    </w:p>
+    <w:p>
+      <w:pPr>
+        <w:pStyle w:val="Heading3"/>
+      </w:pPr>
+      <w:r>
+        <w:t>Keep the stated limit</w:t>
+      </w:r>
+    </w:p>
+    <w:p>
+      <w:pPr>
+        <w:spacing w:line="336" w:lineRule="auto" w:after="180"/>
+        <w:shd w:fill="FFF5E6"/>
+      </w:pPr>
+      <w:r>
+        <w:rPr>
+          <w:b w:val="0"/>
+        </w:rPr>
         <w:t>Change one thing: Replace the six tasks with six easier tasks only for B. Predict the result before checking the explanation. What remains the same?</w:t>
       </w:r>
     </w:p>
@@ -789,12 +1413,30 @@
     </w:p>
     <w:p>
       <w:r>
-        <w:t>A measurable narrow question is not evidence of its answer.</w:t>
-      </w:r>
-    </w:p>
-    <w:p>
-      <w:r>
-        <w:t>A useful check asks what would make the reasoning fail. Distinguish a failure to execute the declared procedure from a weakness in the procedure itself. The first may require a correction; the second requires an explicitly revised method and new evidence. Preserve unsuccessful cases so an improved result cannot hide the original problem.</w:t>
+        <w:t>Find the unsupported step in the A question that evidence can answer claim and explain a repair using the supplied evidence.</w:t>
+      </w:r>
+    </w:p>
+    <w:p>
+      <w:pPr>
+        <w:spacing w:line="336" w:lineRule="auto" w:after="180"/>
+      </w:pPr>
+      <w:r>
+        <w:rPr>
+          <w:b w:val="0"/>
+        </w:rPr>
+        <w:t xml:space="preserve">A measurable narrow question is not </w:t>
+      </w:r>
+      <w:r>
+        <w:rPr>
+          <w:b/>
+        </w:rPr>
+        <w:t>evidence</w:t>
+      </w:r>
+      <w:r>
+        <w:rPr>
+          <w:b w:val="0"/>
+        </w:rPr>
+        <w:t xml:space="preserve"> of its answer.</w:t>
       </w:r>
     </w:p>
     <w:p>
@@ -802,6 +1444,50 @@
         <w:pStyle w:val="Heading3"/>
       </w:pPr>
       <w:r>
+        <w:t>Check the claim against the facts</w:t>
+      </w:r>
+    </w:p>
+    <w:p>
+      <w:pPr>
+        <w:spacing w:line="336" w:lineRule="auto" w:after="180"/>
+        <w:shd w:fill="FFF5E6"/>
+      </w:pPr>
+      <w:r>
+        <w:rPr>
+          <w:b w:val="0"/>
+        </w:rPr>
+        <w:t>A useful check asks what would make the reasoning fail. Distinguish a failure to execute the declared procedure from a weakness in the procedure itself.</w:t>
+      </w:r>
+    </w:p>
+    <w:p>
+      <w:pPr>
+        <w:spacing w:line="336" w:lineRule="auto" w:after="180"/>
+        <w:shd w:fill="FFF5E6"/>
+      </w:pPr>
+      <w:r>
+        <w:rPr>
+          <w:b w:val="0"/>
+        </w:rPr>
+        <w:t xml:space="preserve">The first may require a correction; the second requires an explicitly revised method and new </w:t>
+      </w:r>
+      <w:r>
+        <w:rPr>
+          <w:b/>
+        </w:rPr>
+        <w:t>evidence</w:t>
+      </w:r>
+      <w:r>
+        <w:rPr>
+          <w:b w:val="0"/>
+        </w:rPr>
+        <w:t>. Preserve unsuccessful cases so an improved result cannot hide the original problem.</w:t>
+      </w:r>
+    </w:p>
+    <w:p>
+      <w:pPr>
+        <w:pStyle w:val="Heading3"/>
+      </w:pPr>
+      <w:r>
         <w:t>Guided: restate the worked result, then name the assumption or limitation that prevents a broader conclusion.</w:t>
       </w:r>
     </w:p>
@@ -839,8 +1525,26 @@
       </w:r>
     </w:p>
     <w:p>
-      <w:r>
-        <w:t>A report omits this qualification: A measurable narrow question is not evidence of its answer. Explain how omitting it could change a reader's interpretation, and write an accurate replacement.</w:t>
+      <w:pPr>
+        <w:spacing w:line="336" w:lineRule="auto" w:after="180"/>
+      </w:pPr>
+      <w:r>
+        <w:rPr>
+          <w:b w:val="0"/>
+        </w:rPr>
+        <w:t xml:space="preserve">A report omits this qualification: A measurable narrow question is not </w:t>
+      </w:r>
+      <w:r>
+        <w:rPr>
+          <w:b/>
+        </w:rPr>
+        <w:t>evidence</w:t>
+      </w:r>
+      <w:r>
+        <w:rPr>
+          <w:b w:val="0"/>
+        </w:rPr>
+        <w:t xml:space="preserve"> of its answer. Explain how omitting it could change a reader's interpretation, and write an accurate replacement.</w:t>
       </w:r>
     </w:p>
     <w:p>
@@ -891,7 +1595,54 @@
     </w:p>
     <w:p>
       <w:r>
-        <w:t>Explain the weekly mechanism in your own words. Use the worked scenario to name its input, decision rule and output.</w:t>
+        <w:t>Practise A question that evidence can answer with support, then explain the deciding step in your own words.</w:t>
+      </w:r>
+    </w:p>
+    <w:p>
+      <w:pPr>
+        <w:spacing w:line="336" w:lineRule="auto" w:after="180"/>
+      </w:pPr>
+      <w:r>
+        <w:rPr>
+          <w:b w:val="0"/>
+        </w:rPr>
+        <w:t xml:space="preserve">Explain the weekly </w:t>
+      </w:r>
+      <w:r>
+        <w:rPr>
+          <w:b/>
+        </w:rPr>
+        <w:t>mechanism</w:t>
+      </w:r>
+      <w:r>
+        <w:rPr>
+          <w:b w:val="0"/>
+        </w:rPr>
+        <w:t xml:space="preserve"> in your own words. Use the worked scenario to name its </w:t>
+      </w:r>
+      <w:r>
+        <w:rPr>
+          <w:b/>
+        </w:rPr>
+        <w:t>input</w:t>
+      </w:r>
+      <w:r>
+        <w:rPr>
+          <w:b w:val="0"/>
+        </w:rPr>
+        <w:t xml:space="preserve">, decision rule and </w:t>
+      </w:r>
+      <w:r>
+        <w:rPr>
+          <w:b/>
+        </w:rPr>
+        <w:t>output</w:t>
+      </w:r>
+      <w:r>
+        <w:rPr>
+          <w:b w:val="0"/>
+        </w:rPr>
+        <w:t>.</w:t>
       </w:r>
     </w:p>
     <w:p>
@@ -964,8 +1715,38 @@
       </w:r>
     </w:p>
     <w:p>
-      <w:r>
-        <w:t>Use workbook W2 for the connected example “A question that evidence can answer”. First fill the input and rule boxes. Try the middle steps before asking for a hint. After a hint, try the next step yourself.</w:t>
+      <w:pPr>
+        <w:spacing w:line="336" w:lineRule="auto" w:after="180"/>
+      </w:pPr>
+      <w:r>
+        <w:rPr>
+          <w:b w:val="0"/>
+        </w:rPr>
+        <w:t xml:space="preserve">Use workbook W2 for the connected example “A question that </w:t>
+      </w:r>
+      <w:r>
+        <w:rPr>
+          <w:b/>
+        </w:rPr>
+        <w:t>evidence</w:t>
+      </w:r>
+      <w:r>
+        <w:rPr>
+          <w:b w:val="0"/>
+        </w:rPr>
+        <w:t xml:space="preserve"> can answer”. First fill the </w:t>
+      </w:r>
+      <w:r>
+        <w:rPr>
+          <w:b/>
+        </w:rPr>
+        <w:t>input</w:t>
+      </w:r>
+      <w:r>
+        <w:rPr>
+          <w:b w:val="0"/>
+        </w:rPr>
+        <w:t xml:space="preserve"> and rule boxes. Try the middle steps before asking for a hint. After a hint, try the next step yourself.</w:t>
       </w:r>
     </w:p>
     <w:tbl>
@@ -1048,7 +1829,13 @@
       </w:tr>
     </w:tbl>
     <w:p>
-      <w:r>
+      <w:pPr>
+        <w:spacing w:line="336" w:lineRule="auto" w:after="180"/>
+      </w:pPr>
+      <w:r>
+        <w:rPr>
+          <w:b w:val="0"/>
+        </w:rPr>
         <w:t>Explain your trace to a partner. Your partner points to one step to check. Swap roles on the next case. Each person writes their own explanation.</w:t>
       </w:r>
     </w:p>
@@ -1061,12 +1848,47 @@
       </w:r>
     </w:p>
     <w:p>
-      <w:r>
-        <w:t>Use the worked case for A question that evidence can answer. Proposed explanation: “The worked result establishes every future case”. Decide whether this explanation is supported. Point to the step or supplied fact that decides; explain your repair if needed.</w:t>
-      </w:r>
-    </w:p>
-    <w:p>
-      <w:r>
+      <w:pPr>
+        <w:spacing w:line="336" w:lineRule="auto" w:after="180"/>
+      </w:pPr>
+      <w:r>
+        <w:rPr>
+          <w:b w:val="0"/>
+        </w:rPr>
+        <w:t xml:space="preserve">Use the worked case for A question that </w:t>
+      </w:r>
+      <w:r>
+        <w:rPr>
+          <w:b/>
+        </w:rPr>
+        <w:t>evidence</w:t>
+      </w:r>
+      <w:r>
+        <w:rPr>
+          <w:b w:val="0"/>
+        </w:rPr>
+        <w:t xml:space="preserve"> can answer. Proposed explanation: “The worked result establishes every future case”. Decide whether this explanation is supported.</w:t>
+      </w:r>
+    </w:p>
+    <w:p>
+      <w:pPr>
+        <w:spacing w:line="336" w:lineRule="auto" w:after="180"/>
+      </w:pPr>
+      <w:r>
+        <w:rPr>
+          <w:b w:val="0"/>
+        </w:rPr>
+        <w:t>Point to the step or supplied fact that decides; explain your repair if needed.</w:t>
+      </w:r>
+    </w:p>
+    <w:p>
+      <w:pPr>
+        <w:spacing w:line="336" w:lineRule="auto" w:after="180"/>
+      </w:pPr>
+      <w:r>
+        <w:rPr>
+          <w:b w:val="0"/>
+        </w:rPr>
         <w:t>Answer on your own before discussion. If you are unsure, say which step you need help with.</w:t>
       </w:r>
     </w:p>
@@ -1079,8 +1901,26 @@
       </w:r>
     </w:p>
     <w:p>
-      <w:r>
-        <w:t>Which proposed diagram question has a measurable outcome? Name its versions, six-case denominator and fixed scoring, then explain why giving only B easier tasks spoils the comparison.</w:t>
+      <w:pPr>
+        <w:spacing w:line="336" w:lineRule="auto" w:after="180"/>
+      </w:pPr>
+      <w:r>
+        <w:rPr>
+          <w:b w:val="0"/>
+        </w:rPr>
+        <w:t xml:space="preserve">Which proposed diagram question has a measurable </w:t>
+      </w:r>
+      <w:r>
+        <w:rPr>
+          <w:b/>
+        </w:rPr>
+        <w:t>outcome</w:t>
+      </w:r>
+      <w:r>
+        <w:rPr>
+          <w:b w:val="0"/>
+        </w:rPr>
+        <w:t>? Name its versions, six-case denominator and fixed scoring, then explain why giving only B easier tasks spoils the comparison.</w:t>
       </w:r>
     </w:p>
     <w:p>
@@ -1112,7 +1952,13 @@
       </w:r>
     </w:p>
     <w:p>
-      <w:r>
+      <w:pPr>
+        <w:spacing w:line="336" w:lineRule="auto" w:after="180"/>
+      </w:pPr>
+      <w:r>
+        <w:rPr>
+          <w:b w:val="0"/>
+        </w:rPr>
         <w:t>This is supported practice. Keep the separately named independent case for an attempt before feedback.</w:t>
       </w:r>
     </w:p>
@@ -1125,6 +1971,11 @@
       </w:r>
     </w:p>
     <w:p>
+      <w:r>
+        <w:t>Investigate A question that evidence can answer. Record the prediction, actual observation or labelled paper trace, explanation and next test separately.</w:t>
+      </w:r>
+    </w:p>
+    <w:p>
       <w:pPr>
         <w:pStyle w:val="Heading3"/>
       </w:pPr>
@@ -1133,8 +1984,26 @@
       </w:r>
     </w:p>
     <w:p>
-      <w:r>
-        <w:t>Proposal says prove AI is useful; available records are retrieval results for five room queries. Show the intermediate steps and give the conclusion with its scope.</w:t>
+      <w:pPr>
+        <w:spacing w:line="336" w:lineRule="auto" w:after="180"/>
+      </w:pPr>
+      <w:r>
+        <w:rPr>
+          <w:b w:val="0"/>
+        </w:rPr>
+        <w:t xml:space="preserve">Proposal says prove AI is useful; available records are retrieval results for five room queries. Show the intermediate steps and give the conclusion with its </w:t>
+      </w:r>
+      <w:r>
+        <w:rPr>
+          <w:b/>
+        </w:rPr>
+        <w:t>scope</w:t>
+      </w:r>
+      <w:r>
+        <w:rPr>
+          <w:b w:val="0"/>
+        </w:rPr>
+        <w:t>.</w:t>
       </w:r>
     </w:p>
     <w:tbl>
@@ -1274,7 +2143,13 @@
       </w:tr>
     </w:tbl>
     <w:p>
-      <w:r>
+      <w:pPr>
+        <w:spacing w:line="336" w:lineRule="auto" w:after="180"/>
+      </w:pPr>
+      <w:r>
+        <w:rPr>
+          <w:b w:val="0"/>
+        </w:rPr>
         <w:t>On paper, trace the supplied procedure. If code is provided, predict before running it in a local practice file. Never write an expected answer as though it were an observed run.</w:t>
       </w:r>
     </w:p>
@@ -1287,7 +2162,13 @@
       </w:r>
     </w:p>
     <w:p>
-      <w:r>
+      <w:pPr>
+        <w:spacing w:line="336" w:lineRule="auto" w:after="180"/>
+      </w:pPr>
+      <w:r>
+        <w:rPr>
+          <w:b w:val="0"/>
+        </w:rPr>
         <w:t>Before trying: what do I expect, and why? While trying: which step could first go wrong? Afterwards: what did I actually observe, and what should change? Keep “not run” if you only traced the procedure.</w:t>
       </w:r>
     </w:p>
@@ -1300,6 +2181,11 @@
       </w:r>
     </w:p>
     <w:p>
+      <w:r>
+        <w:t>Move from recall to tracing, diagnosis and transfer in A question that evidence can answer. Explain why each step is justified.</w:t>
+      </w:r>
+    </w:p>
+    <w:p>
       <w:pPr>
         <w:pStyle w:val="Heading3"/>
       </w:pPr>
@@ -1308,18 +2194,107 @@
       </w:r>
     </w:p>
     <w:p>
-      <w:r>
-        <w:t>Explain the weekly mechanism in your own words. Use the worked scenario to name its input, decision rule and output.</w:t>
-      </w:r>
-    </w:p>
-    <w:p>
-      <w:r>
-        <w:t>A report omits this qualification: A measurable narrow question is not evidence of its answer. Explain how omitting it could change a reader's interpretation, and write an accurate replacement.</w:t>
-      </w:r>
-    </w:p>
-    <w:p>
-      <w:r>
-        <w:t>For the worked scenario, propose one additional case that could reveal a failure, describe its expected outcome before running it, and explain what would need to remain fixed for a fair comparison. Do not reuse W4 as a new final test after receiving feedback.</w:t>
+      <w:pPr>
+        <w:spacing w:line="336" w:lineRule="auto" w:after="180"/>
+      </w:pPr>
+      <w:r>
+        <w:rPr>
+          <w:b w:val="0"/>
+        </w:rPr>
+        <w:t xml:space="preserve">Explain the weekly </w:t>
+      </w:r>
+      <w:r>
+        <w:rPr>
+          <w:b/>
+        </w:rPr>
+        <w:t>mechanism</w:t>
+      </w:r>
+      <w:r>
+        <w:rPr>
+          <w:b w:val="0"/>
+        </w:rPr>
+        <w:t xml:space="preserve"> in your own words. Use the worked scenario to name its </w:t>
+      </w:r>
+      <w:r>
+        <w:rPr>
+          <w:b/>
+        </w:rPr>
+        <w:t>input</w:t>
+      </w:r>
+      <w:r>
+        <w:rPr>
+          <w:b w:val="0"/>
+        </w:rPr>
+        <w:t xml:space="preserve">, decision rule and </w:t>
+      </w:r>
+      <w:r>
+        <w:rPr>
+          <w:b/>
+        </w:rPr>
+        <w:t>output</w:t>
+      </w:r>
+      <w:r>
+        <w:rPr>
+          <w:b w:val="0"/>
+        </w:rPr>
+        <w:t>.</w:t>
+      </w:r>
+    </w:p>
+    <w:p>
+      <w:pPr>
+        <w:spacing w:line="336" w:lineRule="auto" w:after="180"/>
+      </w:pPr>
+      <w:r>
+        <w:rPr>
+          <w:b w:val="0"/>
+        </w:rPr>
+        <w:t xml:space="preserve">A report omits this qualification: A measurable narrow question is not </w:t>
+      </w:r>
+      <w:r>
+        <w:rPr>
+          <w:b/>
+        </w:rPr>
+        <w:t>evidence</w:t>
+      </w:r>
+      <w:r>
+        <w:rPr>
+          <w:b w:val="0"/>
+        </w:rPr>
+        <w:t xml:space="preserve"> of its answer. Explain how omitting it could change a reader's interpretation, and write an accurate replacement.</w:t>
+      </w:r>
+    </w:p>
+    <w:p>
+      <w:pPr>
+        <w:spacing w:line="336" w:lineRule="auto" w:after="180"/>
+      </w:pPr>
+      <w:r>
+        <w:rPr>
+          <w:b w:val="0"/>
+        </w:rPr>
+        <w:t xml:space="preserve">For the worked scenario, propose one additional case that could reveal a failure, describe its expected </w:t>
+      </w:r>
+      <w:r>
+        <w:rPr>
+          <w:b/>
+        </w:rPr>
+        <w:t>outcome</w:t>
+      </w:r>
+      <w:r>
+        <w:rPr>
+          <w:b w:val="0"/>
+        </w:rPr>
+        <w:t xml:space="preserve"> before running it, and explain what would need to remain fixed for a fair comparison.</w:t>
+      </w:r>
+    </w:p>
+    <w:p>
+      <w:pPr>
+        <w:spacing w:line="336" w:lineRule="auto" w:after="180"/>
+      </w:pPr>
+      <w:r>
+        <w:rPr>
+          <w:b w:val="0"/>
+        </w:rPr>
+        <w:t>Do not reuse W4 as a new final test after receiving feedback.</w:t>
       </w:r>
     </w:p>
     <w:p>
@@ -1365,7 +2340,101 @@
     </w:p>
     <w:p>
       <w:r>
-        <w:t>Add a labelled a question that evidence can answer evidence sheet to Reproducible AI Research Study. Show how you can explain the mechanism and terminology of a question that evidence can answer. Use the supplied fictional case and keep its inputs, intermediate steps, calculation or prediction, and limitation. Connect this record to last week’s record; a matching answer without a trace is insufficient.</w:t>
+        <w:t>Apply this week’s idea to Reproducible AI Research Study. Keep an annotated decision and the evidence supporting it.</w:t>
+      </w:r>
+    </w:p>
+    <w:p>
+      <w:pPr>
+        <w:spacing w:line="336" w:lineRule="auto" w:after="180"/>
+      </w:pPr>
+      <w:r>
+        <w:rPr>
+          <w:b w:val="0"/>
+        </w:rPr>
+        <w:t xml:space="preserve">Add a labelled a question that </w:t>
+      </w:r>
+      <w:r>
+        <w:rPr>
+          <w:b/>
+        </w:rPr>
+        <w:t>evidence</w:t>
+      </w:r>
+      <w:r>
+        <w:rPr>
+          <w:b w:val="0"/>
+        </w:rPr>
+        <w:t xml:space="preserve"> can answer </w:t>
+      </w:r>
+      <w:r>
+        <w:rPr>
+          <w:b/>
+        </w:rPr>
+        <w:t>evidence</w:t>
+      </w:r>
+      <w:r>
+        <w:rPr>
+          <w:b w:val="0"/>
+        </w:rPr>
+        <w:t xml:space="preserve"> sheet to Reproducible AI Research Study. Show how you can explain the </w:t>
+      </w:r>
+      <w:r>
+        <w:rPr>
+          <w:b/>
+        </w:rPr>
+        <w:t>mechanism</w:t>
+      </w:r>
+      <w:r>
+        <w:rPr>
+          <w:b w:val="0"/>
+        </w:rPr>
+        <w:t xml:space="preserve"> and terminology of a question that </w:t>
+      </w:r>
+      <w:r>
+        <w:rPr>
+          <w:b/>
+        </w:rPr>
+        <w:t>evidence</w:t>
+      </w:r>
+      <w:r>
+        <w:rPr>
+          <w:b w:val="0"/>
+        </w:rPr>
+        <w:t xml:space="preserve"> can answer.</w:t>
+      </w:r>
+    </w:p>
+    <w:p>
+      <w:pPr>
+        <w:spacing w:line="336" w:lineRule="auto" w:after="180"/>
+      </w:pPr>
+      <w:r>
+        <w:rPr>
+          <w:b w:val="0"/>
+        </w:rPr>
+        <w:t xml:space="preserve">Use the supplied fictional case and keep its </w:t>
+      </w:r>
+      <w:r>
+        <w:rPr>
+          <w:b/>
+        </w:rPr>
+        <w:t>input</w:t>
+      </w:r>
+      <w:r>
+        <w:rPr>
+          <w:b w:val="0"/>
+        </w:rPr>
+        <w:t xml:space="preserve">s, intermediate steps, calculation or </w:t>
+      </w:r>
+      <w:r>
+        <w:rPr>
+          <w:b/>
+        </w:rPr>
+        <w:t>prediction</w:t>
+      </w:r>
+      <w:r>
+        <w:rPr>
+          <w:b w:val="0"/>
+        </w:rPr>
+        <w:t>, and limitation. Connect this record to last week’s record; a matching answer without a trace is insufficient.</w:t>
       </w:r>
     </w:p>
     <w:tbl>
@@ -1493,7 +2562,13 @@
       </w:r>
     </w:p>
     <w:p>
-      <w:r>
+      <w:pPr>
+        <w:spacing w:line="336" w:lineRule="auto" w:after="180"/>
+      </w:pPr>
+      <w:r>
+        <w:rPr>
+          <w:b w:val="0"/>
+        </w:rPr>
         <w:t>For the Reproducible AI Research Study, retain an annotated worked trace and the changed-case reasoning. Connect the claim to its records, units and assumptions so another investigator can challenge or reproduce it.</w:t>
       </w:r>
     </w:p>
@@ -1507,7 +2582,41 @@
     </w:p>
     <w:p>
       <w:r>
-        <w:t>Complete the supported workbook tasks before attempting W4 independently. Record any hints or help used. After feedback, use the teacher's fresh retry rather than copying the earlier answer. For a project, select a relevant new case, predict the outcome from the declared rule and preserve the result alongside any revision.</w:t>
+        <w:t>Use a genuinely new case for independent evidence. Previously discussed examples remain practice; use the separately named independent case before feedback.</w:t>
+      </w:r>
+    </w:p>
+    <w:p>
+      <w:pPr>
+        <w:spacing w:line="336" w:lineRule="auto" w:after="180"/>
+      </w:pPr>
+      <w:r>
+        <w:rPr>
+          <w:b w:val="0"/>
+        </w:rPr>
+        <w:t>Complete the supported workbook tasks before attempting W4 independently. Record any hints or help used. After feedback, use the teacher's fresh retry rather than copying the earlier answer.</w:t>
+      </w:r>
+    </w:p>
+    <w:p>
+      <w:pPr>
+        <w:spacing w:line="336" w:lineRule="auto" w:after="180"/>
+      </w:pPr>
+      <w:r>
+        <w:rPr>
+          <w:b w:val="0"/>
+        </w:rPr>
+        <w:t xml:space="preserve">For a project, select a relevant new case, predict the </w:t>
+      </w:r>
+      <w:r>
+        <w:rPr>
+          <w:b/>
+        </w:rPr>
+        <w:t>outcome</w:t>
+      </w:r>
+      <w:r>
+        <w:rPr>
+          <w:b w:val="0"/>
+        </w:rPr>
+        <w:t xml:space="preserve"> from the declared rule and preserve the result alongside any revision.</w:t>
       </w:r>
     </w:p>
     <w:p>
@@ -1544,8 +2653,37 @@
       </w:r>
     </w:p>
     <w:p>
-      <w:r>
-        <w:t>For the worked scenario, propose one additional case that could reveal a failure, describe its expected outcome before running it, and explain what would need to remain fixed for a fair comparison. Do not reuse W4 as a new final test after receiving feedback.</w:t>
+      <w:pPr>
+        <w:spacing w:line="336" w:lineRule="auto" w:after="180"/>
+      </w:pPr>
+      <w:r>
+        <w:rPr>
+          <w:b w:val="0"/>
+        </w:rPr>
+        <w:t xml:space="preserve">For the worked scenario, propose one additional case that could reveal a failure, describe its expected </w:t>
+      </w:r>
+      <w:r>
+        <w:rPr>
+          <w:b/>
+        </w:rPr>
+        <w:t>outcome</w:t>
+      </w:r>
+      <w:r>
+        <w:rPr>
+          <w:b w:val="0"/>
+        </w:rPr>
+        <w:t xml:space="preserve"> before running it, and explain what would need to remain fixed for a fair comparison.</w:t>
+      </w:r>
+    </w:p>
+    <w:p>
+      <w:pPr>
+        <w:spacing w:line="336" w:lineRule="auto" w:after="180"/>
+      </w:pPr>
+      <w:r>
+        <w:rPr>
+          <w:b w:val="0"/>
+        </w:rPr>
+        <w:t>Do not reuse W4 as a new final test after receiving feedback.</w:t>
       </w:r>
     </w:p>
     <w:p>
@@ -1582,6 +2720,11 @@
       </w:pPr>
       <w:r>
         <w:t>13. Study a complete case</w:t>
+      </w:r>
+    </w:p>
+    <w:p>
+      <w:r>
+        <w:t>Revisit the complete A question that evidence can answer case for supported practice. Repeated examples do not become fresh assessments.</w:t>
       </w:r>
     </w:p>
     <w:p>
@@ -1685,8 +2828,26 @@
       </w:r>
     </w:p>
     <w:p>
-      <w:r>
-        <w:t>Follow the input through the stated procedure to its result. Cover the result first, predict it, then explain every intermediate step. The text/table accompanies the figure so the example can be read without colour.</w:t>
+      <w:pPr>
+        <w:spacing w:line="336" w:lineRule="auto" w:after="180"/>
+      </w:pPr>
+      <w:r>
+        <w:rPr>
+          <w:b w:val="0"/>
+        </w:rPr>
+        <w:t xml:space="preserve">Follow the </w:t>
+      </w:r>
+      <w:r>
+        <w:rPr>
+          <w:b/>
+        </w:rPr>
+        <w:t>input</w:t>
+      </w:r>
+      <w:r>
+        <w:rPr>
+          <w:b w:val="0"/>
+        </w:rPr>
+        <w:t xml:space="preserve"> through the stated procedure to its result. Cover the result first, predict it, then explain every intermediate step. The text/table accompanies the figure so the example can be read without colour.</w:t>
       </w:r>
     </w:p>
     <w:p>
@@ -1736,6 +2897,11 @@
       </w:r>
     </w:p>
     <w:p>
+      <w:r>
+        <w:t>Attempt the reserved new case before feedback. Record support; the earlier examples below remain additional practice.</w:t>
+      </w:r>
+    </w:p>
+    <w:p>
       <w:pPr>
         <w:pStyle w:val="Heading3"/>
       </w:pPr>
@@ -1744,7 +2910,13 @@
       </w:r>
     </w:p>
     <w:p>
-      <w:r>
+      <w:pPr>
+        <w:spacing w:line="336" w:lineRule="auto" w:after="180"/>
+      </w:pPr>
+      <w:r>
+        <w:rPr>
+          <w:b w:val="0"/>
+        </w:rPr>
         <w:t>You have response times and correctness for two lookup procedures on ten fictional requests. Write a bounded question and one missing detail.</w:t>
       </w:r>
     </w:p>
@@ -1792,7 +2964,13 @@
       </w:r>
     </w:p>
     <w:p>
-      <w:r>
+      <w:pPr>
+        <w:spacing w:line="336" w:lineRule="auto" w:after="180"/>
+      </w:pPr>
+      <w:r>
+        <w:rPr>
+          <w:b w:val="0"/>
+        </w:rPr>
         <w:t>Attempt this case before feedback. Record any help. Earlier examples below are further practice; a case already practised with feedback cannot establish fresh transfer.</w:t>
       </w:r>
     </w:p>
@@ -1805,7 +2983,13 @@
       </w:r>
     </w:p>
     <w:p>
-      <w:r>
+      <w:pPr>
+        <w:spacing w:line="336" w:lineRule="auto" w:after="180"/>
+      </w:pPr>
+      <w:r>
+        <w:rPr>
+          <w:b w:val="0"/>
+        </w:rPr>
         <w:t>You have response times and correctness for two lookup procedures on ten fictional requests. Write a bounded question and one missing detail.</w:t>
       </w:r>
     </w:p>
@@ -1858,7 +3042,13 @@
       </w:r>
     </w:p>
     <w:p>
-      <w:r>
+      <w:pPr>
+        <w:spacing w:line="336" w:lineRule="auto" w:after="180"/>
+      </w:pPr>
+      <w:r>
+        <w:rPr>
+          <w:b w:val="0"/>
+        </w:rPr>
         <w:t>Record support used: none, hint or teacher explanation. After feedback, a different case is needed to demonstrate independence.</w:t>
       </w:r>
     </w:p>
@@ -1871,8 +3061,25 @@
       </w:r>
     </w:p>
     <w:p>
-      <w:r>
-        <w:t>Attempt the independent case before hints. Record whether you worked alone, used a hint or followed a model. After feedback, fix the first unsupported step and explain why it changed. A later check uses a changed case, not a copied answer.</w:t>
+      <w:pPr>
+        <w:spacing w:line="336" w:lineRule="auto" w:after="180"/>
+      </w:pPr>
+      <w:r>
+        <w:rPr>
+          <w:b w:val="0"/>
+        </w:rPr>
+        <w:t>Attempt the independent case before hints. Record whether you worked alone, used a hint or followed a model. After feedback, fix the first unsupported step and explain why it changed.</w:t>
+      </w:r>
+    </w:p>
+    <w:p>
+      <w:pPr>
+        <w:spacing w:line="336" w:lineRule="auto" w:after="180"/>
+      </w:pPr>
+      <w:r>
+        <w:rPr>
+          <w:b w:val="0"/>
+        </w:rPr>
+        <w:t>A later check uses a changed case, not a copied answer.</w:t>
       </w:r>
     </w:p>
     <w:p>
@@ -1885,6 +3092,17 @@
     </w:p>
     <w:p>
       <w:r>
+        <w:t>Use this map to navigate A question that evidence can answer, connect the goals to tasks and keep one evidence record for each attempt.</w:t>
+      </w:r>
+    </w:p>
+    <w:p>
+      <w:pPr>
+        <w:spacing w:line="336" w:lineRule="auto" w:after="180"/>
+      </w:pPr>
+      <w:r>
+        <w:rPr>
+          <w:b w:val="0"/>
+        </w:rPr>
         <w:t>Start with this question: A question with a measurable answer. A team wants to know whether giving a diagram changes accuracy on six fixed plant-identification tasks.</w:t>
       </w:r>
     </w:p>
@@ -1991,13 +3209,61 @@
       </w:tr>
     </w:tbl>
     <w:p>
-      <w:r>
-        <w:t>Remember → watch and explain → try with help → investigate → try independently → keep project evidence. Your teacher may spread this lesson across several classes.</w:t>
-      </w:r>
-    </w:p>
-    <w:p>
-      <w:r>
-        <w:t>Keep your first prediction. Compare it with what the evidence shows and explain any change.</w:t>
+      <w:pPr>
+        <w:spacing w:line="336" w:lineRule="auto" w:after="180"/>
+      </w:pPr>
+      <w:r>
+        <w:rPr>
+          <w:b w:val="0"/>
+        </w:rPr>
+        <w:t xml:space="preserve">Remember → watch and explain → try with help → investigate → try independently → keep project </w:t>
+      </w:r>
+      <w:r>
+        <w:rPr>
+          <w:b/>
+        </w:rPr>
+        <w:t>evidence</w:t>
+      </w:r>
+      <w:r>
+        <w:rPr>
+          <w:b w:val="0"/>
+        </w:rPr>
+        <w:t>. Your teacher may spread this lesson across several classes.</w:t>
+      </w:r>
+    </w:p>
+    <w:p>
+      <w:pPr>
+        <w:spacing w:line="336" w:lineRule="auto" w:after="180"/>
+      </w:pPr>
+      <w:r>
+        <w:rPr>
+          <w:b w:val="0"/>
+        </w:rPr>
+        <w:t xml:space="preserve">Keep your first </w:t>
+      </w:r>
+      <w:r>
+        <w:rPr>
+          <w:b/>
+        </w:rPr>
+        <w:t>prediction</w:t>
+      </w:r>
+      <w:r>
+        <w:rPr>
+          <w:b w:val="0"/>
+        </w:rPr>
+        <w:t xml:space="preserve">. Compare it with what the </w:t>
+      </w:r>
+      <w:r>
+        <w:rPr>
+          <w:b/>
+        </w:rPr>
+        <w:t>evidence</w:t>
+      </w:r>
+      <w:r>
+        <w:rPr>
+          <w:b w:val="0"/>
+        </w:rPr>
+        <w:t xml:space="preserve"> shows and explain any change.</w:t>
       </w:r>
     </w:p>
     <w:p>
@@ -2010,7 +3276,42 @@
     </w:p>
     <w:p>
       <w:r>
-        <w:t>Close your notes. Explain this goal in your own words: Explain the mechanism and terminology of a question that evidence can answer</w:t>
+        <w:t>Explain A question that evidence can answer without notes, identify a remaining question and plan a later check with a changed case.</w:t>
+      </w:r>
+    </w:p>
+    <w:p>
+      <w:pPr>
+        <w:spacing w:line="336" w:lineRule="auto" w:after="180"/>
+      </w:pPr>
+      <w:r>
+        <w:rPr>
+          <w:b w:val="0"/>
+        </w:rPr>
+        <w:t xml:space="preserve">Close your notes. Explain this goal in your own words: Explain the </w:t>
+      </w:r>
+      <w:r>
+        <w:rPr>
+          <w:b/>
+        </w:rPr>
+        <w:t>mechanism</w:t>
+      </w:r>
+      <w:r>
+        <w:rPr>
+          <w:b w:val="0"/>
+        </w:rPr>
+        <w:t xml:space="preserve"> and terminology of a question that </w:t>
+      </w:r>
+      <w:r>
+        <w:rPr>
+          <w:b/>
+        </w:rPr>
+        <w:t>evidence</w:t>
+      </w:r>
+      <w:r>
+        <w:rPr>
+          <w:b w:val="0"/>
+        </w:rPr>
+        <w:t xml:space="preserve"> can answer</w:t>
       </w:r>
     </w:p>
     <w:p>
@@ -2047,13 +3348,61 @@
       </w:r>
     </w:p>
     <w:p>
-      <w:r>
-        <w:t>If you are unsure, return to the worked picture and explain one arrow. If you are ready, change an input or assumption and justify your prediction.</w:t>
-      </w:r>
-    </w:p>
-    <w:p>
-      <w:r>
-        <w:t>Save your workbook evidence. At the next review, try a different case before opening your old answer.</w:t>
+      <w:pPr>
+        <w:spacing w:line="336" w:lineRule="auto" w:after="180"/>
+      </w:pPr>
+      <w:r>
+        <w:rPr>
+          <w:b w:val="0"/>
+        </w:rPr>
+        <w:t xml:space="preserve">If you are unsure, return to the worked picture and explain one arrow. If you are ready, change an </w:t>
+      </w:r>
+      <w:r>
+        <w:rPr>
+          <w:b/>
+        </w:rPr>
+        <w:t>input</w:t>
+      </w:r>
+      <w:r>
+        <w:rPr>
+          <w:b w:val="0"/>
+        </w:rPr>
+        <w:t xml:space="preserve"> or assumption and justify your </w:t>
+      </w:r>
+      <w:r>
+        <w:rPr>
+          <w:b/>
+        </w:rPr>
+        <w:t>prediction</w:t>
+      </w:r>
+      <w:r>
+        <w:rPr>
+          <w:b w:val="0"/>
+        </w:rPr>
+        <w:t>.</w:t>
+      </w:r>
+    </w:p>
+    <w:p>
+      <w:pPr>
+        <w:spacing w:line="336" w:lineRule="auto" w:after="180"/>
+      </w:pPr>
+      <w:r>
+        <w:rPr>
+          <w:b w:val="0"/>
+        </w:rPr>
+        <w:t xml:space="preserve">Save your workbook </w:t>
+      </w:r>
+      <w:r>
+        <w:rPr>
+          <w:b/>
+        </w:rPr>
+        <w:t>evidence</w:t>
+      </w:r>
+      <w:r>
+        <w:rPr>
+          <w:b w:val="0"/>
+        </w:rPr>
+        <w:t>. At the next review, try a different case before opening your old answer.</w:t>
       </w:r>
     </w:p>
     <w:p>
@@ -2066,11 +3415,28 @@
     </w:p>
     <w:p>
       <w:r>
+        <w:t>Attempt supported questions before using hints or feedback. Review a missing building block, then keep the completed work.</w:t>
+      </w:r>
+    </w:p>
+    <w:p>
+      <w:pPr>
+        <w:spacing w:line="336" w:lineRule="auto" w:after="180"/>
+      </w:pPr>
+      <w:r>
+        <w:rPr>
+          <w:b w:val="0"/>
+        </w:rPr>
         <w:t>Use this supported practice once, in the browser or on paper. Keep the reserved independent assessment for a separate first attempt before teacher feedback.</w:t>
       </w:r>
     </w:p>
     <w:p>
-      <w:r>
+      <w:pPr>
+        <w:spacing w:line="336" w:lineRule="auto" w:after="180"/>
+      </w:pPr>
+      <w:r>
+        <w:rPr>
+          <w:b w:val="0"/>
+        </w:rPr>
         <w:t>A question with a measurable answer. A team wants to know whether giving a diagram changes accuracy on six fixed plant-identification tasks.</w:t>
       </w:r>
     </w:p>
@@ -2083,22 +3449,49 @@
       </w:r>
     </w:p>
     <w:p>
-      <w:r>
+      <w:pPr>
+        <w:spacing w:line="336" w:lineRule="auto" w:after="180"/>
+      </w:pPr>
+      <w:r>
+        <w:rPr>
+          <w:b w:val="0"/>
+        </w:rPr>
         <w:t>Which labelled step matches this detail? The study can compare those versions on those tasks, not all diagrams or learners.</w:t>
       </w:r>
     </w:p>
     <w:p>
-      <w:r>
+      <w:pPr>
+        <w:spacing w:line="336" w:lineRule="auto" w:after="180"/>
+        <w:shd w:fill="F4F9FC"/>
+      </w:pPr>
+      <w:r>
+        <w:rPr>
+          <w:b w:val="0"/>
+        </w:rPr>
         <w:t>1. Define the comparison</w:t>
       </w:r>
     </w:p>
     <w:p>
-      <w:r>
+      <w:pPr>
+        <w:spacing w:line="336" w:lineRule="auto" w:after="180"/>
+        <w:shd w:fill="F4F9FC"/>
+      </w:pPr>
+      <w:r>
+        <w:rPr>
+          <w:b w:val="0"/>
+        </w:rPr>
         <w:t>2. Bound the conclusion</w:t>
       </w:r>
     </w:p>
     <w:p>
-      <w:r>
+      <w:pPr>
+        <w:spacing w:line="336" w:lineRule="auto" w:after="180"/>
+        <w:shd w:fill="F4F9FC"/>
+      </w:pPr>
+      <w:r>
+        <w:rPr>
+          <w:b w:val="0"/>
+        </w:rPr>
         <w:t>3. Narrow the question</w:t>
       </w:r>
     </w:p>
@@ -2136,41 +3529,167 @@
       </w:r>
     </w:p>
     <w:p>
-      <w:r>
+      <w:pPr>
+        <w:pStyle w:val="Heading3"/>
+      </w:pPr>
+      <w:r>
+        <w:t>Hint · try first</w:t>
+      </w:r>
+    </w:p>
+    <w:p>
+      <w:pPr>
+        <w:spacing w:line="336" w:lineRule="auto" w:after="180"/>
+        <w:shd w:fill="F1F6F8"/>
+      </w:pPr>
+      <w:r>
+        <w:rPr>
+          <w:b w:val="0"/>
+        </w:rPr>
         <w:t>Hint if needed: Read the steps in the pictorial case. Match the supplied detail to the stage that performs or records it.</w:t>
       </w:r>
     </w:p>
     <w:p>
-      <w:r>
-        <w:t>After your attempt, compare with the supported explanation: Bound the conclusion The study can compare those versions on those tasks, not all diagrams or learners. An answerable research question connects a change to an observable outcome and a specified population. Opinion words need an operational definition before measurement.</w:t>
-      </w:r>
-    </w:p>
-    <w:p>
       <w:pPr>
         <w:pStyle w:val="Heading3"/>
       </w:pPr>
       <w:r>
+        <w:t>Feedback · compare after trying</w:t>
+      </w:r>
+    </w:p>
+    <w:p>
+      <w:pPr>
+        <w:spacing w:line="336" w:lineRule="auto" w:after="180"/>
+        <w:shd w:fill="F1F6FC"/>
+      </w:pPr>
+      <w:r>
+        <w:rPr>
+          <w:b w:val="0"/>
+        </w:rPr>
+        <w:t>After your attempt, compare with the supported explanation: Bound the conclusion The study can compare those versions on those tasks, not all diagrams or learners.</w:t>
+      </w:r>
+    </w:p>
+    <w:p>
+      <w:pPr>
+        <w:spacing w:line="336" w:lineRule="auto" w:after="180"/>
+        <w:shd w:fill="F1F6FC"/>
+      </w:pPr>
+      <w:r>
+        <w:rPr>
+          <w:b w:val="0"/>
+        </w:rPr>
+        <w:t xml:space="preserve">An answerable </w:t>
+      </w:r>
+      <w:r>
+        <w:rPr>
+          <w:b/>
+        </w:rPr>
+        <w:t>research question</w:t>
+      </w:r>
+      <w:r>
+        <w:rPr>
+          <w:b w:val="0"/>
+        </w:rPr>
+        <w:t xml:space="preserve"> connects a change to an observable </w:t>
+      </w:r>
+      <w:r>
+        <w:rPr>
+          <w:b/>
+        </w:rPr>
+        <w:t>outcome</w:t>
+      </w:r>
+      <w:r>
+        <w:rPr>
+          <w:b w:val="0"/>
+        </w:rPr>
+        <w:t xml:space="preserve"> and a specified population. Opinion words need an operational definition before measurement.</w:t>
+      </w:r>
+    </w:p>
+    <w:p>
+      <w:pPr>
+        <w:pStyle w:val="Heading3"/>
+      </w:pPr>
+      <w:r>
         <w:t>Practice 2: explain the deciding evidence</w:t>
       </w:r>
     </w:p>
     <w:p>
-      <w:r>
+      <w:pPr>
+        <w:pStyle w:val="Heading3"/>
+      </w:pPr>
+      <w:r>
+        <w:t>Changed case · predict first</w:t>
+      </w:r>
+    </w:p>
+    <w:p>
+      <w:pPr>
+        <w:spacing w:line="336" w:lineRule="auto" w:after="180"/>
+        <w:shd w:fill="F5F1FB"/>
+      </w:pPr>
+      <w:r>
+        <w:rPr>
+          <w:b w:val="0"/>
+        </w:rPr>
         <w:t>Changed-case practice: Replace the six tasks with six easier tasks only for B. Which conclusion is supported by the supplied facts?</w:t>
       </w:r>
     </w:p>
     <w:p>
-      <w:r>
-        <w:t>1. This one example guarantees correct results for every future input.</w:t>
-      </w:r>
-    </w:p>
-    <w:p>
-      <w:r>
+      <w:pPr>
+        <w:spacing w:line="336" w:lineRule="auto" w:after="180"/>
+        <w:shd w:fill="F4F9FC"/>
+      </w:pPr>
+      <w:r>
+        <w:rPr>
+          <w:b w:val="0"/>
+        </w:rPr>
+        <w:t xml:space="preserve">1. This one example guarantees correct results for every future </w:t>
+      </w:r>
+      <w:r>
+        <w:rPr>
+          <w:b/>
+        </w:rPr>
+        <w:t>input</w:t>
+      </w:r>
+      <w:r>
+        <w:rPr>
+          <w:b w:val="0"/>
+        </w:rPr>
+        <w:t>.</w:t>
+      </w:r>
+    </w:p>
+    <w:p>
+      <w:pPr>
+        <w:spacing w:line="336" w:lineRule="auto" w:after="180"/>
+        <w:shd w:fill="F4F9FC"/>
+      </w:pPr>
+      <w:r>
+        <w:rPr>
+          <w:b w:val="0"/>
+        </w:rPr>
         <w:t>2. The comparison no longer isolates the diagram condition.</w:t>
       </w:r>
     </w:p>
     <w:p>
-      <w:r>
-        <w:t>3. We can decide the result without examining the changed input or the procedure.</w:t>
+      <w:pPr>
+        <w:spacing w:line="336" w:lineRule="auto" w:after="180"/>
+        <w:shd w:fill="F4F9FC"/>
+      </w:pPr>
+      <w:r>
+        <w:rPr>
+          <w:b w:val="0"/>
+        </w:rPr>
+        <w:t xml:space="preserve">3. We can decide the result without examining the changed </w:t>
+      </w:r>
+      <w:r>
+        <w:rPr>
+          <w:b/>
+        </w:rPr>
+        <w:t>input</w:t>
+      </w:r>
+      <w:r>
+        <w:rPr>
+          <w:b w:val="0"/>
+        </w:rPr>
+        <w:t xml:space="preserve"> or the procedure.</w:t>
       </w:r>
     </w:p>
     <w:p>
@@ -2207,12 +3726,42 @@
       </w:r>
     </w:p>
     <w:p>
-      <w:r>
+      <w:pPr>
+        <w:pStyle w:val="Heading3"/>
+      </w:pPr>
+      <w:r>
+        <w:t>Hint · try first</w:t>
+      </w:r>
+    </w:p>
+    <w:p>
+      <w:pPr>
+        <w:spacing w:line="336" w:lineRule="auto" w:after="180"/>
+        <w:shd w:fill="F1F6F8"/>
+      </w:pPr>
+      <w:r>
+        <w:rPr>
+          <w:b w:val="0"/>
+        </w:rPr>
         <w:t>Hint if needed: Use the changed condition and the deciding step in the pictorial trace. The answer must say what follows from those facts.</w:t>
       </w:r>
     </w:p>
     <w:p>
-      <w:r>
+      <w:pPr>
+        <w:pStyle w:val="Heading3"/>
+      </w:pPr>
+      <w:r>
+        <w:t>Feedback · compare after trying</w:t>
+      </w:r>
+    </w:p>
+    <w:p>
+      <w:pPr>
+        <w:spacing w:line="336" w:lineRule="auto" w:after="180"/>
+        <w:shd w:fill="F1F6FC"/>
+      </w:pPr>
+      <w:r>
+        <w:rPr>
+          <w:b w:val="0"/>
+        </w:rPr>
         <w:t>After your attempt, compare with the supported explanation: The comparison no longer isolates the diagram condition. Task difficulty now changes alongside the proposed intervention.</w:t>
       </w:r>
     </w:p>
@@ -2225,8 +3774,61 @@
       </w:r>
     </w:p>
     <w:p>
-      <w:r>
-        <w:t>Review Engineering demonstration and defense (ai-6/36). Goal: Explain the mechanism and terminology of engineering demonstration and defense. Short practice: Locate V7, room E and read-only scope in the demonstration. Which evidence supports the answer, and why must a request to email everyone still be refused?. Return to this week and explain what you changed.</w:t>
+      <w:pPr>
+        <w:spacing w:line="336" w:lineRule="auto" w:after="180"/>
+      </w:pPr>
+      <w:r>
+        <w:rPr>
+          <w:b w:val="0"/>
+        </w:rPr>
+        <w:t xml:space="preserve">Review Engineering demonstration and defense (ai-6/36). Goal: Explain the </w:t>
+      </w:r>
+      <w:r>
+        <w:rPr>
+          <w:b/>
+        </w:rPr>
+        <w:t>mechanism</w:t>
+      </w:r>
+      <w:r>
+        <w:rPr>
+          <w:b w:val="0"/>
+        </w:rPr>
+        <w:t xml:space="preserve"> and terminology of engineering demonstration and defense. Short practice: Locate V7, room E and read-only </w:t>
+      </w:r>
+      <w:r>
+        <w:rPr>
+          <w:b/>
+        </w:rPr>
+        <w:t>scope</w:t>
+      </w:r>
+      <w:r>
+        <w:rPr>
+          <w:b w:val="0"/>
+        </w:rPr>
+        <w:t xml:space="preserve"> in the demonstration.</w:t>
+      </w:r>
+    </w:p>
+    <w:p>
+      <w:pPr>
+        <w:spacing w:line="336" w:lineRule="auto" w:after="180"/>
+      </w:pPr>
+      <w:r>
+        <w:rPr>
+          <w:b w:val="0"/>
+        </w:rPr>
+        <w:t xml:space="preserve">Which </w:t>
+      </w:r>
+      <w:r>
+        <w:rPr>
+          <w:b/>
+        </w:rPr>
+        <w:t>evidence</w:t>
+      </w:r>
+      <w:r>
+        <w:rPr>
+          <w:b w:val="0"/>
+        </w:rPr>
+        <w:t xml:space="preserve"> supports the answer, and why must a request to email everyone still be refused?. Return to this week and explain what you changed.</w:t>
       </w:r>
     </w:p>
     <w:p>
@@ -2238,8 +3840,625 @@
       </w:r>
     </w:p>
     <w:p>
-      <w:r>
-        <w:t>Use Download completed work in the hosted lesson to export your answers, reflections, practice feedback and code-run evidence. Open the HTML copy to read or print it. Drafts stay in this browser when storage is available; clear drafts on a shared device.</w:t>
+      <w:pPr>
+        <w:spacing w:line="336" w:lineRule="auto" w:after="180"/>
+      </w:pPr>
+      <w:r>
+        <w:rPr>
+          <w:b w:val="0"/>
+        </w:rPr>
+        <w:t xml:space="preserve">Use Download completed work in the hosted lesson to export your answers, reflections, practice feedback and code-run </w:t>
+      </w:r>
+      <w:r>
+        <w:rPr>
+          <w:b/>
+        </w:rPr>
+        <w:t>evidence</w:t>
+      </w:r>
+      <w:r>
+        <w:rPr>
+          <w:b w:val="0"/>
+        </w:rPr>
+        <w:t>. Open the HTML copy to read or print it.</w:t>
+      </w:r>
+    </w:p>
+    <w:p>
+      <w:pPr>
+        <w:spacing w:line="336" w:lineRule="auto" w:after="180"/>
+      </w:pPr>
+      <w:r>
+        <w:rPr>
+          <w:b w:val="0"/>
+        </w:rPr>
+        <w:t>Drafts stay in this browser when storage is available; clear drafts on a shared device.</w:t>
+      </w:r>
+    </w:p>
+    <w:p>
+      <w:pPr>
+        <w:pStyle w:val="Heading1"/>
+      </w:pPr>
+      <w:r>
+        <w:t>18. Visual concept journey</w:t>
+      </w:r>
+    </w:p>
+    <w:p>
+      <w:r>
+        <w:t>Explain each A question that evidence can answer graphic using its labels, deciding evidence and relevant limitation.</w:t>
+      </w:r>
+    </w:p>
+    <w:p>
+      <w:pPr>
+        <w:pStyle w:val="Heading3"/>
+      </w:pPr>
+      <w:r>
+        <w:t>01. A question that evidence can answer: the case</w:t>
+      </w:r>
+    </w:p>
+    <w:p>
+      <w:r>
+        <w:drawing>
+          <wp:inline xmlns:a="http://schemas.openxmlformats.org/drawingml/2006/main" xmlns:pic="http://schemas.openxmlformats.org/drawingml/2006/picture">
+            <wp:extent cx="5486400" cy="2834640"/>
+            <wp:docPr id="2" name="Picture 2" descr="A question with a measurable answer. A team wants to know whether giving a diagram changes accuracy on six fixed plant-identification tasks. Supplied facts: Candidate questions: &quot;Are diagrams wonderful?&quot; and &quot;Does version B answer more of these six tasks correctly than version A?&quot;"/>
+            <wp:cNvGraphicFramePr>
+              <a:graphicFrameLocks noChangeAspect="1"/>
+            </wp:cNvGraphicFramePr>
+            <a:graphic>
+              <a:graphicData uri="http://schemas.openxmlformats.org/drawingml/2006/picture">
+                <pic:pic>
+                  <pic:nvPicPr>
+                    <pic:cNvPr id="0" name="academy-story-ai-7-1-01.png"/>
+                    <pic:cNvPicPr/>
+                  </pic:nvPicPr>
+                  <pic:blipFill>
+                    <a:blip r:embed="rId10"/>
+                    <a:stretch>
+                      <a:fillRect/>
+                    </a:stretch>
+                  </pic:blipFill>
+                  <pic:spPr>
+                    <a:xfrm>
+                      <a:off x="0" y="0"/>
+                      <a:ext cx="5486400" cy="2834640"/>
+                    </a:xfrm>
+                    <a:prstGeom prst="rect"/>
+                  </pic:spPr>
+                </pic:pic>
+              </a:graphicData>
+            </a:graphic>
+          </wp:inline>
+        </w:drawing>
+      </w:r>
+    </w:p>
+    <w:p>
+      <w:pPr>
+        <w:spacing w:line="336" w:lineRule="auto" w:after="180"/>
+      </w:pPr>
+      <w:r>
+        <w:rPr>
+          <w:b w:val="0"/>
+        </w:rPr>
+        <w:t>A question with a measurable answer. A team wants to know whether giving a diagram changes accuracy on six fixed plant-identification tasks.</w:t>
+      </w:r>
+    </w:p>
+    <w:p>
+      <w:pPr>
+        <w:spacing w:line="336" w:lineRule="auto" w:after="180"/>
+      </w:pPr>
+      <w:r>
+        <w:rPr>
+          <w:b w:val="0"/>
+        </w:rPr>
+        <w:t>Supplied facts: Candidate questions: "Are diagrams wonderful?" and "Does version B answer more of these six tasks correctly than version A?"</w:t>
+      </w:r>
+    </w:p>
+    <w:p>
+      <w:pPr>
+        <w:spacing w:line="336" w:lineRule="auto" w:after="180"/>
+        <w:shd w:fill="F5F1FB"/>
+      </w:pPr>
+      <w:r>
+        <w:rPr>
+          <w:b w:val="0"/>
+        </w:rPr>
+        <w:t>Point to the given fact that matters most. Explain why it matters.</w:t>
+      </w:r>
+    </w:p>
+    <w:p>
+      <w:pPr>
+        <w:pStyle w:val="Heading3"/>
+      </w:pPr>
+      <w:r>
+        <w:t>02. Follow the deciding steps</w:t>
+      </w:r>
+    </w:p>
+    <w:p>
+      <w:r>
+        <w:drawing>
+          <wp:inline xmlns:a="http://schemas.openxmlformats.org/drawingml/2006/main" xmlns:pic="http://schemas.openxmlformats.org/drawingml/2006/picture">
+            <wp:extent cx="5486400" cy="3337560"/>
+            <wp:docPr id="3" name="Picture 3" descr="Narrow the question: Name versions A and B, the six tasks and correct-answer scoring. → Define the comparison: Use the same tasks and labels with and without the diagram. → Bound the conclusion: The study can compare those versions on those tasks, not all diagrams or learners."/>
+            <wp:cNvGraphicFramePr>
+              <a:graphicFrameLocks noChangeAspect="1"/>
+            </wp:cNvGraphicFramePr>
+            <a:graphic>
+              <a:graphicData uri="http://schemas.openxmlformats.org/drawingml/2006/picture">
+                <pic:pic>
+                  <pic:nvPicPr>
+                    <pic:cNvPr id="0" name="academy-story-ai-7-1-02.png"/>
+                    <pic:cNvPicPr/>
+                  </pic:nvPicPr>
+                  <pic:blipFill>
+                    <a:blip r:embed="rId11"/>
+                    <a:stretch>
+                      <a:fillRect/>
+                    </a:stretch>
+                  </pic:blipFill>
+                  <pic:spPr>
+                    <a:xfrm>
+                      <a:off x="0" y="0"/>
+                      <a:ext cx="5486400" cy="3337560"/>
+                    </a:xfrm>
+                    <a:prstGeom prst="rect"/>
+                  </pic:spPr>
+                </pic:pic>
+              </a:graphicData>
+            </a:graphic>
+          </wp:inline>
+        </w:drawing>
+      </w:r>
+    </w:p>
+    <w:p>
+      <w:pPr>
+        <w:spacing w:line="336" w:lineRule="auto" w:after="180"/>
+      </w:pPr>
+      <w:r>
+        <w:rPr>
+          <w:b w:val="0"/>
+        </w:rPr>
+        <w:t>Narrow the question: Name versions A and B, the six tasks and correct-answer scoring. → Define the comparison: Use the same tasks and labels with and without the diagram. → Bound the conclusion: The study can compare those versions on those tasks, not all diagrams or learners.</w:t>
+      </w:r>
+    </w:p>
+    <w:p>
+      <w:pPr>
+        <w:spacing w:line="336" w:lineRule="auto" w:after="180"/>
+        <w:shd w:fill="F5F1FB"/>
+      </w:pPr>
+      <w:r>
+        <w:rPr>
+          <w:b w:val="0"/>
+        </w:rPr>
+        <w:t xml:space="preserve">Point to each numbered stage and explain which recorded </w:t>
+      </w:r>
+      <w:r>
+        <w:rPr>
+          <w:b/>
+        </w:rPr>
+        <w:t>input</w:t>
+      </w:r>
+      <w:r>
+        <w:rPr>
+          <w:b w:val="0"/>
+        </w:rPr>
+        <w:t xml:space="preserve"> it uses.</w:t>
+      </w:r>
+    </w:p>
+    <w:p>
+      <w:pPr>
+        <w:pStyle w:val="Heading3"/>
+      </w:pPr>
+      <w:r>
+        <w:t>03. A question that evidence can answer — evidence trace</w:t>
+      </w:r>
+    </w:p>
+    <w:p>
+      <w:r>
+        <w:drawing>
+          <wp:inline xmlns:a="http://schemas.openxmlformats.org/drawingml/2006/main" xmlns:pic="http://schemas.openxmlformats.org/drawingml/2006/picture">
+            <wp:extent cx="5486400" cy="3145536"/>
+            <wp:docPr id="4" name="Picture 4" descr="A question that evidence can answer — evidence trace. Proposal says prove AI is useful; available records are retrieval results for five room queries. | For fictional classroom retrieval, ask whether method B returns more relevant records than lexical baseline A on a reserved judged query set at cutoff3. Define eligible corpus and relevance rules before running. | Narrow to relevant retrieval at a declared cutoff on those queries. The supplied records cannot answer universal usefulness or deployment impact."/>
+            <wp:cNvGraphicFramePr>
+              <a:graphicFrameLocks noChangeAspect="1"/>
+            </wp:cNvGraphicFramePr>
+            <a:graphic>
+              <a:graphicData uri="http://schemas.openxmlformats.org/drawingml/2006/picture">
+                <pic:pic>
+                  <pic:nvPicPr>
+                    <pic:cNvPr id="0" name="academy-story-ai-7-1-03.png"/>
+                    <pic:cNvPicPr/>
+                  </pic:nvPicPr>
+                  <pic:blipFill>
+                    <a:blip r:embed="rId12"/>
+                    <a:stretch>
+                      <a:fillRect/>
+                    </a:stretch>
+                  </pic:blipFill>
+                  <pic:spPr>
+                    <a:xfrm>
+                      <a:off x="0" y="0"/>
+                      <a:ext cx="5486400" cy="3145536"/>
+                    </a:xfrm>
+                    <a:prstGeom prst="rect"/>
+                  </pic:spPr>
+                </pic:pic>
+              </a:graphicData>
+            </a:graphic>
+          </wp:inline>
+        </w:drawing>
+      </w:r>
+    </w:p>
+    <w:p>
+      <w:pPr>
+        <w:spacing w:line="336" w:lineRule="auto" w:after="180"/>
+      </w:pPr>
+      <w:r>
+        <w:rPr>
+          <w:b w:val="0"/>
+        </w:rPr>
+        <w:t xml:space="preserve">A question that </w:t>
+      </w:r>
+      <w:r>
+        <w:rPr>
+          <w:b/>
+        </w:rPr>
+        <w:t>evidence</w:t>
+      </w:r>
+      <w:r>
+        <w:rPr>
+          <w:b w:val="0"/>
+        </w:rPr>
+        <w:t xml:space="preserve"> can answer — </w:t>
+      </w:r>
+      <w:r>
+        <w:rPr>
+          <w:b/>
+        </w:rPr>
+        <w:t>evidence</w:t>
+      </w:r>
+      <w:r>
+        <w:rPr>
+          <w:b w:val="0"/>
+        </w:rPr>
+        <w:t xml:space="preserve"> trace.</w:t>
+      </w:r>
+    </w:p>
+    <w:p>
+      <w:pPr>
+        <w:spacing w:line="336" w:lineRule="auto" w:after="180"/>
+      </w:pPr>
+      <w:r>
+        <w:rPr>
+          <w:b w:val="0"/>
+        </w:rPr>
+        <w:t>Proposal says prove AI is useful; available records are retrieval results for five room queries. | For fictional classroom retrieval, ask whether method B returns more relevant records than lexical baseline A on a reserved judged query set at cutoff3.</w:t>
+      </w:r>
+    </w:p>
+    <w:p>
+      <w:pPr>
+        <w:spacing w:line="336" w:lineRule="auto" w:after="180"/>
+      </w:pPr>
+      <w:r>
+        <w:rPr>
+          <w:b w:val="0"/>
+        </w:rPr>
+        <w:t>Define eligible corpus and relevance rules before running. | Narrow to relevant retrieval at a declared cutoff on those queries. The supplied records cannot answer universal usefulness or deployment impact.</w:t>
+      </w:r>
+    </w:p>
+    <w:p>
+      <w:pPr>
+        <w:spacing w:line="336" w:lineRule="auto" w:after="180"/>
+        <w:shd w:fill="F5F1FB"/>
+      </w:pPr>
+      <w:r>
+        <w:rPr>
+          <w:b w:val="0"/>
+        </w:rPr>
+        <w:t>Read the labels and values. Explain the relationship the model shows.</w:t>
+      </w:r>
+    </w:p>
+    <w:p>
+      <w:pPr>
+        <w:pStyle w:val="Heading3"/>
+      </w:pPr>
+      <w:r>
+        <w:t>04. Change one thing. Trace what follows.</w:t>
+      </w:r>
+    </w:p>
+    <w:p>
+      <w:r>
+        <w:drawing>
+          <wp:inline xmlns:a="http://schemas.openxmlformats.org/drawingml/2006/main" xmlns:pic="http://schemas.openxmlformats.org/drawingml/2006/picture">
+            <wp:extent cx="5486400" cy="3026664"/>
+            <wp:docPr id="5" name="Picture 5" descr="Original case: The study can compare those versions on those tasks, not all diagrams or learners. Changed condition: Replace the six tasks with six easier tasks only for B. Expected result: The comparison no longer isolates the diagram condition. Reason: Task difficulty now changes alongside the proposed intervention."/>
+            <wp:cNvGraphicFramePr>
+              <a:graphicFrameLocks noChangeAspect="1"/>
+            </wp:cNvGraphicFramePr>
+            <a:graphic>
+              <a:graphicData uri="http://schemas.openxmlformats.org/drawingml/2006/picture">
+                <pic:pic>
+                  <pic:nvPicPr>
+                    <pic:cNvPr id="0" name="academy-story-ai-7-1-04.png"/>
+                    <pic:cNvPicPr/>
+                  </pic:nvPicPr>
+                  <pic:blipFill>
+                    <a:blip r:embed="rId13"/>
+                    <a:stretch>
+                      <a:fillRect/>
+                    </a:stretch>
+                  </pic:blipFill>
+                  <pic:spPr>
+                    <a:xfrm>
+                      <a:off x="0" y="0"/>
+                      <a:ext cx="5486400" cy="3026664"/>
+                    </a:xfrm>
+                    <a:prstGeom prst="rect"/>
+                  </pic:spPr>
+                </pic:pic>
+              </a:graphicData>
+            </a:graphic>
+          </wp:inline>
+        </w:drawing>
+      </w:r>
+    </w:p>
+    <w:p>
+      <w:pPr>
+        <w:spacing w:line="336" w:lineRule="auto" w:after="180"/>
+      </w:pPr>
+      <w:r>
+        <w:rPr>
+          <w:b w:val="0"/>
+        </w:rPr>
+        <w:t>Original case: The study can compare those versions on those tasks, not all diagrams or learners. Changed condition: Replace the six tasks with six easier tasks only for B.</w:t>
+      </w:r>
+    </w:p>
+    <w:p>
+      <w:pPr>
+        <w:spacing w:line="336" w:lineRule="auto" w:after="180"/>
+      </w:pPr>
+      <w:r>
+        <w:rPr>
+          <w:b w:val="0"/>
+        </w:rPr>
+        <w:t>Expected result: The comparison no longer isolates the diagram condition. Reason: Task difficulty now changes alongside the proposed intervention.</w:t>
+      </w:r>
+    </w:p>
+    <w:p>
+      <w:pPr>
+        <w:spacing w:line="336" w:lineRule="auto" w:after="180"/>
+        <w:shd w:fill="F5F1FB"/>
+      </w:pPr>
+      <w:r>
+        <w:rPr>
+          <w:b w:val="0"/>
+        </w:rPr>
+        <w:t>Predict before checking the worked changed-case result. Name what changed and what the supplied facts allow you to conclude.</w:t>
+      </w:r>
+    </w:p>
+    <w:p>
+      <w:pPr>
+        <w:pStyle w:val="Heading3"/>
+      </w:pPr>
+      <w:r>
+        <w:t>05. Connect the explanation to its limit</w:t>
+      </w:r>
+    </w:p>
+    <w:p>
+      <w:r>
+        <w:drawing>
+          <wp:inline xmlns:a="http://schemas.openxmlformats.org/drawingml/2006/main" xmlns:pic="http://schemas.openxmlformats.org/drawingml/2006/picture">
+            <wp:extent cx="5486400" cy="2834640"/>
+            <wp:docPr id="6" name="Picture 6" descr="An answerable research question connects a change to an observable outcome and a specified population. Opinion words need an operational definition before measurement. Limit: This fictional study does not establish effects on children or general classroom learning."/>
+            <wp:cNvGraphicFramePr>
+              <a:graphicFrameLocks noChangeAspect="1"/>
+            </wp:cNvGraphicFramePr>
+            <a:graphic>
+              <a:graphicData uri="http://schemas.openxmlformats.org/drawingml/2006/picture">
+                <pic:pic>
+                  <pic:nvPicPr>
+                    <pic:cNvPr id="0" name="academy-story-ai-7-1-05.png"/>
+                    <pic:cNvPicPr/>
+                  </pic:nvPicPr>
+                  <pic:blipFill>
+                    <a:blip r:embed="rId14"/>
+                    <a:stretch>
+                      <a:fillRect/>
+                    </a:stretch>
+                  </pic:blipFill>
+                  <pic:spPr>
+                    <a:xfrm>
+                      <a:off x="0" y="0"/>
+                      <a:ext cx="5486400" cy="2834640"/>
+                    </a:xfrm>
+                    <a:prstGeom prst="rect"/>
+                  </pic:spPr>
+                </pic:pic>
+              </a:graphicData>
+            </a:graphic>
+          </wp:inline>
+        </w:drawing>
+      </w:r>
+    </w:p>
+    <w:p>
+      <w:pPr>
+        <w:spacing w:line="336" w:lineRule="auto" w:after="180"/>
+      </w:pPr>
+      <w:r>
+        <w:rPr>
+          <w:b w:val="0"/>
+        </w:rPr>
+        <w:t xml:space="preserve">An answerable </w:t>
+      </w:r>
+      <w:r>
+        <w:rPr>
+          <w:b/>
+        </w:rPr>
+        <w:t>research question</w:t>
+      </w:r>
+      <w:r>
+        <w:rPr>
+          <w:b w:val="0"/>
+        </w:rPr>
+        <w:t xml:space="preserve"> connects a change to an observable </w:t>
+      </w:r>
+      <w:r>
+        <w:rPr>
+          <w:b/>
+        </w:rPr>
+        <w:t>outcome</w:t>
+      </w:r>
+      <w:r>
+        <w:rPr>
+          <w:b w:val="0"/>
+        </w:rPr>
+        <w:t xml:space="preserve"> and a specified population. Opinion words need an operational definition before measurement.</w:t>
+      </w:r>
+    </w:p>
+    <w:p>
+      <w:pPr>
+        <w:spacing w:line="336" w:lineRule="auto" w:after="180"/>
+      </w:pPr>
+      <w:r>
+        <w:rPr>
+          <w:b w:val="0"/>
+        </w:rPr>
+        <w:t>Limit: This fictional study does not establish effects on children or general classroom learning.</w:t>
+      </w:r>
+    </w:p>
+    <w:p>
+      <w:pPr>
+        <w:spacing w:line="336" w:lineRule="auto" w:after="180"/>
+        <w:shd w:fill="F5F1FB"/>
+      </w:pPr>
+      <w:r>
+        <w:rPr>
+          <w:b w:val="0"/>
+        </w:rPr>
+        <w:t>Explain the case, then point to a limit on the claim.</w:t>
+      </w:r>
+    </w:p>
+    <w:p>
+      <w:pPr>
+        <w:pStyle w:val="Heading3"/>
+      </w:pPr>
+      <w:r>
+        <w:t>06. Make the idea visible in your project</w:t>
+      </w:r>
+    </w:p>
+    <w:p>
+      <w:r>
+        <w:drawing>
+          <wp:inline xmlns:a="http://schemas.openxmlformats.org/drawingml/2006/main" xmlns:pic="http://schemas.openxmlformats.org/drawingml/2006/picture">
+            <wp:extent cx="5486400" cy="3681984"/>
+            <wp:docPr id="7" name="Picture 7" descr="For the Reproducible AI Research Study, retain an annotated worked trace and the changed-case reasoning. Connect the claim to its records, units and assumptions so another investigator can challenge or reproduce it. Draw your input, deciding step, result and limit. Supported question: Which proposed diagram question has a measurable outcome? Name its versions, six-case denominator and fixed scoring, then explain why giving only B easier tasks spoils the comparison."/>
+            <wp:cNvGraphicFramePr>
+              <a:graphicFrameLocks noChangeAspect="1"/>
+            </wp:cNvGraphicFramePr>
+            <a:graphic>
+              <a:graphicData uri="http://schemas.openxmlformats.org/drawingml/2006/picture">
+                <pic:pic>
+                  <pic:nvPicPr>
+                    <pic:cNvPr id="0" name="academy-story-ai-7-1-06.png"/>
+                    <pic:cNvPicPr/>
+                  </pic:nvPicPr>
+                  <pic:blipFill>
+                    <a:blip r:embed="rId15"/>
+                    <a:stretch>
+                      <a:fillRect/>
+                    </a:stretch>
+                  </pic:blipFill>
+                  <pic:spPr>
+                    <a:xfrm>
+                      <a:off x="0" y="0"/>
+                      <a:ext cx="5486400" cy="3681984"/>
+                    </a:xfrm>
+                    <a:prstGeom prst="rect"/>
+                  </pic:spPr>
+                </pic:pic>
+              </a:graphicData>
+            </a:graphic>
+          </wp:inline>
+        </w:drawing>
+      </w:r>
+    </w:p>
+    <w:p>
+      <w:pPr>
+        <w:spacing w:line="336" w:lineRule="auto" w:after="180"/>
+      </w:pPr>
+      <w:r>
+        <w:rPr>
+          <w:b w:val="0"/>
+        </w:rPr>
+        <w:t>For the Reproducible AI Research Study, retain an annotated worked trace and the changed-case reasoning. Connect the claim to its records, units and assumptions so another investigator can challenge or reproduce it.</w:t>
+      </w:r>
+    </w:p>
+    <w:p>
+      <w:pPr>
+        <w:spacing w:line="336" w:lineRule="auto" w:after="180"/>
+      </w:pPr>
+      <w:r>
+        <w:rPr>
+          <w:b w:val="0"/>
+        </w:rPr>
+        <w:t xml:space="preserve">Draw your </w:t>
+      </w:r>
+      <w:r>
+        <w:rPr>
+          <w:b/>
+        </w:rPr>
+        <w:t>input</w:t>
+      </w:r>
+      <w:r>
+        <w:rPr>
+          <w:b w:val="0"/>
+        </w:rPr>
+        <w:t xml:space="preserve">, deciding step, result and limit. Supported question: Which proposed diagram question has a measurable </w:t>
+      </w:r>
+      <w:r>
+        <w:rPr>
+          <w:b/>
+        </w:rPr>
+        <w:t>outcome</w:t>
+      </w:r>
+      <w:r>
+        <w:rPr>
+          <w:b w:val="0"/>
+        </w:rPr>
+        <w:t>?</w:t>
+      </w:r>
+    </w:p>
+    <w:p>
+      <w:pPr>
+        <w:spacing w:line="336" w:lineRule="auto" w:after="180"/>
+      </w:pPr>
+      <w:r>
+        <w:rPr>
+          <w:b w:val="0"/>
+        </w:rPr>
+        <w:t>Name its versions, six-case denominator and fixed scoring, then explain why giving only B easier tasks spoils the comparison.</w:t>
+      </w:r>
+    </w:p>
+    <w:p>
+      <w:pPr>
+        <w:spacing w:line="336" w:lineRule="auto" w:after="180"/>
+        <w:shd w:fill="F5F1FB"/>
+      </w:pPr>
+      <w:r>
+        <w:rPr>
+          <w:b w:val="0"/>
+        </w:rPr>
+        <w:t xml:space="preserve">Draw your project trace and justify the deciding step using </w:t>
+      </w:r>
+      <w:r>
+        <w:rPr>
+          <w:b/>
+        </w:rPr>
+        <w:t>evidence</w:t>
+      </w:r>
+      <w:r>
+        <w:rPr>
+          <w:b w:val="0"/>
+        </w:rPr>
+        <w:t>.</w:t>
       </w:r>
     </w:p>
     <w:sectPr>

--- a/downloads/student/ai-7-week-01.docx
+++ b/downloads/student/ai-7-week-01.docx
@@ -30,7 +30,7 @@
     </w:p>
     <w:p>
       <w:r>
-        <w:t>Recall AI 6 exit evidence, reproducible experiments, probability and descriptive statistics. Statistical inference is taught with its assumptions before use.. Explain why a recorded result needs its input conditions and evidence source before it can support a claim.</w:t>
+        <w:t>Recall AI 6 exit evidence, reproducible experiments, probability and descriptive statistics. Statistical inference is taught with its assumptions before use. Explain why a recorded result needs its input conditions and evidence source before it can support a claim.</w:t>
       </w:r>
     </w:p>
     <w:p>
@@ -260,7 +260,7 @@
         <w:rPr>
           <w:b w:val="0"/>
         </w:rPr>
-        <w:t>, reproducible experiments, probability and descriptive statistics. Statistical inference is taught with its assumptions before use..</w:t>
+        <w:t>, reproducible experiments, probability and descriptive statistics. Statistical inference is taught with its assumptions before use.</w:t>
       </w:r>
     </w:p>
     <w:p>

--- a/downloads/student/ai-7-week-01.docx
+++ b/downloads/student/ai-7-week-01.docx
@@ -25,12 +25,17 @@
         <w:pStyle w:val="Heading1"/>
       </w:pPr>
       <w:r>
-        <w:t>Before you start</w:t>
-      </w:r>
-    </w:p>
-    <w:p>
-      <w:r>
-        <w:t>Recall AI 6 exit evidence, reproducible experiments, probability and descriptive statistics. Statistical inference is taught with its assumptions before use. Explain why a recorded result needs its input conditions and evidence source before it can support a claim.</w:t>
+        <w:t>Name the cases. Define the outcome. Bound the question.</w:t>
+      </w:r>
+    </w:p>
+    <w:p>
+      <w:r>
+        <w:t>Turn broad aspirations into measurable comparisons while distinguishing practice snapshots from collected research evidence.</w:t>
+      </w:r>
+    </w:p>
+    <w:p>
+      <w:r>
+        <w:t>Question protocol → constructed retrieval ledger → six-task diagram design → scope probes → scoring audit → independent speed/quality question.</w:t>
       </w:r>
     </w:p>
     <w:p>
@@ -38,20 +43,20 @@
         <w:pStyle w:val="Heading1"/>
       </w:pPr>
       <w:r>
-        <w:t>01. Your mission</w:t>
-      </w:r>
-    </w:p>
-    <w:p>
-      <w:r>
-        <w:t>Start with the target: Explain the mechanism and terminology of a question that evidence can answer. Try the recall before opening notes.</w:t>
-      </w:r>
-    </w:p>
-    <w:p>
-      <w:pPr>
-        <w:pStyle w:val="Heading3"/>
-      </w:pPr>
-      <w:r>
-        <w:t>Your learning target</w:t>
+        <w:t>01. Turn an aspiration into a question with a measurable answer</w:t>
+      </w:r>
+    </w:p>
+    <w:p>
+      <w:r>
+        <w:t>Name the versions, cases, outcome rule and limits before comparing.</w:t>
+      </w:r>
+    </w:p>
+    <w:p>
+      <w:pPr>
+        <w:pStyle w:val="Heading2"/>
+      </w:pPr>
+      <w:r>
+        <w:t>Learning goals</w:t>
       </w:r>
     </w:p>
     <w:p>
@@ -113,10 +118,10 @@
     </w:p>
     <w:p>
       <w:pPr>
-        <w:pStyle w:val="Heading3"/>
-      </w:pPr>
-      <w:r>
-        <w:t>Remember before reading</w:t>
+        <w:pStyle w:val="Heading2"/>
+      </w:pPr>
+      <w:r>
+        <w:t>Retrieve engineering evidence and bounded claims</w:t>
       </w:r>
     </w:p>
     <w:p>
@@ -166,6 +171,100 @@
     </w:p>
     <w:p>
       <w:pPr>
+        <w:pStyle w:val="Heading2"/>
+      </w:pPr>
+      <w:r>
+        <w:t>Prerequisite and starting response</w:t>
+      </w:r>
+    </w:p>
+    <w:p>
+      <w:pPr>
+        <w:pStyle w:val="ListBullet"/>
+      </w:pPr>
+      <w:r>
+        <w:t>Recall AI 6 exit evidence, reproducible experiments, probability and descriptive statistics. Statistical inference is taught with its assumptions before use. Explain why a recorded result needs its input conditions and evidence source before it can support a claim.</w:t>
+      </w:r>
+    </w:p>
+    <w:p>
+      <w:pPr>
+        <w:pStyle w:val="Heading3"/>
+      </w:pPr>
+      <w:r>
+        <w:t>My starting explanation</w:t>
+      </w:r>
+    </w:p>
+    <w:p>
+      <w:r>
+        <w:t>________________________________________________________________</w:t>
+      </w:r>
+    </w:p>
+    <w:p>
+      <w:r>
+        <w:t>________________________________________________________________</w:t>
+      </w:r>
+    </w:p>
+    <w:p>
+      <w:r>
+        <w:t>________________________________________________________________</w:t>
+      </w:r>
+    </w:p>
+    <w:p>
+      <w:pPr>
+        <w:pStyle w:val="Heading2"/>
+      </w:pPr>
+      <w:r>
+        <w:t>End goal</w:t>
+      </w:r>
+    </w:p>
+    <w:p>
+      <w:pPr>
+        <w:spacing w:line="336" w:lineRule="auto" w:after="180"/>
+      </w:pPr>
+      <w:r>
+        <w:rPr>
+          <w:b w:val="0"/>
+        </w:rPr>
+        <w:t xml:space="preserve">Explain a question that </w:t>
+      </w:r>
+      <w:r>
+        <w:rPr>
+          <w:b/>
+        </w:rPr>
+        <w:t>evidence</w:t>
+      </w:r>
+      <w:r>
+        <w:rPr>
+          <w:b w:val="0"/>
+        </w:rPr>
+        <w:t xml:space="preserve"> can answer using the records and boundaries of this fictional investigation.</w:t>
+      </w:r>
+    </w:p>
+    <w:p>
+      <w:pPr>
+        <w:pStyle w:val="Heading2"/>
+      </w:pPr>
+      <w:r>
+        <w:t>Earlier wording, alternatives and picture transcripts · reference / check after trying</w:t>
+      </w:r>
+    </w:p>
+    <w:p>
+      <w:pPr>
+        <w:pStyle w:val="Heading3"/>
+      </w:pPr>
+      <w:r>
+        <w:t>Your learning target</w:t>
+      </w:r>
+    </w:p>
+    <w:p>
+      <w:pPr>
+        <w:pStyle w:val="Heading3"/>
+      </w:pPr>
+      <w:r>
+        <w:t>Remember before reading</w:t>
+      </w:r>
+    </w:p>
+    <w:p>
+      <w:pPr>
         <w:spacing w:line="336" w:lineRule="auto" w:after="180"/>
       </w:pPr>
       <w:r>
@@ -242,13 +341,96 @@
     </w:p>
     <w:p>
       <w:pPr>
+        <w:pStyle w:val="Heading3"/>
+      </w:pPr>
+      <w:r>
+        <w:t>This week’s end goal</w:t>
+      </w:r>
+    </w:p>
+    <w:p>
+      <w:pPr>
+        <w:pStyle w:val="Heading1"/>
+      </w:pPr>
+      <w:r>
+        <w:t>02. Define the outcome and conditions that would answer the question</w:t>
+      </w:r>
+    </w:p>
+    <w:p>
+      <w:r>
+        <w:t>A clear comparison can be investigated without promising the preferred result.</w:t>
+      </w:r>
+    </w:p>
+    <w:p>
+      <w:pPr>
+        <w:pStyle w:val="Heading2"/>
+      </w:pPr>
+      <w:r>
+        <w:t>Begin with “useful for which task?”</w:t>
+      </w:r>
+    </w:p>
+    <w:p>
+      <w:pPr>
         <w:spacing w:line="336" w:lineRule="auto" w:after="180"/>
       </w:pPr>
       <w:r>
         <w:rPr>
           <w:b w:val="0"/>
         </w:rPr>
-        <w:t xml:space="preserve">Recall AI 6 exit </w:t>
+        <w:t>“Prove AI is useful” sounds like a goal, but useful for whom and for which task? A research question needs an observable outcome and a fair comparison under stated conditions. For room retrieval, ask whether method B returns more relevant records than baseline A within the top three on the same five fixed queries. Define relevance and the eligible collection first.</w:t>
+      </w:r>
+    </w:p>
+    <w:p>
+      <w:pPr>
+        <w:spacing w:line="336" w:lineRule="auto" w:after="180"/>
+      </w:pPr>
+      <w:r>
+        <w:rPr>
+          <w:b w:val="0"/>
+        </w:rPr>
+        <w:t>That result could answer this local question without answering whether every AI system is useful.</w:t>
+      </w:r>
+    </w:p>
+    <w:p>
+      <w:pPr>
+        <w:pStyle w:val="Heading2"/>
+      </w:pPr>
+      <w:r>
+        <w:t>Define an answerable research question</w:t>
+      </w:r>
+    </w:p>
+    <w:p>
+      <w:pPr>
+        <w:spacing w:line="336" w:lineRule="auto" w:after="180"/>
+      </w:pPr>
+      <w:r>
+        <w:rPr>
+          <w:b w:val="0"/>
+        </w:rPr>
+        <w:t xml:space="preserve">A </w:t>
+      </w:r>
+      <w:r>
+        <w:rPr>
+          <w:b/>
+        </w:rPr>
+        <w:t>research question</w:t>
+      </w:r>
+      <w:r>
+        <w:rPr>
+          <w:b w:val="0"/>
+        </w:rPr>
+        <w:t xml:space="preserve"> identifies an </w:t>
+      </w:r>
+      <w:r>
+        <w:rPr>
+          <w:b/>
+        </w:rPr>
+        <w:t>outcome</w:t>
+      </w:r>
+      <w:r>
+        <w:rPr>
+          <w:b w:val="0"/>
+        </w:rPr>
+        <w:t xml:space="preserve">, comparison and conditions that </w:t>
       </w:r>
       <w:r>
         <w:rPr>
@@ -260,7 +442,310 @@
         <w:rPr>
           <w:b w:val="0"/>
         </w:rPr>
-        <w:t>, reproducible experiments, probability and descriptive statistics. Statistical inference is taught with its assumptions before use.</w:t>
+        <w:t xml:space="preserve"> could answer. A broad aspiration needs narrowing before a study.</w:t>
+      </w:r>
+    </w:p>
+    <w:p>
+      <w:pPr>
+        <w:pStyle w:val="Heading2"/>
+      </w:pPr>
+      <w:r>
+        <w:t>Complete fixed-query practice protocol</w:t>
+      </w:r>
+    </w:p>
+    <w:tbl>
+      <w:tblPr>
+        <w:tblStyle w:val="LightShading-Accent1"/>
+        <w:tblW w:type="auto" w:w="0"/>
+        <w:tblLook w:firstColumn="1" w:firstRow="1" w:lastColumn="0" w:lastRow="0" w:noHBand="0" w:noVBand="1" w:val="04A0"/>
+      </w:tblPr>
+      <w:tblGrid>
+        <w:gridCol w:w="5112"/>
+        <w:gridCol w:w="5112"/>
+      </w:tblGrid>
+      <w:tr>
+        <w:trPr>
+          <w:tblHeader/>
+        </w:trPr>
+        <w:tc>
+          <w:tcPr>
+            <w:tcW w:type="dxa" w:w="5112"/>
+          </w:tcPr>
+          <w:p>
+            <w:r>
+              <w:t>Question element</w:t>
+            </w:r>
+          </w:p>
+        </w:tc>
+        <w:tc>
+          <w:tcPr>
+            <w:tcW w:type="dxa" w:w="5112"/>
+          </w:tcPr>
+          <w:p>
+            <w:r>
+              <w:t>Complete added fictional practice protocol</w:t>
+            </w:r>
+          </w:p>
+        </w:tc>
+      </w:tr>
+      <w:tr>
+        <w:tc>
+          <w:tcPr>
+            <w:tcW w:type="dxa" w:w="5112"/>
+          </w:tcPr>
+          <w:p>
+            <w:r>
+              <w:t>Versions and comparison</w:t>
+            </w:r>
+          </w:p>
+        </w:tc>
+        <w:tc>
+          <w:tcPr>
+            <w:tcW w:type="dxa" w:w="5112"/>
+          </w:tcPr>
+          <w:p>
+            <w:r>
+              <w:t>Baseline A and method B; their ranking outputs are supplied snapshots, not implemented algorithms</w:t>
+            </w:r>
+          </w:p>
+        </w:tc>
+      </w:tr>
+      <w:tr>
+        <w:tc>
+          <w:tcPr>
+            <w:tcW w:type="dxa" w:w="5112"/>
+          </w:tcPr>
+          <w:p>
+            <w:r>
+              <w:t>Cases</w:t>
+            </w:r>
+          </w:p>
+        </w:tc>
+        <w:tc>
+          <w:tcPr>
+            <w:tcW w:type="dxa" w:w="5112"/>
+          </w:tcPr>
+          <w:p>
+            <w:r>
+              <w:t>Fixed matched query IDs Q1–Q5, same for both versions</w:t>
+            </w:r>
+          </w:p>
+        </w:tc>
+      </w:tr>
+      <w:tr>
+        <w:tc>
+          <w:tcPr>
+            <w:tcW w:type="dxa" w:w="5112"/>
+          </w:tcPr>
+          <w:p>
+            <w:r>
+              <w:t>Eligible corpus</w:t>
+            </w:r>
+          </w:p>
+        </w:tc>
+        <w:tc>
+          <w:tcPr>
+            <w:tcW w:type="dxa" w:w="5112"/>
+          </w:tcPr>
+          <w:p>
+            <w:r>
+              <w:t>c1 contains R1–R10 only</w:t>
+            </w:r>
+          </w:p>
+        </w:tc>
+      </w:tr>
+      <w:tr>
+        <w:tc>
+          <w:tcPr>
+            <w:tcW w:type="dxa" w:w="5112"/>
+          </w:tcPr>
+          <w:p>
+            <w:r>
+              <w:t>Outcome</w:t>
+            </w:r>
+          </w:p>
+        </w:tc>
+        <w:tc>
+          <w:tcPr>
+            <w:tcW w:type="dxa" w:w="5112"/>
+          </w:tcPr>
+          <w:p>
+            <w:r>
+              <w:t>Number of supplied relevant records in the first three, averaged over five queries</w:t>
+            </w:r>
+          </w:p>
+        </w:tc>
+      </w:tr>
+      <w:tr>
+        <w:tc>
+          <w:tcPr>
+            <w:tcW w:type="dxa" w:w="5112"/>
+          </w:tcPr>
+          <w:p>
+            <w:r>
+              <w:t>Scoring rule</w:t>
+            </w:r>
+          </w:p>
+        </w:tc>
+        <w:tc>
+          <w:tcPr>
+            <w:tcW w:type="dxa" w:w="5112"/>
+          </w:tcPr>
+          <w:p>
+            <w:r>
+              <w:t>Fixed supplied relevance sets; exactly three unique eligible records per query</w:t>
+            </w:r>
+          </w:p>
+        </w:tc>
+      </w:tr>
+      <w:tr>
+        <w:tc>
+          <w:tcPr>
+            <w:tcW w:type="dxa" w:w="5112"/>
+          </w:tcPr>
+          <w:p>
+            <w:r>
+              <w:t>Relevance sets</w:t>
+            </w:r>
+          </w:p>
+        </w:tc>
+        <w:tc>
+          <w:tcPr>
+            <w:tcW w:type="dxa" w:w="5112"/>
+          </w:tcPr>
+          <w:p>
+            <w:r>
+              <w:t>Q1 R1/R2; Q2 R3; Q3 R4/R5; Q4 R6; Q5 R7/R8</w:t>
+            </w:r>
+          </w:p>
+        </w:tc>
+      </w:tr>
+      <w:tr>
+        <w:tc>
+          <w:tcPr>
+            <w:tcW w:type="dxa" w:w="5112"/>
+          </w:tcPr>
+          <w:p>
+            <w:r>
+              <w:t>What is held fixed</w:t>
+            </w:r>
+          </w:p>
+        </w:tc>
+        <w:tc>
+          <w:tcPr>
+            <w:tcW w:type="dxa" w:w="5112"/>
+          </w:tcPr>
+          <w:p>
+            <w:r>
+              <w:t>Case IDs, corpus/version, cutoff 3 and relevance labels</w:t>
+            </w:r>
+          </w:p>
+        </w:tc>
+      </w:tr>
+      <w:tr>
+        <w:tc>
+          <w:tcPr>
+            <w:tcW w:type="dxa" w:w="5112"/>
+          </w:tcPr>
+          <w:p>
+            <w:r>
+              <w:t>Evidence status</w:t>
+            </w:r>
+          </w:p>
+        </w:tc>
+        <w:tc>
+          <w:tcPr>
+            <w:tcW w:type="dxa" w:w="5112"/>
+          </w:tcPr>
+          <w:p>
+            <w:r>
+              <w:t>Added constructed snapshots for worked practice; no live retrieval or real annotator judgments</w:t>
+            </w:r>
+          </w:p>
+        </w:tc>
+      </w:tr>
+      <w:tr>
+        <w:tc>
+          <w:tcPr>
+            <w:tcW w:type="dxa" w:w="5112"/>
+          </w:tcPr>
+          <w:p>
+            <w:r>
+              <w:t>Reserved evaluation</w:t>
+            </w:r>
+          </w:p>
+        </w:tc>
+        <w:tc>
+          <w:tcPr>
+            <w:tcW w:type="dxa" w:w="5112"/>
+          </w:tcPr>
+          <w:p>
+            <w:r>
+              <w:t>A future unseen judged set must remain separate; these revealed examples are not fresh reserved cases</w:t>
+            </w:r>
+          </w:p>
+        </w:tc>
+      </w:tr>
+      <w:tr>
+        <w:tc>
+          <w:tcPr>
+            <w:tcW w:type="dxa" w:w="5112"/>
+          </w:tcPr>
+          <w:p>
+            <w:r>
+              <w:t>Claim boundary</w:t>
+            </w:r>
+          </w:p>
+        </w:tc>
+        <w:tc>
+          <w:tcPr>
+            <w:tcW w:type="dxa" w:w="5112"/>
+          </w:tcPr>
+          <w:p>
+            <w:r>
+              <w:t>Compare supplied outputs on these queries only; no universal usefulness, deployment impact, causal mechanism or child-learning claim</w:t>
+            </w:r>
+          </w:p>
+        </w:tc>
+      </w:tr>
+    </w:tbl>
+    <w:p>
+      <w:pPr>
+        <w:pStyle w:val="Heading2"/>
+      </w:pPr>
+      <w:r>
+        <w:t>Name supplied and missing evidence</w:t>
+      </w:r>
+    </w:p>
+    <w:p>
+      <w:pPr>
+        <w:pStyle w:val="Heading3"/>
+      </w:pPr>
+      <w:r>
+        <w:t>List the given facts and one fact that is not supplied.</w:t>
+      </w:r>
+    </w:p>
+    <w:p>
+      <w:r>
+        <w:t>________________________________________________________________</w:t>
+      </w:r>
+    </w:p>
+    <w:p>
+      <w:r>
+        <w:t>________________________________________________________________</w:t>
+      </w:r>
+    </w:p>
+    <w:p>
+      <w:r>
+        <w:t>________________________________________________________________</w:t>
+      </w:r>
+    </w:p>
+    <w:p>
+      <w:pPr>
+        <w:pStyle w:val="Heading2"/>
+      </w:pPr>
+      <w:r>
+        <w:t>Earlier wording, alternatives and picture transcripts · reference / check after trying</w:t>
       </w:r>
     </w:p>
     <w:p>
@@ -271,7 +756,399 @@
         <w:rPr>
           <w:b w:val="0"/>
         </w:rPr>
-        <w:t xml:space="preserve">Explain why a recorded result needs its </w:t>
+        <w:t>Begin by writing the question the procedure is intended to answer. Identify the information already supplied, the information it will produce and the information still missing.</w:t>
+      </w:r>
+    </w:p>
+    <w:p>
+      <w:pPr>
+        <w:spacing w:line="336" w:lineRule="auto" w:after="180"/>
+      </w:pPr>
+      <w:r>
+        <w:rPr>
+          <w:b w:val="0"/>
+        </w:rPr>
+        <w:t xml:space="preserve">These are constructed classroom examples; they do not require live accounts, private records or an external service. Do not treat a plausible explanation as a measured </w:t>
+      </w:r>
+      <w:r>
+        <w:rPr>
+          <w:b/>
+        </w:rPr>
+        <w:t>outcome</w:t>
+      </w:r>
+      <w:r>
+        <w:rPr>
+          <w:b w:val="0"/>
+        </w:rPr>
+        <w:t>.</w:t>
+      </w:r>
+    </w:p>
+    <w:p>
+      <w:pPr>
+        <w:pStyle w:val="Heading1"/>
+      </w:pPr>
+      <w:r>
+        <w:t>03. Trace the question through a fully supplied practice snapshot</w:t>
+      </w:r>
+    </w:p>
+    <w:p>
+      <w:r>
+        <w:t>B’s higher mean here does not erase its worse Q4 result.</w:t>
+      </w:r>
+    </w:p>
+    <w:p>
+      <w:pPr>
+        <w:pStyle w:val="Heading2"/>
+      </w:pPr>
+      <w:r>
+        <w:t>Original retrieval question and predeclared rules</w:t>
+      </w:r>
+    </w:p>
+    <w:p>
+      <w:pPr>
+        <w:spacing w:line="336" w:lineRule="auto" w:after="180"/>
+      </w:pPr>
+      <w:r>
+        <w:rPr>
+          <w:b w:val="0"/>
+        </w:rPr>
+        <w:t>For fictional classroom retrieval, ask whether method B returns more relevant records than lexical baseline A on a reserved judged query set at cutoff 3. Define eligible corpus and relevance rules before running.</w:t>
+      </w:r>
+    </w:p>
+    <w:p>
+      <w:pPr>
+        <w:pStyle w:val="Heading2"/>
+      </w:pPr>
+      <w:r>
+        <w:t>Added constructed rankings, labels and complete counts</w:t>
+      </w:r>
+    </w:p>
+    <w:tbl>
+      <w:tblPr>
+        <w:tblStyle w:val="LightShading-Accent1"/>
+        <w:tblW w:type="auto" w:w="0"/>
+        <w:tblLook w:firstColumn="1" w:firstRow="1" w:lastColumn="0" w:lastRow="0" w:noHBand="0" w:noVBand="1" w:val="04A0"/>
+      </w:tblPr>
+      <w:tblGrid>
+        <w:gridCol w:w="2556"/>
+        <w:gridCol w:w="2556"/>
+        <w:gridCol w:w="2556"/>
+        <w:gridCol w:w="2556"/>
+      </w:tblGrid>
+      <w:tr>
+        <w:trPr>
+          <w:tblHeader/>
+        </w:trPr>
+        <w:tc>
+          <w:tcPr>
+            <w:tcW w:type="dxa" w:w="2556"/>
+          </w:tcPr>
+          <w:p>
+            <w:r>
+              <w:t>Query</w:t>
+            </w:r>
+          </w:p>
+        </w:tc>
+        <w:tc>
+          <w:tcPr>
+            <w:tcW w:type="dxa" w:w="2556"/>
+          </w:tcPr>
+          <w:p>
+            <w:r>
+              <w:t>Supplied relevant IDs</w:t>
+            </w:r>
+          </w:p>
+        </w:tc>
+        <w:tc>
+          <w:tcPr>
+            <w:tcW w:type="dxa" w:w="2556"/>
+          </w:tcPr>
+          <w:p>
+            <w:r>
+              <w:t>A top three / relevant count</w:t>
+            </w:r>
+          </w:p>
+        </w:tc>
+        <w:tc>
+          <w:tcPr>
+            <w:tcW w:type="dxa" w:w="2556"/>
+          </w:tcPr>
+          <w:p>
+            <w:r>
+              <w:t>B top three / relevant count</w:t>
+            </w:r>
+          </w:p>
+        </w:tc>
+      </w:tr>
+      <w:tr>
+        <w:tc>
+          <w:tcPr>
+            <w:tcW w:type="dxa" w:w="2556"/>
+          </w:tcPr>
+          <w:p>
+            <w:r>
+              <w:t>Q1</w:t>
+            </w:r>
+          </w:p>
+        </w:tc>
+        <w:tc>
+          <w:tcPr>
+            <w:tcW w:type="dxa" w:w="2556"/>
+          </w:tcPr>
+          <w:p>
+            <w:r>
+              <w:t>R1, R2</w:t>
+            </w:r>
+          </w:p>
+        </w:tc>
+        <w:tc>
+          <w:tcPr>
+            <w:tcW w:type="dxa" w:w="2556"/>
+          </w:tcPr>
+          <w:p>
+            <w:r>
+              <w:t>R1, R9, R10 / 1</w:t>
+            </w:r>
+          </w:p>
+        </w:tc>
+        <w:tc>
+          <w:tcPr>
+            <w:tcW w:type="dxa" w:w="2556"/>
+          </w:tcPr>
+          <w:p>
+            <w:r>
+              <w:t>R1, R2, R9 / 2</w:t>
+            </w:r>
+          </w:p>
+        </w:tc>
+      </w:tr>
+      <w:tr>
+        <w:tc>
+          <w:tcPr>
+            <w:tcW w:type="dxa" w:w="2556"/>
+          </w:tcPr>
+          <w:p>
+            <w:r>
+              <w:t>Q2</w:t>
+            </w:r>
+          </w:p>
+        </w:tc>
+        <w:tc>
+          <w:tcPr>
+            <w:tcW w:type="dxa" w:w="2556"/>
+          </w:tcPr>
+          <w:p>
+            <w:r>
+              <w:t>R3</w:t>
+            </w:r>
+          </w:p>
+        </w:tc>
+        <w:tc>
+          <w:tcPr>
+            <w:tcW w:type="dxa" w:w="2556"/>
+          </w:tcPr>
+          <w:p>
+            <w:r>
+              <w:t>R3, R9, R10 / 1</w:t>
+            </w:r>
+          </w:p>
+        </w:tc>
+        <w:tc>
+          <w:tcPr>
+            <w:tcW w:type="dxa" w:w="2556"/>
+          </w:tcPr>
+          <w:p>
+            <w:r>
+              <w:t>R3, R9, R10 / 1</w:t>
+            </w:r>
+          </w:p>
+        </w:tc>
+      </w:tr>
+      <w:tr>
+        <w:tc>
+          <w:tcPr>
+            <w:tcW w:type="dxa" w:w="2556"/>
+          </w:tcPr>
+          <w:p>
+            <w:r>
+              <w:t>Q3</w:t>
+            </w:r>
+          </w:p>
+        </w:tc>
+        <w:tc>
+          <w:tcPr>
+            <w:tcW w:type="dxa" w:w="2556"/>
+          </w:tcPr>
+          <w:p>
+            <w:r>
+              <w:t>R4, R5</w:t>
+            </w:r>
+          </w:p>
+        </w:tc>
+        <w:tc>
+          <w:tcPr>
+            <w:tcW w:type="dxa" w:w="2556"/>
+          </w:tcPr>
+          <w:p>
+            <w:r>
+              <w:t>R4, R9, R10 / 1</w:t>
+            </w:r>
+          </w:p>
+        </w:tc>
+        <w:tc>
+          <w:tcPr>
+            <w:tcW w:type="dxa" w:w="2556"/>
+          </w:tcPr>
+          <w:p>
+            <w:r>
+              <w:t>R4, R5, R9 / 2</w:t>
+            </w:r>
+          </w:p>
+        </w:tc>
+      </w:tr>
+      <w:tr>
+        <w:tc>
+          <w:tcPr>
+            <w:tcW w:type="dxa" w:w="2556"/>
+          </w:tcPr>
+          <w:p>
+            <w:r>
+              <w:t>Q4</w:t>
+            </w:r>
+          </w:p>
+        </w:tc>
+        <w:tc>
+          <w:tcPr>
+            <w:tcW w:type="dxa" w:w="2556"/>
+          </w:tcPr>
+          <w:p>
+            <w:r>
+              <w:t>R6</w:t>
+            </w:r>
+          </w:p>
+        </w:tc>
+        <w:tc>
+          <w:tcPr>
+            <w:tcW w:type="dxa" w:w="2556"/>
+          </w:tcPr>
+          <w:p>
+            <w:r>
+              <w:t>R6, R9, R10 / 1</w:t>
+            </w:r>
+          </w:p>
+        </w:tc>
+        <w:tc>
+          <w:tcPr>
+            <w:tcW w:type="dxa" w:w="2556"/>
+          </w:tcPr>
+          <w:p>
+            <w:r>
+              <w:t>R9, R10, R8 / 0</w:t>
+            </w:r>
+          </w:p>
+        </w:tc>
+      </w:tr>
+      <w:tr>
+        <w:tc>
+          <w:tcPr>
+            <w:tcW w:type="dxa" w:w="2556"/>
+          </w:tcPr>
+          <w:p>
+            <w:r>
+              <w:t>Q5</w:t>
+            </w:r>
+          </w:p>
+        </w:tc>
+        <w:tc>
+          <w:tcPr>
+            <w:tcW w:type="dxa" w:w="2556"/>
+          </w:tcPr>
+          <w:p>
+            <w:r>
+              <w:t>R7, R8</w:t>
+            </w:r>
+          </w:p>
+        </w:tc>
+        <w:tc>
+          <w:tcPr>
+            <w:tcW w:type="dxa" w:w="2556"/>
+          </w:tcPr>
+          <w:p>
+            <w:r>
+              <w:t>R7, R9, R10 / 1</w:t>
+            </w:r>
+          </w:p>
+        </w:tc>
+        <w:tc>
+          <w:tcPr>
+            <w:tcW w:type="dxa" w:w="2556"/>
+          </w:tcPr>
+          <w:p>
+            <w:r>
+              <w:t>R7, R8, R10 / 2</w:t>
+            </w:r>
+          </w:p>
+        </w:tc>
+      </w:tr>
+      <w:tr>
+        <w:tc>
+          <w:tcPr>
+            <w:tcW w:type="dxa" w:w="2556"/>
+          </w:tcPr>
+          <w:p>
+            <w:r>
+              <w:t>Five-query mean</w:t>
+            </w:r>
+          </w:p>
+        </w:tc>
+        <w:tc>
+          <w:tcPr>
+            <w:tcW w:type="dxa" w:w="2556"/>
+          </w:tcPr>
+          <w:p>
+            <w:r>
+              <w:t>Same fixed labels and corpus</w:t>
+            </w:r>
+          </w:p>
+        </w:tc>
+        <w:tc>
+          <w:tcPr>
+            <w:tcW w:type="dxa" w:w="2556"/>
+          </w:tcPr>
+          <w:p>
+            <w:r>
+              <w:t>5/5 = 1 relevant record</w:t>
+            </w:r>
+          </w:p>
+        </w:tc>
+        <w:tc>
+          <w:tcPr>
+            <w:tcW w:type="dxa" w:w="2556"/>
+          </w:tcPr>
+          <w:p>
+            <w:r>
+              <w:t>7/5 = 1.4 relevant records</w:t>
+            </w:r>
+          </w:p>
+        </w:tc>
+      </w:tr>
+    </w:tbl>
+    <w:p>
+      <w:pPr>
+        <w:pStyle w:val="Heading2"/>
+      </w:pPr>
+      <w:r>
+        <w:t>State measurement assumptions before interpreting</w:t>
+      </w:r>
+    </w:p>
+    <w:p>
+      <w:pPr>
+        <w:spacing w:line="336" w:lineRule="auto" w:after="180"/>
+      </w:pPr>
+      <w:r>
+        <w:rPr>
+          <w:b w:val="0"/>
+        </w:rPr>
+        <w:t xml:space="preserve">Before applying the procedure, write its units, denominator or decision boundary where relevant. A partner should be able to repeat each step using the same </w:t>
       </w:r>
       <w:r>
         <w:rPr>
@@ -283,50 +1160,38 @@
         <w:rPr>
           <w:b w:val="0"/>
         </w:rPr>
-        <w:t xml:space="preserve"> conditions and </w:t>
+        <w:t>s.</w:t>
+      </w:r>
+    </w:p>
+    <w:p>
+      <w:pPr>
+        <w:spacing w:line="336" w:lineRule="auto" w:after="180"/>
+      </w:pPr>
+      <w:r>
+        <w:rPr>
+          <w:b w:val="0"/>
+        </w:rPr>
+        <w:t xml:space="preserve">If a required </w:t>
       </w:r>
       <w:r>
         <w:rPr>
           <w:b/>
         </w:rPr>
-        <w:t>evidence</w:t>
+        <w:t>input</w:t>
       </w:r>
       <w:r>
         <w:rPr>
           <w:b w:val="0"/>
         </w:rPr>
-        <w:t xml:space="preserve"> source before it can support a claim.</w:t>
-      </w:r>
-    </w:p>
-    <w:p>
-      <w:pPr>
-        <w:pStyle w:val="Heading3"/>
-      </w:pPr>
-      <w:r>
-        <w:t>My starting explanation</w:t>
-      </w:r>
-    </w:p>
-    <w:p>
-      <w:r>
-        <w:t>________________________________________________________________</w:t>
-      </w:r>
-    </w:p>
-    <w:p>
-      <w:r>
-        <w:t>________________________________________________________________</w:t>
-      </w:r>
-    </w:p>
-    <w:p>
-      <w:r>
-        <w:t>________________________________________________________________</w:t>
-      </w:r>
-    </w:p>
-    <w:p>
-      <w:pPr>
-        <w:pStyle w:val="Heading3"/>
-      </w:pPr>
-      <w:r>
-        <w:t>This week’s end goal</w:t>
+        <w:t xml:space="preserve"> is absent or violates the stated contract, record that condition explicitly instead of quietly replacing it with a convenient value.</w:t>
+      </w:r>
+    </w:p>
+    <w:p>
+      <w:pPr>
+        <w:pStyle w:val="Heading2"/>
+      </w:pPr>
+      <w:r>
+        <w:t>Explain the visual</w:t>
       </w:r>
     </w:p>
     <w:p>
@@ -337,160 +1202,27 @@
         <w:rPr>
           <w:b w:val="0"/>
         </w:rPr>
-        <w:t xml:space="preserve">Explain a question that </w:t>
+        <w:t xml:space="preserve">Point to the </w:t>
       </w:r>
       <w:r>
         <w:rPr>
           <w:b/>
         </w:rPr>
-        <w:t>evidence</w:t>
+        <w:t>input</w:t>
       </w:r>
       <w:r>
         <w:rPr>
           <w:b w:val="0"/>
         </w:rPr>
-        <w:t xml:space="preserve"> can answer using the records and boundaries of this fictional investigation.</w:t>
-      </w:r>
-    </w:p>
-    <w:p>
-      <w:pPr>
-        <w:pStyle w:val="Heading1"/>
-      </w:pPr>
-      <w:r>
-        <w:t>02. Notice the evidence</w:t>
-      </w:r>
-    </w:p>
-    <w:p>
-      <w:r>
-        <w:t>Investigate the supplied A question that evidence can answer case. Separate observations, given facts and assumptions before choosing an explanation.</w:t>
-      </w:r>
-    </w:p>
-    <w:p>
-      <w:pPr>
-        <w:spacing w:line="336" w:lineRule="auto" w:after="180"/>
-      </w:pPr>
-      <w:r>
-        <w:rPr>
-          <w:b w:val="0"/>
-        </w:rPr>
-        <w:t xml:space="preserve">A </w:t>
-      </w:r>
-      <w:r>
-        <w:rPr>
-          <w:b/>
-        </w:rPr>
-        <w:t>research question</w:t>
-      </w:r>
-      <w:r>
-        <w:rPr>
-          <w:b w:val="0"/>
-        </w:rPr>
-        <w:t xml:space="preserve"> identifies an </w:t>
-      </w:r>
-      <w:r>
-        <w:rPr>
-          <w:b/>
-        </w:rPr>
-        <w:t>outcome</w:t>
-      </w:r>
-      <w:r>
-        <w:rPr>
-          <w:b w:val="0"/>
-        </w:rPr>
-        <w:t xml:space="preserve">, comparison and conditions that </w:t>
-      </w:r>
-      <w:r>
-        <w:rPr>
-          <w:b/>
-        </w:rPr>
-        <w:t>evidence</w:t>
-      </w:r>
-      <w:r>
-        <w:rPr>
-          <w:b w:val="0"/>
-        </w:rPr>
-        <w:t xml:space="preserve"> could answer. A broad aspiration needs narrowing before a study.</w:t>
-      </w:r>
-    </w:p>
-    <w:p>
-      <w:pPr>
-        <w:spacing w:line="336" w:lineRule="auto" w:after="180"/>
-      </w:pPr>
-      <w:r>
-        <w:rPr>
-          <w:b w:val="0"/>
-        </w:rPr>
-        <w:t>Begin by writing the question the procedure is intended to answer. Identify the information already supplied, the information it will produce and the information still missing.</w:t>
-      </w:r>
-    </w:p>
-    <w:p>
-      <w:pPr>
-        <w:spacing w:line="336" w:lineRule="auto" w:after="180"/>
-      </w:pPr>
-      <w:r>
-        <w:rPr>
-          <w:b w:val="0"/>
-        </w:rPr>
-        <w:t xml:space="preserve">These are constructed classroom examples; they do not require live accounts, private records or an external service. Do not treat a plausible explanation as a measured </w:t>
-      </w:r>
-      <w:r>
-        <w:rPr>
-          <w:b/>
-        </w:rPr>
-        <w:t>outcome</w:t>
-      </w:r>
-      <w:r>
-        <w:rPr>
-          <w:b w:val="0"/>
-        </w:rPr>
-        <w:t>.</w:t>
-      </w:r>
-    </w:p>
-    <w:p>
-      <w:pPr>
-        <w:pStyle w:val="Heading3"/>
-      </w:pPr>
-      <w:r>
-        <w:t>List the given facts and one fact that is not supplied.</w:t>
-      </w:r>
-    </w:p>
-    <w:p>
-      <w:r>
-        <w:t>________________________________________________________________</w:t>
-      </w:r>
-    </w:p>
-    <w:p>
-      <w:r>
-        <w:t>________________________________________________________________</w:t>
-      </w:r>
-    </w:p>
-    <w:p>
-      <w:r>
-        <w:t>________________________________________________________________</w:t>
-      </w:r>
-    </w:p>
-    <w:p>
-      <w:pPr>
-        <w:pStyle w:val="Heading1"/>
-      </w:pPr>
-      <w:r>
-        <w:t>03. See how it works</w:t>
-      </w:r>
-    </w:p>
-    <w:p>
-      <w:r>
-        <w:t>Follow the mechanism for A question that evidence can answer. Connect each labelled input, deciding step and result.</w:t>
-      </w:r>
-    </w:p>
-    <w:p>
-      <w:pPr>
-        <w:spacing w:line="336" w:lineRule="auto" w:after="180"/>
-      </w:pPr>
-      <w:r>
-        <w:rPr>
-          <w:b w:val="0"/>
-        </w:rPr>
-        <w:t>For fictional classroom retrieval, ask whether method B returns more relevant records than lexical baseline A on a reserved judged query set at cutoff3. Define eligible corpus and relevance rules before running.</w:t>
+        <w:t>, the deciding step and the result in this week’s visual. Explain the same step in ordinary words. A picture helps when you can say what each part represents.</w:t>
+      </w:r>
+    </w:p>
+    <w:p>
+      <w:pPr>
+        <w:pStyle w:val="Heading2"/>
+      </w:pPr>
+      <w:r>
+        <w:t>Earlier wording, alternatives and picture transcripts · reference / check after trying</w:t>
       </w:r>
     </w:p>
     <w:p>
@@ -564,7 +1296,7 @@
           </w:tcPr>
           <w:p>
             <w:r>
-              <w:t>For fictional classroom retrieval, ask whether method B returns more relevant records than lexical baseline A on a reserved judged query set at cutoff3. Define eligible corpus and relevance rules before running.</w:t>
+              <w:t>For fictional classroom retrieval, ask whether method B returns more relevant records than lexical baseline A on a reserved judged query set at cutoff 3. Define eligible corpus and relevance rules before running.</w:t>
             </w:r>
           </w:p>
         </w:tc>
@@ -587,13 +1319,214 @@
     </w:p>
     <w:p>
       <w:pPr>
+        <w:pStyle w:val="Heading3"/>
+      </w:pPr>
+      <w:r>
+        <w:t>Connect the picture and the explanation</w:t>
+      </w:r>
+    </w:p>
+    <w:p>
+      <w:pPr>
+        <w:pStyle w:val="Heading1"/>
+      </w:pPr>
+      <w:r>
+        <w:t>04. Predict easier tasks given only to version B</w:t>
+      </w:r>
+    </w:p>
+    <w:p>
+      <w:r>
+        <w:t>Changing task difficulty with version spoils the intended comparison.</w:t>
+      </w:r>
+    </w:p>
+    <w:p>
+      <w:pPr>
+        <w:pStyle w:val="Heading2"/>
+      </w:pPr>
+      <w:r>
+        <w:t>Current task and response</w:t>
+      </w:r>
+    </w:p>
+    <w:p>
+      <w:pPr>
+        <w:pStyle w:val="ListBullet"/>
+      </w:pPr>
+      <w:r>
+        <w:t>Proposal says prove AI is useful; available records are retrieval results for five room queries. Show the intermediate steps and give the conclusion with its scope.</w:t>
+      </w:r>
+    </w:p>
+    <w:p>
+      <w:pPr>
+        <w:pStyle w:val="Heading3"/>
+      </w:pPr>
+      <w:r>
+        <w:t>Keep the procedure fixed. Explain what changed in the inputs and result.</w:t>
+      </w:r>
+    </w:p>
+    <w:p>
+      <w:r>
+        <w:t>________________________________________________________________</w:t>
+      </w:r>
+    </w:p>
+    <w:p>
+      <w:r>
+        <w:t>________________________________________________________________</w:t>
+      </w:r>
+    </w:p>
+    <w:p>
+      <w:r>
+        <w:t>________________________________________________________________</w:t>
+      </w:r>
+    </w:p>
+    <w:p>
+      <w:r>
+        <w:t>________________________________________________________________</w:t>
+      </w:r>
+    </w:p>
+    <w:p>
+      <w:r>
+        <w:t>________________________________________________________________</w:t>
+      </w:r>
+    </w:p>
+    <w:p>
+      <w:pPr>
+        <w:pStyle w:val="Heading2"/>
+      </w:pPr>
+      <w:r>
+        <w:t>Predict the different-task change</w:t>
+      </w:r>
+    </w:p>
+    <w:p>
+      <w:pPr>
+        <w:pStyle w:val="ListBullet"/>
+      </w:pPr>
+      <w:r>
+        <w:t>Change: Replace the six tasks with six easier tasks only for B.</w:t>
+      </w:r>
+    </w:p>
+    <w:p>
+      <w:pPr>
+        <w:pStyle w:val="Heading2"/>
+      </w:pPr>
+      <w:r>
+        <w:t>Check after predicting · reference / check after trying</w:t>
+      </w:r>
+    </w:p>
+    <w:p>
+      <w:pPr>
         <w:spacing w:line="336" w:lineRule="auto" w:after="180"/>
       </w:pPr>
+      <w:r>
+        <w:rPr>
+          <w:b/>
+        </w:rPr>
+        <w:t>Prediction</w:t>
+      </w:r>
       <w:r>
         <w:rPr>
           <w:b w:val="0"/>
         </w:rPr>
-        <w:t xml:space="preserve">Before applying the procedure, write its units, denominator or decision boundary where relevant. A partner should be able to repeat each step using the same </w:t>
+        <w:t>: The comparison no longer isolates the diagram condition.</w:t>
+      </w:r>
+    </w:p>
+    <w:p>
+      <w:pPr>
+        <w:spacing w:line="336" w:lineRule="auto" w:after="180"/>
+      </w:pPr>
+      <w:r>
+        <w:rPr>
+          <w:b w:val="0"/>
+        </w:rPr>
+        <w:t>Reason: Task difficulty now changes alongside the proposed intervention.</w:t>
+      </w:r>
+    </w:p>
+    <w:p>
+      <w:pPr>
+        <w:pStyle w:val="Heading2"/>
+      </w:pPr>
+      <w:r>
+        <w:t>Earlier wording, alternatives and picture transcripts · reference / check after trying</w:t>
+      </w:r>
+    </w:p>
+    <w:p>
+      <w:pPr>
+        <w:pStyle w:val="Heading3"/>
+      </w:pPr>
+      <w:r>
+        <w:t>Compare a familiar case with a changed case</w:t>
+      </w:r>
+    </w:p>
+    <w:p>
+      <w:pPr>
+        <w:pStyle w:val="Heading3"/>
+      </w:pPr>
+      <w:r>
+        <w:t>Change one thing in the pictured case</w:t>
+      </w:r>
+    </w:p>
+    <w:p>
+      <w:pPr>
+        <w:pStyle w:val="Heading1"/>
+      </w:pPr>
+      <w:r>
+        <w:t>06. Read the diagram question as a different six-task study design</w:t>
+      </w:r>
+    </w:p>
+    <w:p>
+      <w:r>
+        <w:t>Distinguish a measurable question from evidence that has actually been collected.</w:t>
+      </w:r>
+    </w:p>
+    <w:p>
+      <w:pPr>
+        <w:pStyle w:val="Heading2"/>
+      </w:pPr>
+      <w:r>
+        <w:t>Main broad-aspiration problem and bounded repair</w:t>
+      </w:r>
+    </w:p>
+    <w:p>
+      <w:pPr>
+        <w:spacing w:line="336" w:lineRule="auto" w:after="180"/>
+      </w:pPr>
+      <w:r>
+        <w:rPr>
+          <w:b w:val="0"/>
+        </w:rPr>
+        <w:t>Proposal says prove AI is useful; available records are retrieval results for five room queries.</w:t>
+      </w:r>
+    </w:p>
+    <w:p>
+      <w:pPr>
+        <w:spacing w:line="336" w:lineRule="auto" w:after="180"/>
+      </w:pPr>
+      <w:r>
+        <w:rPr>
+          <w:b w:val="0"/>
+        </w:rPr>
+        <w:t>Narrow to relevant retrieval at a declared cutoff on those queries. The supplied records cannot answer universal usefulness or deployment impact.</w:t>
+      </w:r>
+    </w:p>
+    <w:p>
+      <w:pPr>
+        <w:spacing w:line="336" w:lineRule="auto" w:after="180"/>
+      </w:pPr>
+      <w:r>
+        <w:rPr>
+          <w:b w:val="0"/>
+        </w:rPr>
+        <w:t xml:space="preserve">Compare the intermediate </w:t>
+      </w:r>
+      <w:r>
+        <w:rPr>
+          <w:b/>
+        </w:rPr>
+        <w:t>evidence</w:t>
+      </w:r>
+      <w:r>
+        <w:rPr>
+          <w:b w:val="0"/>
+        </w:rPr>
+        <w:t xml:space="preserve"> with the final statement. Explain why each number or decision follows from the stated </w:t>
       </w:r>
       <w:r>
         <w:rPr>
@@ -616,7 +1549,7 @@
         <w:rPr>
           <w:b w:val="0"/>
         </w:rPr>
-        <w:t xml:space="preserve">If a required </w:t>
+        <w:t xml:space="preserve">The conclusion belongs to this scenario and procedure; changing the </w:t>
       </w:r>
       <w:r>
         <w:rPr>
@@ -628,457 +1561,15 @@
         <w:rPr>
           <w:b w:val="0"/>
         </w:rPr>
-        <w:t xml:space="preserve"> is absent or violates the stated contract, record that condition explicitly instead of quietly replacing it with a convenient value.</w:t>
-      </w:r>
-    </w:p>
-    <w:p>
-      <w:pPr>
-        <w:pStyle w:val="Heading3"/>
-      </w:pPr>
-      <w:r>
-        <w:t>Connect the picture and the explanation</w:t>
-      </w:r>
-    </w:p>
-    <w:p>
-      <w:pPr>
-        <w:spacing w:line="336" w:lineRule="auto" w:after="180"/>
-      </w:pPr>
-      <w:r>
-        <w:rPr>
-          <w:b w:val="0"/>
-        </w:rPr>
-        <w:t xml:space="preserve">Point to the </w:t>
-      </w:r>
-      <w:r>
-        <w:rPr>
-          <w:b/>
-        </w:rPr>
-        <w:t>input</w:t>
-      </w:r>
-      <w:r>
-        <w:rPr>
-          <w:b w:val="0"/>
-        </w:rPr>
-        <w:t>, the deciding step and the result in this week’s visual. Explain the same step in ordinary words. A picture helps when you can say what each part represents.</w:t>
-      </w:r>
-    </w:p>
-    <w:p>
-      <w:pPr>
-        <w:pStyle w:val="Heading1"/>
-      </w:pPr>
-      <w:r>
-        <w:t>04. Compare the cases</w:t>
-      </w:r>
-    </w:p>
-    <w:p>
-      <w:r>
-        <w:t>Compare the supplied cases for A question that evidence can answer. Identify the detail that changes the conclusion.</w:t>
-      </w:r>
-    </w:p>
-    <w:p>
-      <w:pPr>
-        <w:pStyle w:val="Heading3"/>
-      </w:pPr>
-      <w:r>
-        <w:t>Compare a familiar case with a changed case</w:t>
-      </w:r>
-    </w:p>
-    <w:p>
-      <w:pPr>
-        <w:spacing w:line="336" w:lineRule="auto" w:after="180"/>
-      </w:pPr>
-      <w:r>
-        <w:rPr>
-          <w:b w:val="0"/>
-        </w:rPr>
-        <w:t xml:space="preserve">Proposal says prove AI is useful; available records are retrieval results for five room queries. Show the intermediate steps and give the conclusion with its </w:t>
-      </w:r>
-      <w:r>
-        <w:rPr>
-          <w:b/>
-        </w:rPr>
-        <w:t>scope</w:t>
-      </w:r>
-      <w:r>
-        <w:rPr>
-          <w:b w:val="0"/>
-        </w:rPr>
-        <w:t>.</w:t>
-      </w:r>
-    </w:p>
-    <w:p>
-      <w:pPr>
-        <w:pStyle w:val="Heading3"/>
-      </w:pPr>
-      <w:r>
-        <w:t>Keep the procedure fixed. Explain what changed in the inputs and result.</w:t>
-      </w:r>
-    </w:p>
-    <w:p>
-      <w:r>
-        <w:t>________________________________________________________________</w:t>
-      </w:r>
-    </w:p>
-    <w:p>
-      <w:r>
-        <w:t>________________________________________________________________</w:t>
-      </w:r>
-    </w:p>
-    <w:p>
-      <w:r>
-        <w:t>________________________________________________________________</w:t>
-      </w:r>
-    </w:p>
-    <w:p>
-      <w:r>
-        <w:t>________________________________________________________________</w:t>
-      </w:r>
-    </w:p>
-    <w:p>
-      <w:r>
-        <w:t>________________________________________________________________</w:t>
-      </w:r>
-    </w:p>
-    <w:p>
-      <w:pPr>
-        <w:pStyle w:val="Heading3"/>
-      </w:pPr>
-      <w:r>
-        <w:t>Change one thing in the pictured case</w:t>
-      </w:r>
-    </w:p>
-    <w:p>
-      <w:pPr>
-        <w:pStyle w:val="Heading3"/>
-      </w:pPr>
-      <w:r>
-        <w:t>Change one thing</w:t>
-      </w:r>
-    </w:p>
-    <w:p>
-      <w:pPr>
-        <w:spacing w:line="336" w:lineRule="auto" w:after="180"/>
-        <w:shd w:fill="F5F1FB"/>
-      </w:pPr>
-      <w:r>
-        <w:rPr>
-          <w:b w:val="0"/>
-        </w:rPr>
-        <w:t>Change: Replace the six tasks with six easier tasks only for B.</w:t>
-      </w:r>
-    </w:p>
-    <w:p>
-      <w:pPr>
-        <w:pStyle w:val="Heading3"/>
-      </w:pPr>
-      <w:r>
-        <w:t>Predicted result</w:t>
-      </w:r>
-    </w:p>
-    <w:p>
-      <w:pPr>
-        <w:spacing w:line="336" w:lineRule="auto" w:after="180"/>
-        <w:shd w:fill="F1F6FC"/>
-      </w:pPr>
-      <w:r>
-        <w:rPr>
-          <w:b/>
-        </w:rPr>
-        <w:t>Prediction</w:t>
-      </w:r>
-      <w:r>
-        <w:rPr>
-          <w:b w:val="0"/>
-        </w:rPr>
-        <w:t>: The comparison no longer isolates the diagram condition.</w:t>
-      </w:r>
-    </w:p>
-    <w:p>
-      <w:pPr>
-        <w:pStyle w:val="Heading3"/>
-      </w:pPr>
-      <w:r>
-        <w:t>Why the result follows</w:t>
-      </w:r>
-    </w:p>
-    <w:p>
-      <w:pPr>
-        <w:spacing w:line="336" w:lineRule="auto" w:after="180"/>
-        <w:shd w:fill="F1F6FC"/>
-      </w:pPr>
-      <w:r>
-        <w:rPr>
-          <w:b w:val="0"/>
-        </w:rPr>
-        <w:t>Reason: Task difficulty now changes alongside the proposed intervention.</w:t>
-      </w:r>
-    </w:p>
-    <w:p>
-      <w:pPr>
-        <w:pStyle w:val="Heading1"/>
-      </w:pPr>
-      <w:r>
-        <w:t>05. Words that unlock the idea</w:t>
-      </w:r>
-    </w:p>
-    <w:p>
-      <w:r>
-        <w:t>Use the vocabulary of A question that evidence can answer to explain a concrete decision, rather than only memorising definitions.</w:t>
-      </w:r>
-    </w:p>
-    <w:tbl>
-      <w:tblPr>
-        <w:tblStyle w:val="LightShading-Accent1"/>
-        <w:tblW w:type="auto" w:w="0"/>
-        <w:tblLook w:firstColumn="1" w:firstRow="1" w:lastColumn="0" w:lastRow="0" w:noHBand="0" w:noVBand="1" w:val="04A0"/>
-      </w:tblPr>
-      <w:tblGrid>
-        <w:gridCol w:w="5112"/>
-        <w:gridCol w:w="5112"/>
-      </w:tblGrid>
-      <w:tr>
-        <w:trPr>
-          <w:tblHeader/>
-        </w:trPr>
-        <w:tc>
-          <w:tcPr>
-            <w:tcW w:type="dxa" w:w="5112"/>
-          </w:tcPr>
-          <w:p>
-            <w:r>
-              <w:t>Word</w:t>
-            </w:r>
-          </w:p>
-        </w:tc>
-        <w:tc>
-          <w:tcPr>
-            <w:tcW w:type="dxa" w:w="5112"/>
-          </w:tcPr>
-          <w:p>
-            <w:r>
-              <w:t>Meaning</w:t>
-            </w:r>
-          </w:p>
-        </w:tc>
-      </w:tr>
-      <w:tr>
-        <w:tc>
-          <w:tcPr>
-            <w:tcW w:type="dxa" w:w="5112"/>
-          </w:tcPr>
-          <w:p>
-            <w:r>
-              <w:t>Research question</w:t>
-            </w:r>
-          </w:p>
-        </w:tc>
-        <w:tc>
-          <w:tcPr>
-            <w:tcW w:type="dxa" w:w="5112"/>
-          </w:tcPr>
-          <w:p>
-            <w:r>
-              <w:t>A bounded question tied to observable evidence</w:t>
-            </w:r>
-          </w:p>
-        </w:tc>
-      </w:tr>
-      <w:tr>
-        <w:tc>
-          <w:tcPr>
-            <w:tcW w:type="dxa" w:w="5112"/>
-          </w:tcPr>
-          <w:p>
-            <w:r>
-              <w:t>Outcome</w:t>
-            </w:r>
-          </w:p>
-        </w:tc>
-        <w:tc>
-          <w:tcPr>
-            <w:tcW w:type="dxa" w:w="5112"/>
-          </w:tcPr>
-          <w:p>
-            <w:r>
-              <w:t>The quantity or behaviour being measured</w:t>
-            </w:r>
-          </w:p>
-        </w:tc>
-      </w:tr>
-      <w:tr>
-        <w:tc>
-          <w:tcPr>
-            <w:tcW w:type="dxa" w:w="5112"/>
-          </w:tcPr>
-          <w:p>
-            <w:r>
-              <w:t>Scope</w:t>
-            </w:r>
-          </w:p>
-        </w:tc>
-        <w:tc>
-          <w:tcPr>
-            <w:tcW w:type="dxa" w:w="5112"/>
-          </w:tcPr>
-          <w:p>
-            <w:r>
-              <w:t>The conditions covered by a question</w:t>
-            </w:r>
-          </w:p>
-        </w:tc>
-      </w:tr>
-    </w:tbl>
-    <w:p>
-      <w:pPr>
-        <w:pStyle w:val="Heading3"/>
-      </w:pPr>
-      <w:r>
-        <w:t>Use two terms to explain a step in this week’s example.</w:t>
-      </w:r>
-    </w:p>
-    <w:p>
-      <w:r>
-        <w:t>________________________________________________________________</w:t>
-      </w:r>
-    </w:p>
-    <w:p>
-      <w:r>
-        <w:t>________________________________________________________________</w:t>
-      </w:r>
-    </w:p>
-    <w:p>
-      <w:r>
-        <w:t>________________________________________________________________</w:t>
-      </w:r>
-    </w:p>
-    <w:p>
-      <w:pPr>
-        <w:pStyle w:val="Heading1"/>
-      </w:pPr>
-      <w:r>
-        <w:t>06. Follow a worked example</w:t>
-      </w:r>
-    </w:p>
-    <w:p>
-      <w:r>
-        <w:t>Follow the worked trace for A question that evidence can answer, predict a step, then compare with its explanation.</w:t>
-      </w:r>
-    </w:p>
-    <w:p>
-      <w:pPr>
-        <w:spacing w:line="336" w:lineRule="auto" w:after="180"/>
-      </w:pPr>
-      <w:r>
-        <w:rPr>
-          <w:b w:val="0"/>
-        </w:rPr>
-        <w:t>Proposal says prove AI is useful; available records are retrieval results for five room queries.</w:t>
-      </w:r>
-    </w:p>
-    <w:p>
-      <w:pPr>
-        <w:spacing w:line="336" w:lineRule="auto" w:after="180"/>
-      </w:pPr>
-      <w:r>
-        <w:rPr>
-          <w:b w:val="0"/>
-        </w:rPr>
-        <w:t>Narrow to relevant retrieval at a declared cutoff on those queries. The supplied records cannot answer universal usefulness or deployment impact.</w:t>
-      </w:r>
-    </w:p>
-    <w:p>
-      <w:pPr>
-        <w:pStyle w:val="Heading3"/>
-      </w:pPr>
-      <w:r>
-        <w:t>Worked explanation · A question that evidence can answer</w:t>
-      </w:r>
-    </w:p>
-    <w:p>
-      <w:pPr>
-        <w:spacing w:line="336" w:lineRule="auto" w:after="180"/>
-        <w:shd w:fill="F1F6FC"/>
-      </w:pPr>
-      <w:r>
-        <w:rPr>
-          <w:b w:val="0"/>
-        </w:rPr>
-        <w:t xml:space="preserve">Compare the intermediate </w:t>
-      </w:r>
-      <w:r>
-        <w:rPr>
-          <w:b/>
-        </w:rPr>
-        <w:t>evidence</w:t>
-      </w:r>
-      <w:r>
-        <w:rPr>
-          <w:b w:val="0"/>
-        </w:rPr>
-        <w:t xml:space="preserve"> with the final statement. Explain why each number or decision follows from the stated </w:t>
-      </w:r>
-      <w:r>
-        <w:rPr>
-          <w:b/>
-        </w:rPr>
-        <w:t>input</w:t>
-      </w:r>
-      <w:r>
-        <w:rPr>
-          <w:b w:val="0"/>
-        </w:rPr>
-        <w:t>s.</w:t>
-      </w:r>
-    </w:p>
-    <w:p>
-      <w:pPr>
-        <w:spacing w:line="336" w:lineRule="auto" w:after="180"/>
-        <w:shd w:fill="F1F6FC"/>
-      </w:pPr>
-      <w:r>
-        <w:rPr>
-          <w:b w:val="0"/>
-        </w:rPr>
-        <w:t xml:space="preserve">The conclusion belongs to this scenario and procedure; changing the </w:t>
-      </w:r>
-      <w:r>
-        <w:rPr>
-          <w:b/>
-        </w:rPr>
-        <w:t>input</w:t>
-      </w:r>
-      <w:r>
-        <w:rPr>
-          <w:b w:val="0"/>
-        </w:rPr>
         <w:t>s, evaluation population or authority can change what it establishes. Retain the raw record so a later revision can be compared honestly.</w:t>
       </w:r>
     </w:p>
     <w:p>
       <w:pPr>
-        <w:pStyle w:val="Heading3"/>
-      </w:pPr>
-      <w:r>
-        <w:t>Learn from the worked case</w:t>
-      </w:r>
-    </w:p>
-    <w:p>
-      <w:pPr>
-        <w:spacing w:line="336" w:lineRule="auto" w:after="180"/>
-      </w:pPr>
-      <w:r>
-        <w:rPr>
-          <w:b w:val="0"/>
-        </w:rPr>
-        <w:t>Cover the result before checking it. Say what is given, choose the procedure, and follow one step at a time. Then uncover the result and explain your first mismatch. Ask why a step is allowed, not only what number it produces.</w:t>
-      </w:r>
-    </w:p>
-    <w:p>
-      <w:pPr>
-        <w:pStyle w:val="Heading3"/>
-      </w:pPr>
-      <w:r>
-        <w:t>A pictorial worked case: A question that evidence can answer</w:t>
+        <w:pStyle w:val="Heading2"/>
+      </w:pPr>
+      <w:r>
+        <w:t>Separate diagram questions and complete comparison scope</w:t>
       </w:r>
     </w:p>
     <w:p>
@@ -1094,24 +1585,7 @@
     </w:p>
     <w:p>
       <w:pPr>
-        <w:pStyle w:val="Heading3"/>
-      </w:pPr>
-      <w:r>
-        <w:t>The facts we will use</w:t>
-      </w:r>
-    </w:p>
-    <w:p>
-      <w:pPr>
-        <w:pStyle w:val="Heading3"/>
-      </w:pPr>
-      <w:r>
-        <w:t>Supplied facts</w:t>
-      </w:r>
-    </w:p>
-    <w:p>
-      <w:pPr>
         <w:spacing w:line="336" w:lineRule="auto" w:after="180"/>
-        <w:shd w:fill="F1F6FC"/>
       </w:pPr>
       <w:r>
         <w:rPr>
@@ -1121,11 +1595,41 @@
       </w:r>
     </w:p>
     <w:p>
+      <w:pPr>
+        <w:spacing w:line="336" w:lineRule="auto" w:after="180"/>
+      </w:pPr>
+      <w:r>
+        <w:rPr>
+          <w:b w:val="0"/>
+        </w:rPr>
+        <w:t>The picture asks a separate diagram question: version A without the diagram versus B with it on the same six fixed plant-identification tasks and answer labels. “Are diagrams wonderful?” has no defined measurement here. “Does B answer more of these six correctly than A?” specifies versions, outcome and denominator. No actual answers or counts are supplied for the picture, so do not claim B wins.</w:t>
+      </w:r>
+    </w:p>
+    <w:p>
+      <w:pPr>
+        <w:spacing w:line="336" w:lineRule="auto" w:after="180"/>
+      </w:pPr>
+      <w:r>
+        <w:rPr>
+          <w:b w:val="0"/>
+        </w:rPr>
+        <w:t>If only B receives easier tasks, version and difficulty change together; the resulting difference cannot isolate the diagram comparison. Even a matched six-task result would not establish all diagrams’ value or effects on children’s learning.</w:t>
+      </w:r>
+    </w:p>
+    <w:p>
+      <w:pPr>
+        <w:pStyle w:val="Heading2"/>
+      </w:pPr>
+      <w:r>
+        <w:t>Trace versions, fixed scoring and bounded conclusion</w:t>
+      </w:r>
+    </w:p>
+    <w:p>
       <w:r>
         <w:drawing>
           <wp:inline xmlns:a="http://schemas.openxmlformats.org/drawingml/2006/main" xmlns:pic="http://schemas.openxmlformats.org/drawingml/2006/picture">
-            <wp:extent cx="5486400" cy="5261429"/>
-            <wp:docPr id="1" name="Picture 1" descr="A question that evidence can answer. Narrow the question: Name versions A and B, the six tasks and correct-answer scoring.. Define the comparison: Use the same tasks and labels with and without the diagram.. Bound the conclusion: The study can compare those versions on those tasks, not all diagrams or learners."/>
+            <wp:extent cx="5486400" cy="3337560"/>
+            <wp:docPr id="1" name="Picture 1" descr="Narrow the question: Name versions A and B, the six tasks and correct-answer scoring. → Define the comparison: Use the same tasks and labels with and without the diagram. → Bound the conclusion: The study can compare those versions on those tasks, not all diagrams or learners."/>
             <wp:cNvGraphicFramePr>
               <a:graphicFrameLocks noChangeAspect="1"/>
             </wp:cNvGraphicFramePr>
@@ -1133,7 +1637,7 @@
               <a:graphicData uri="http://schemas.openxmlformats.org/drawingml/2006/picture">
                 <pic:pic>
                   <pic:nvPicPr>
-                    <pic:cNvPr id="0" name="academy-visual-ai-7-1.png"/>
+                    <pic:cNvPr id="0" name="academy-story-ai-7-1-02.png"/>
                     <pic:cNvPicPr/>
                   </pic:nvPicPr>
                   <pic:blipFill>
@@ -1145,7 +1649,7 @@
                   <pic:spPr>
                     <a:xfrm>
                       <a:off x="0" y="0"/>
-                      <a:ext cx="5486400" cy="5261429"/>
+                      <a:ext cx="5486400" cy="3337560"/>
                     </a:xfrm>
                     <a:prstGeom prst="rect"/>
                   </pic:spPr>
@@ -1273,24 +1777,7 @@
     </w:p>
     <w:p>
       <w:pPr>
-        <w:pStyle w:val="Heading3"/>
-      </w:pPr>
-      <w:r>
-        <w:t>Why this result follows</w:t>
-      </w:r>
-    </w:p>
-    <w:p>
-      <w:pPr>
-        <w:pStyle w:val="Heading3"/>
-      </w:pPr>
-      <w:r>
-        <w:t>Why the result follows</w:t>
-      </w:r>
-    </w:p>
-    <w:p>
-      <w:pPr>
         <w:spacing w:line="336" w:lineRule="auto" w:after="180"/>
-        <w:shd w:fill="F1F6FC"/>
       </w:pPr>
       <w:r>
         <w:rPr>
@@ -1325,30 +1812,113 @@
     </w:p>
     <w:p>
       <w:pPr>
+        <w:pStyle w:val="Heading2"/>
+      </w:pPr>
+      <w:r>
+        <w:t>Predict easier B-only tasks</w:t>
+      </w:r>
+    </w:p>
+    <w:p>
+      <w:pPr>
+        <w:pStyle w:val="ListBullet"/>
+      </w:pPr>
+      <w:r>
+        <w:t>Change one thing: Replace the six tasks with six easier tasks only for B. Predict the result before checking the explanation. What remains the same?</w:t>
+      </w:r>
+    </w:p>
+    <w:p>
+      <w:pPr>
+        <w:pStyle w:val="Heading2"/>
+      </w:pPr>
+      <w:r>
+        <w:t>Check after predicting · reference / check after trying</w:t>
+      </w:r>
+    </w:p>
+    <w:p>
+      <w:r>
+        <w:drawing>
+          <wp:inline xmlns:a="http://schemas.openxmlformats.org/drawingml/2006/main" xmlns:pic="http://schemas.openxmlformats.org/drawingml/2006/picture">
+            <wp:extent cx="5486400" cy="3026664"/>
+            <wp:docPr id="2" name="Picture 2" descr="Original case: The study can compare those versions on those tasks, not all diagrams or learners. Changed condition: Replace the six tasks with six easier tasks only for B. Expected result: The comparison no longer isolates the diagram condition. Reason: Task difficulty now changes alongside the proposed intervention."/>
+            <wp:cNvGraphicFramePr>
+              <a:graphicFrameLocks noChangeAspect="1"/>
+            </wp:cNvGraphicFramePr>
+            <a:graphic>
+              <a:graphicData uri="http://schemas.openxmlformats.org/drawingml/2006/picture">
+                <pic:pic>
+                  <pic:nvPicPr>
+                    <pic:cNvPr id="0" name="academy-story-ai-7-1-04.png"/>
+                    <pic:cNvPicPr/>
+                  </pic:nvPicPr>
+                  <pic:blipFill>
+                    <a:blip r:embed="rId10"/>
+                    <a:stretch>
+                      <a:fillRect/>
+                    </a:stretch>
+                  </pic:blipFill>
+                  <pic:spPr>
+                    <a:xfrm>
+                      <a:off x="0" y="0"/>
+                      <a:ext cx="5486400" cy="3026664"/>
+                    </a:xfrm>
+                    <a:prstGeom prst="rect"/>
+                  </pic:spPr>
+                </pic:pic>
+              </a:graphicData>
+            </a:graphic>
+          </wp:inline>
+        </w:drawing>
+      </w:r>
+    </w:p>
+    <w:p>
+      <w:pPr>
+        <w:pStyle w:val="Heading2"/>
+      </w:pPr>
+      <w:r>
+        <w:t>Explain missing results and child-learning limits</w:t>
+      </w:r>
+    </w:p>
+    <w:p>
+      <w:pPr>
+        <w:pStyle w:val="ListBullet"/>
+      </w:pPr>
+      <w:r>
+        <w:t>This fictional study does not establish effects on children or general classroom learning.</w:t>
+      </w:r>
+    </w:p>
+    <w:p>
+      <w:pPr>
+        <w:pStyle w:val="ListBullet"/>
+      </w:pPr>
+      <w:r>
+        <w:t>Read the labelled picture: Which proposed diagram question has a measurable outcome? Name its versions, six-case denominator and fixed scoring, then explain why giving only B easier tasks spoils the comparison.</w:t>
+      </w:r>
+    </w:p>
+    <w:p>
+      <w:pPr>
+        <w:pStyle w:val="Heading2"/>
+      </w:pPr>
+      <w:r>
+        <w:t>Earlier wording, alternatives and picture transcripts · reference / check after trying</w:t>
+      </w:r>
+    </w:p>
+    <w:p>
+      <w:pPr>
         <w:pStyle w:val="Heading3"/>
       </w:pPr>
       <w:r>
-        <w:t>What this example does not establish</w:t>
-      </w:r>
-    </w:p>
-    <w:p>
-      <w:pPr>
-        <w:pStyle w:val="Heading3"/>
-      </w:pPr>
-      <w:r>
-        <w:t>Keep the stated limit</w:t>
+        <w:t>Learn from the worked case</w:t>
       </w:r>
     </w:p>
     <w:p>
       <w:pPr>
         <w:spacing w:line="336" w:lineRule="auto" w:after="180"/>
-        <w:shd w:fill="FFF5E6"/>
       </w:pPr>
       <w:r>
         <w:rPr>
           <w:b w:val="0"/>
         </w:rPr>
-        <w:t>This fictional study does not establish effects on children or general classroom learning.</w:t>
+        <w:t>Cover the result before checking it. Say what is given, choose the procedure, and follow one step at a time. Then uncover the result and explain your first mismatch. Ask why a step is allowed, not only what number it produces.</w:t>
       </w:r>
     </w:p>
     <w:p>
@@ -1356,31 +1926,7 @@
         <w:pStyle w:val="Heading3"/>
       </w:pPr>
       <w:r>
-        <w:t>Keep the stated limit</w:t>
-      </w:r>
-    </w:p>
-    <w:p>
-      <w:pPr>
-        <w:spacing w:line="336" w:lineRule="auto" w:after="180"/>
-        <w:shd w:fill="FFF5E6"/>
-      </w:pPr>
-      <w:r>
-        <w:rPr>
-          <w:b w:val="0"/>
-        </w:rPr>
-        <w:t xml:space="preserve">Read the labelled picture: Which proposed diagram question has a measurable </w:t>
-      </w:r>
-      <w:r>
-        <w:rPr>
-          <w:b/>
-        </w:rPr>
-        <w:t>outcome</w:t>
-      </w:r>
-      <w:r>
-        <w:rPr>
-          <w:b w:val="0"/>
-        </w:rPr>
-        <w:t>? Name its versions, six-case denominator and fixed scoring, then explain why giving only B easier tasks spoils the comparison.</w:t>
+        <w:t>A pictorial worked case: A question that evidence can answer</w:t>
       </w:r>
     </w:p>
     <w:p>
@@ -1388,19 +1934,59 @@
         <w:pStyle w:val="Heading3"/>
       </w:pPr>
       <w:r>
-        <w:t>Keep the stated limit</w:t>
-      </w:r>
-    </w:p>
-    <w:p>
-      <w:pPr>
-        <w:spacing w:line="336" w:lineRule="auto" w:after="180"/>
-        <w:shd w:fill="FFF5E6"/>
-      </w:pPr>
-      <w:r>
-        <w:rPr>
-          <w:b w:val="0"/>
-        </w:rPr>
-        <w:t>Change one thing: Replace the six tasks with six easier tasks only for B. Predict the result before checking the explanation. What remains the same?</w:t>
+        <w:t>The facts we will use</w:t>
+      </w:r>
+    </w:p>
+    <w:p>
+      <w:r>
+        <w:drawing>
+          <wp:inline xmlns:a="http://schemas.openxmlformats.org/drawingml/2006/main" xmlns:pic="http://schemas.openxmlformats.org/drawingml/2006/picture">
+            <wp:extent cx="5486400" cy="5261429"/>
+            <wp:docPr id="3" name="Picture 3" descr="A question that evidence can answer. Narrow the question: Name versions A and B, the six tasks and correct-answer scoring.. Define the comparison: Use the same tasks and labels with and without the diagram.. Bound the conclusion: The study can compare those versions on those tasks, not all diagrams or learners."/>
+            <wp:cNvGraphicFramePr>
+              <a:graphicFrameLocks noChangeAspect="1"/>
+            </wp:cNvGraphicFramePr>
+            <a:graphic>
+              <a:graphicData uri="http://schemas.openxmlformats.org/drawingml/2006/picture">
+                <pic:pic>
+                  <pic:nvPicPr>
+                    <pic:cNvPr id="0" name="academy-visual-ai-7-1.png"/>
+                    <pic:cNvPicPr/>
+                  </pic:nvPicPr>
+                  <pic:blipFill>
+                    <a:blip r:embed="rId11"/>
+                    <a:stretch>
+                      <a:fillRect/>
+                    </a:stretch>
+                  </pic:blipFill>
+                  <pic:spPr>
+                    <a:xfrm>
+                      <a:off x="0" y="0"/>
+                      <a:ext cx="5486400" cy="5261429"/>
+                    </a:xfrm>
+                    <a:prstGeom prst="rect"/>
+                  </pic:spPr>
+                </pic:pic>
+              </a:graphicData>
+            </a:graphic>
+          </wp:inline>
+        </w:drawing>
+      </w:r>
+    </w:p>
+    <w:p>
+      <w:pPr>
+        <w:pStyle w:val="Heading3"/>
+      </w:pPr>
+      <w:r>
+        <w:t>Why this result follows</w:t>
+      </w:r>
+    </w:p>
+    <w:p>
+      <w:pPr>
+        <w:pStyle w:val="Heading3"/>
+      </w:pPr>
+      <w:r>
+        <w:t>What this example does not establish</w:t>
       </w:r>
     </w:p>
     <w:p>
@@ -1408,12 +1994,20 @@
         <w:pStyle w:val="Heading1"/>
       </w:pPr>
       <w:r>
-        <w:t>07. Find and repair a mistake</w:t>
-      </w:r>
-    </w:p>
-    <w:p>
-      <w:r>
-        <w:t>Find the unsupported step in the A question that evidence can answer claim and explain a repair using the supplied evidence.</w:t>
+        <w:t>07. Audit what the question and available evidence can support</w:t>
+      </w:r>
+    </w:p>
+    <w:p>
+      <w:r>
+        <w:t>Specify missing details rather than filling them with an assumed result.</w:t>
+      </w:r>
+    </w:p>
+    <w:p>
+      <w:pPr>
+        <w:pStyle w:val="Heading2"/>
+      </w:pPr>
+      <w:r>
+        <w:t>Core question-scope qualification and failure analysis</w:t>
       </w:r>
     </w:p>
     <w:p>
@@ -1441,16 +2035,7 @@
     </w:p>
     <w:p>
       <w:pPr>
-        <w:pStyle w:val="Heading3"/>
-      </w:pPr>
-      <w:r>
-        <w:t>Check the claim against the facts</w:t>
-      </w:r>
-    </w:p>
-    <w:p>
-      <w:pPr>
         <w:spacing w:line="336" w:lineRule="auto" w:after="180"/>
-        <w:shd w:fill="FFF5E6"/>
       </w:pPr>
       <w:r>
         <w:rPr>
@@ -1462,7 +2047,6 @@
     <w:p>
       <w:pPr>
         <w:spacing w:line="336" w:lineRule="auto" w:after="180"/>
-        <w:shd w:fill="FFF5E6"/>
       </w:pPr>
       <w:r>
         <w:rPr>
@@ -1485,6 +2069,256 @@
     </w:p>
     <w:p>
       <w:pPr>
+        <w:pStyle w:val="Heading2"/>
+      </w:pPr>
+      <w:r>
+        <w:t>Complete measurement and comparison probes</w:t>
+      </w:r>
+    </w:p>
+    <w:tbl>
+      <w:tblPr>
+        <w:tblStyle w:val="LightShading-Accent1"/>
+        <w:tblW w:type="auto" w:w="0"/>
+        <w:tblLook w:firstColumn="1" w:firstRow="1" w:lastColumn="0" w:lastRow="0" w:noHBand="0" w:noVBand="1" w:val="04A0"/>
+      </w:tblPr>
+      <w:tblGrid>
+        <w:gridCol w:w="5112"/>
+        <w:gridCol w:w="5112"/>
+      </w:tblGrid>
+      <w:tr>
+        <w:trPr>
+          <w:tblHeader/>
+        </w:trPr>
+        <w:tc>
+          <w:tcPr>
+            <w:tcW w:type="dxa" w:w="5112"/>
+          </w:tcPr>
+          <w:p>
+            <w:r>
+              <w:t>Research-question probe</w:t>
+            </w:r>
+          </w:p>
+        </w:tc>
+        <w:tc>
+          <w:tcPr>
+            <w:tcW w:type="dxa" w:w="5112"/>
+          </w:tcPr>
+          <w:p>
+            <w:r>
+              <w:t>Expected interpretation</w:t>
+            </w:r>
+          </w:p>
+        </w:tc>
+      </w:tr>
+      <w:tr>
+        <w:tc>
+          <w:tcPr>
+            <w:tcW w:type="dxa" w:w="5112"/>
+          </w:tcPr>
+          <w:p>
+            <w:r>
+              <w:t>“Is AI useful?”</w:t>
+            </w:r>
+          </w:p>
+        </w:tc>
+        <w:tc>
+          <w:tcPr>
+            <w:tcW w:type="dxa" w:w="5112"/>
+          </w:tcPr>
+          <w:p>
+            <w:r>
+              <w:t>Needs task, comparison, measurable outcome and conditions</w:t>
+            </w:r>
+          </w:p>
+        </w:tc>
+      </w:tr>
+      <w:tr>
+        <w:tc>
+          <w:tcPr>
+            <w:tcW w:type="dxa" w:w="5112"/>
+          </w:tcPr>
+          <w:p>
+            <w:r>
+              <w:t>A/B rankings on same five queries at cutoff 3</w:t>
+            </w:r>
+          </w:p>
+        </w:tc>
+        <w:tc>
+          <w:tcPr>
+            <w:tcW w:type="dxa" w:w="5112"/>
+          </w:tcPr>
+          <w:p>
+            <w:r>
+              <w:t>Can compare relevant counts under supplied labels</w:t>
+            </w:r>
+          </w:p>
+        </w:tc>
+      </w:tr>
+      <w:tr>
+        <w:tc>
+          <w:tcPr>
+            <w:tcW w:type="dxa" w:w="5112"/>
+          </w:tcPr>
+          <w:p>
+            <w:r>
+              <w:t>B wins mean but loses Q4</w:t>
+            </w:r>
+          </w:p>
+        </w:tc>
+        <w:tc>
+          <w:tcPr>
+            <w:tcW w:type="dxa" w:w="5112"/>
+          </w:tcPr>
+          <w:p>
+            <w:r>
+              <w:t>Report both; mean does not mean every case improved</w:t>
+            </w:r>
+          </w:p>
+        </w:tc>
+      </w:tr>
+      <w:tr>
+        <w:tc>
+          <w:tcPr>
+            <w:tcW w:type="dxa" w:w="5112"/>
+          </w:tcPr>
+          <w:p>
+            <w:r>
+              <w:t>B only receives easier tasks</w:t>
+            </w:r>
+          </w:p>
+        </w:tc>
+        <w:tc>
+          <w:tcPr>
+            <w:tcW w:type="dxa" w:w="5112"/>
+          </w:tcPr>
+          <w:p>
+            <w:r>
+              <w:t>Comparison confounds version with task difficulty</w:t>
+            </w:r>
+          </w:p>
+        </w:tc>
+      </w:tr>
+      <w:tr>
+        <w:tc>
+          <w:tcPr>
+            <w:tcW w:type="dxa" w:w="5112"/>
+          </w:tcPr>
+          <w:p>
+            <w:r>
+              <w:t>Rubric/corpus changes between versions</w:t>
+            </w:r>
+          </w:p>
+        </w:tc>
+        <w:tc>
+          <w:tcPr>
+            <w:tcW w:type="dxa" w:w="5112"/>
+          </w:tcPr>
+          <w:p>
+            <w:r>
+              <w:t>Different measurement conditions require review</w:t>
+            </w:r>
+          </w:p>
+        </w:tc>
+      </w:tr>
+      <w:tr>
+        <w:tc>
+          <w:tcPr>
+            <w:tcW w:type="dxa" w:w="5112"/>
+          </w:tcPr>
+          <w:p>
+            <w:r>
+              <w:t>No outcome records yet</w:t>
+            </w:r>
+          </w:p>
+        </w:tc>
+        <w:tc>
+          <w:tcPr>
+            <w:tcW w:type="dxa" w:w="5112"/>
+          </w:tcPr>
+          <w:p>
+            <w:r>
+              <w:t>Question can be designed; no empirical winner can be stated</w:t>
+            </w:r>
+          </w:p>
+        </w:tc>
+      </w:tr>
+      <w:tr>
+        <w:tc>
+          <w:tcPr>
+            <w:tcW w:type="dxa" w:w="5112"/>
+          </w:tcPr>
+          <w:p>
+            <w:r>
+              <w:t>Practice examples already revealed</w:t>
+            </w:r>
+          </w:p>
+        </w:tc>
+        <w:tc>
+          <w:tcPr>
+            <w:tcW w:type="dxa" w:w="5112"/>
+          </w:tcPr>
+          <w:p>
+            <w:r>
+              <w:t>Do not call them unseen reserved evaluation</w:t>
+            </w:r>
+          </w:p>
+        </w:tc>
+      </w:tr>
+      <w:tr>
+        <w:tc>
+          <w:tcPr>
+            <w:tcW w:type="dxa" w:w="5112"/>
+          </w:tcPr>
+          <w:p>
+            <w:r>
+              <w:t>Five or six fictional cases</w:t>
+            </w:r>
+          </w:p>
+        </w:tc>
+        <w:tc>
+          <w:tcPr>
+            <w:tcW w:type="dxa" w:w="5112"/>
+          </w:tcPr>
+          <w:p>
+            <w:r>
+              <w:t>No population-wide usefulness or real learner effect follows</w:t>
+            </w:r>
+          </w:p>
+        </w:tc>
+      </w:tr>
+      <w:tr>
+        <w:tc>
+          <w:tcPr>
+            <w:tcW w:type="dxa" w:w="5112"/>
+          </w:tcPr>
+          <w:p>
+            <w:r>
+              <w:t>A better score is observed</w:t>
+            </w:r>
+          </w:p>
+        </w:tc>
+        <w:tc>
+          <w:tcPr>
+            <w:tcW w:type="dxa" w:w="5112"/>
+          </w:tcPr>
+          <w:p>
+            <w:r>
+              <w:t>Does not by itself identify which internal mechanism caused the change</w:t>
+            </w:r>
+          </w:p>
+        </w:tc>
+      </w:tr>
+    </w:tbl>
+    <w:p>
+      <w:pPr>
+        <w:pStyle w:val="Heading2"/>
+      </w:pPr>
+      <w:r>
+        <w:t>Guided repair and explanation</w:t>
+      </w:r>
+    </w:p>
+    <w:p>
+      <w:pPr>
         <w:pStyle w:val="Heading3"/>
       </w:pPr>
       <w:r>
@@ -1518,33 +2352,93 @@
     </w:p>
     <w:p>
       <w:pPr>
+        <w:pStyle w:val="ListBullet"/>
+      </w:pPr>
+      <w:r>
+        <w:t>A report omits this qualification: A measurable narrow question is not evidence of its answer. Explain how omitting it could change a reader's interpretation, and write an accurate replacement.</w:t>
+      </w:r>
+    </w:p>
+    <w:p>
+      <w:pPr>
         <w:pStyle w:val="Heading3"/>
       </w:pPr>
       <w:r>
+        <w:t>State one repair and the checks you would rerun.</w:t>
+      </w:r>
+    </w:p>
+    <w:p>
+      <w:r>
+        <w:t>________________________________________________________________</w:t>
+      </w:r>
+    </w:p>
+    <w:p>
+      <w:r>
+        <w:t>________________________________________________________________</w:t>
+      </w:r>
+    </w:p>
+    <w:p>
+      <w:r>
+        <w:t>________________________________________________________________</w:t>
+      </w:r>
+    </w:p>
+    <w:p>
+      <w:r>
+        <w:t>________________________________________________________________</w:t>
+      </w:r>
+    </w:p>
+    <w:p>
+      <w:r>
+        <w:t>________________________________________________________________</w:t>
+      </w:r>
+    </w:p>
+    <w:p>
+      <w:r>
+        <w:t>________________________________________________________________</w:t>
+      </w:r>
+    </w:p>
+    <w:p>
+      <w:pPr>
+        <w:pStyle w:val="Heading2"/>
+      </w:pPr>
+      <w:r>
+        <w:t>Earlier wording, alternatives and picture transcripts · reference / check after trying</w:t>
+      </w:r>
+    </w:p>
+    <w:p>
+      <w:pPr>
+        <w:pStyle w:val="Heading3"/>
+      </w:pPr>
+      <w:r>
         <w:t>Locate the earliest unsupported step</w:t>
       </w:r>
     </w:p>
     <w:p>
       <w:pPr>
-        <w:spacing w:line="336" w:lineRule="auto" w:after="180"/>
-      </w:pPr>
-      <w:r>
-        <w:rPr>
-          <w:b w:val="0"/>
-        </w:rPr>
-        <w:t xml:space="preserve">A report omits this qualification: A measurable narrow question is not </w:t>
-      </w:r>
-      <w:r>
-        <w:rPr>
-          <w:b/>
-        </w:rPr>
-        <w:t>evidence</w:t>
-      </w:r>
-      <w:r>
-        <w:rPr>
-          <w:b w:val="0"/>
-        </w:rPr>
-        <w:t xml:space="preserve"> of its answer. Explain how omitting it could change a reader's interpretation, and write an accurate replacement.</w:t>
+        <w:pStyle w:val="Heading1"/>
+      </w:pPr>
+      <w:r>
+        <w:t>08. Practise naming the comparison, outcome and fixed conditions</w:t>
+      </w:r>
+    </w:p>
+    <w:p>
+      <w:r>
+        <w:t>Write a question that evidence could answer even if B does not win.</w:t>
+      </w:r>
+    </w:p>
+    <w:p>
+      <w:pPr>
+        <w:pStyle w:val="Heading2"/>
+      </w:pPr>
+      <w:r>
+        <w:t>Current explanation and guided check</w:t>
+      </w:r>
+    </w:p>
+    <w:p>
+      <w:pPr>
+        <w:pStyle w:val="ListBullet"/>
+      </w:pPr>
+      <w:r>
+        <w:t>Explain the weekly mechanism in your own words. Use the worked scenario to name its input, decision rule and output.</w:t>
       </w:r>
     </w:p>
     <w:p>
@@ -1552,7 +2446,7 @@
         <w:pStyle w:val="Heading3"/>
       </w:pPr>
       <w:r>
-        <w:t>State one repair and the checks you would rerun.</w:t>
+        <w:t>Guided: restate the worked result, then name the assumption or limitation that prevents a broader conclusion.</w:t>
       </w:r>
     </w:p>
     <w:p>
@@ -1581,79 +2475,19 @@
       </w:r>
     </w:p>
     <w:p>
+      <w:pPr>
+        <w:pStyle w:val="Heading3"/>
+      </w:pPr>
+      <w:r>
+        <w:t>Explain your prediction to a partner before comparing results.</w:t>
+      </w:r>
+    </w:p>
+    <w:p>
       <w:r>
         <w:t>________________________________________________________________</w:t>
       </w:r>
     </w:p>
     <w:p>
-      <w:pPr>
-        <w:pStyle w:val="Heading1"/>
-      </w:pPr>
-      <w:r>
-        <w:t>08. Practise together</w:t>
-      </w:r>
-    </w:p>
-    <w:p>
-      <w:r>
-        <w:t>Practise A question that evidence can answer with support, then explain the deciding step in your own words.</w:t>
-      </w:r>
-    </w:p>
-    <w:p>
-      <w:pPr>
-        <w:spacing w:line="336" w:lineRule="auto" w:after="180"/>
-      </w:pPr>
-      <w:r>
-        <w:rPr>
-          <w:b w:val="0"/>
-        </w:rPr>
-        <w:t xml:space="preserve">Explain the weekly </w:t>
-      </w:r>
-      <w:r>
-        <w:rPr>
-          <w:b/>
-        </w:rPr>
-        <w:t>mechanism</w:t>
-      </w:r>
-      <w:r>
-        <w:rPr>
-          <w:b w:val="0"/>
-        </w:rPr>
-        <w:t xml:space="preserve"> in your own words. Use the worked scenario to name its </w:t>
-      </w:r>
-      <w:r>
-        <w:rPr>
-          <w:b/>
-        </w:rPr>
-        <w:t>input</w:t>
-      </w:r>
-      <w:r>
-        <w:rPr>
-          <w:b w:val="0"/>
-        </w:rPr>
-        <w:t xml:space="preserve">, decision rule and </w:t>
-      </w:r>
-      <w:r>
-        <w:rPr>
-          <w:b/>
-        </w:rPr>
-        <w:t>output</w:t>
-      </w:r>
-      <w:r>
-        <w:rPr>
-          <w:b w:val="0"/>
-        </w:rPr>
-        <w:t>.</w:t>
-      </w:r>
-    </w:p>
-    <w:p>
-      <w:pPr>
-        <w:pStyle w:val="Heading3"/>
-      </w:pPr>
-      <w:r>
-        <w:t>Guided: restate the worked result, then name the assumption or limitation that prevents a broader conclusion.</w:t>
-      </w:r>
-    </w:p>
-    <w:p>
       <w:r>
         <w:t>________________________________________________________________</w:t>
       </w:r>
@@ -1669,49 +2503,11 @@
       </w:r>
     </w:p>
     <w:p>
-      <w:r>
-        <w:t>________________________________________________________________</w:t>
-      </w:r>
-    </w:p>
-    <w:p>
-      <w:r>
-        <w:t>________________________________________________________________</w:t>
-      </w:r>
-    </w:p>
-    <w:p>
-      <w:pPr>
-        <w:pStyle w:val="Heading3"/>
-      </w:pPr>
-      <w:r>
-        <w:t>Explain your prediction to a partner before comparing results.</w:t>
-      </w:r>
-    </w:p>
-    <w:p>
-      <w:r>
-        <w:t>________________________________________________________________</w:t>
-      </w:r>
-    </w:p>
-    <w:p>
-      <w:r>
-        <w:t>________________________________________________________________</w:t>
-      </w:r>
-    </w:p>
-    <w:p>
-      <w:r>
-        <w:t>________________________________________________________________</w:t>
-      </w:r>
-    </w:p>
-    <w:p>
-      <w:r>
-        <w:t>________________________________________________________________</w:t>
-      </w:r>
-    </w:p>
-    <w:p>
-      <w:pPr>
-        <w:pStyle w:val="Heading3"/>
-      </w:pPr>
-      <w:r>
-        <w:t>Practise with less help: Trace the worked case</w:t>
+      <w:pPr>
+        <w:pStyle w:val="Heading2"/>
+      </w:pPr>
+      <w:r>
+        <w:t>Supported W2 trace</w:t>
       </w:r>
     </w:p>
     <w:p>
@@ -1841,93 +2637,49 @@
     </w:p>
     <w:p>
       <w:pPr>
+        <w:pStyle w:val="Heading2"/>
+      </w:pPr>
+      <w:r>
+        <w:t>Individual scope check</w:t>
+      </w:r>
+    </w:p>
+    <w:p>
+      <w:pPr>
+        <w:pStyle w:val="ListBullet"/>
+      </w:pPr>
+      <w:r>
+        <w:t>Use the worked case for A question that evidence can answer. Proposed explanation: “The worked result establishes every future case”. Decide whether this explanation is supported. Point to the step or supplied fact that decides; explain your repair if needed.</w:t>
+      </w:r>
+    </w:p>
+    <w:p>
+      <w:pPr>
+        <w:pStyle w:val="ListBullet"/>
+      </w:pPr>
+      <w:r>
+        <w:t>Answer on your own before discussion. If you are unsure, say which step you need help with.</w:t>
+      </w:r>
+    </w:p>
+    <w:p>
+      <w:pPr>
+        <w:pStyle w:val="Heading2"/>
+      </w:pPr>
+      <w:r>
+        <w:t>Picture response</w:t>
+      </w:r>
+    </w:p>
+    <w:p>
+      <w:pPr>
+        <w:pStyle w:val="ListBullet"/>
+      </w:pPr>
+      <w:r>
+        <w:t>Which proposed diagram question has a measurable outcome? Name its versions, six-case denominator and fixed scoring, then explain why giving only B easier tasks spoils the comparison.</w:t>
+      </w:r>
+    </w:p>
+    <w:p>
+      <w:pPr>
         <w:pStyle w:val="Heading3"/>
       </w:pPr>
       <w:r>
-        <w:t>Check your reasoning</w:t>
-      </w:r>
-    </w:p>
-    <w:p>
-      <w:pPr>
-        <w:spacing w:line="336" w:lineRule="auto" w:after="180"/>
-      </w:pPr>
-      <w:r>
-        <w:rPr>
-          <w:b w:val="0"/>
-        </w:rPr>
-        <w:t xml:space="preserve">Use the worked case for A question that </w:t>
-      </w:r>
-      <w:r>
-        <w:rPr>
-          <w:b/>
-        </w:rPr>
-        <w:t>evidence</w:t>
-      </w:r>
-      <w:r>
-        <w:rPr>
-          <w:b w:val="0"/>
-        </w:rPr>
-        <w:t xml:space="preserve"> can answer. Proposed explanation: “The worked result establishes every future case”. Decide whether this explanation is supported.</w:t>
-      </w:r>
-    </w:p>
-    <w:p>
-      <w:pPr>
-        <w:spacing w:line="336" w:lineRule="auto" w:after="180"/>
-      </w:pPr>
-      <w:r>
-        <w:rPr>
-          <w:b w:val="0"/>
-        </w:rPr>
-        <w:t>Point to the step or supplied fact that decides; explain your repair if needed.</w:t>
-      </w:r>
-    </w:p>
-    <w:p>
-      <w:pPr>
-        <w:spacing w:line="336" w:lineRule="auto" w:after="180"/>
-      </w:pPr>
-      <w:r>
-        <w:rPr>
-          <w:b w:val="0"/>
-        </w:rPr>
-        <w:t>Answer on your own before discussion. If you are unsure, say which step you need help with.</w:t>
-      </w:r>
-    </w:p>
-    <w:p>
-      <w:pPr>
-        <w:pStyle w:val="Heading3"/>
-      </w:pPr>
-      <w:r>
-        <w:t>Explain the picture</w:t>
-      </w:r>
-    </w:p>
-    <w:p>
-      <w:pPr>
-        <w:spacing w:line="336" w:lineRule="auto" w:after="180"/>
-      </w:pPr>
-      <w:r>
-        <w:rPr>
-          <w:b w:val="0"/>
-        </w:rPr>
-        <w:t xml:space="preserve">Which proposed diagram question has a measurable </w:t>
-      </w:r>
-      <w:r>
-        <w:rPr>
-          <w:b/>
-        </w:rPr>
-        <w:t>outcome</w:t>
-      </w:r>
-      <w:r>
-        <w:rPr>
-          <w:b w:val="0"/>
-        </w:rPr>
-        <w:t>? Name its versions, six-case denominator and fixed scoring, then explain why giving only B easier tasks spoils the comparison.</w:t>
-      </w:r>
-    </w:p>
-    <w:p>
-      <w:pPr>
-        <w:pStyle w:val="Heading3"/>
-      </w:pPr>
-      <w:r>
         <w:t>My explanation using a pictured step and the given facts</w:t>
       </w:r>
     </w:p>
@@ -1949,6 +2701,14 @@
     <w:p>
       <w:r>
         <w:t>________________________________________________________________</w:t>
+      </w:r>
+    </w:p>
+    <w:p>
+      <w:pPr>
+        <w:pStyle w:val="Heading2"/>
+      </w:pPr>
+      <w:r>
+        <w:t>Reserve the selected ten-request latency/correctness case</w:t>
       </w:r>
     </w:p>
     <w:p>
@@ -1964,23 +2724,55 @@
     </w:p>
     <w:p>
       <w:pPr>
+        <w:pStyle w:val="Heading2"/>
+      </w:pPr>
+      <w:r>
+        <w:t>Earlier wording, alternatives and picture transcripts · reference / check after trying</w:t>
+      </w:r>
+    </w:p>
+    <w:p>
+      <w:pPr>
+        <w:pStyle w:val="Heading3"/>
+      </w:pPr>
+      <w:r>
+        <w:t>Practise with less help: Trace the worked case</w:t>
+      </w:r>
+    </w:p>
+    <w:p>
+      <w:pPr>
+        <w:pStyle w:val="Heading3"/>
+      </w:pPr>
+      <w:r>
+        <w:t>Check your reasoning</w:t>
+      </w:r>
+    </w:p>
+    <w:p>
+      <w:pPr>
+        <w:pStyle w:val="Heading3"/>
+      </w:pPr>
+      <w:r>
+        <w:t>Explain the picture</w:t>
+      </w:r>
+    </w:p>
+    <w:p>
+      <w:pPr>
         <w:pStyle w:val="Heading1"/>
       </w:pPr>
       <w:r>
-        <w:t>09. Run the investigation</w:t>
-      </w:r>
-    </w:p>
-    <w:p>
-      <w:r>
-        <w:t>Investigate A question that evidence can answer. Record the prediction, actual observation or labelled paper trace, explanation and next test separately.</w:t>
-      </w:r>
-    </w:p>
-    <w:p>
-      <w:pPr>
-        <w:pStyle w:val="Heading3"/>
-      </w:pPr>
-      <w:r>
-        <w:t>Predict, investigate and preserve the evidence</w:t>
+        <w:t>09. Run the complete fixed-snapshot scoring investigation</w:t>
+      </w:r>
+    </w:p>
+    <w:p>
+      <w:r>
+        <w:t>Use computation to check the observable outcome without inventing a broader study.</w:t>
+      </w:r>
+    </w:p>
+    <w:p>
+      <w:pPr>
+        <w:pStyle w:val="Heading2"/>
+      </w:pPr>
+      <w:r>
+        <w:t>Current broad-proposal investigation</w:t>
       </w:r>
     </w:p>
     <w:p>
@@ -2004,6 +2796,103 @@
           <w:b w:val="0"/>
         </w:rPr>
         <w:t>.</w:t>
+      </w:r>
+    </w:p>
+    <w:p>
+      <w:pPr>
+        <w:pStyle w:val="Heading2"/>
+      </w:pPr>
+      <w:r>
+        <w:t>Runnable constructed rankings and relevance audit</w:t>
+      </w:r>
+    </w:p>
+    <w:p>
+      <w:r>
+        <w:rPr>
+          <w:rFonts w:ascii="Courier New" w:hAnsi="Courier New"/>
+          <w:sz w:val="18"/>
+        </w:rPr>
+        <w:t>"""Added constructed retrieval snapshot for a bounded research question, no live retrieval."""</w:t>
+        <w:br/>
+        <w:t>from fractions import Fraction</w:t>
+        <w:br/>
+        <w:t>CORPUS={'R'+str(i) for i in range(1,11)}</w:t>
+        <w:br/>
+        <w:t># Relevance labels are a supplied classroom rubric, not real annotator judgments.</w:t>
+        <w:br/>
+        <w:t>RELEVANT={'Q1':{'R1','R2'},'Q2':{'R3'},'Q3':{'R4','R5'},'Q4':{'R6'},'Q5':{'R7','R8'}}</w:t>
+        <w:br/>
+        <w:t>A={'Q1':['R1','R9','R10'],'Q2':['R3','R9','R10'],'Q3':['R4','R9','R10'],</w:t>
+        <w:br/>
+        <w:t xml:space="preserve">   'Q4':['R6','R9','R10'],'Q5':['R7','R9','R10']}</w:t>
+        <w:br/>
+        <w:t>B={'Q1':['R1','R2','R9'],'Q2':['R3','R9','R10'],'Q3':['R4','R5','R9'],</w:t>
+        <w:br/>
+        <w:t xml:space="preserve">   'Q4':['R9','R10','R8'],'Q5':['R7','R8','R10']}</w:t>
+        <w:br/>
+        <w:br/>
+        <w:t>def score_snapshot(ranking,labels,corpus,cutoff=3):</w:t>
+        <w:br/>
+        <w:t xml:space="preserve"> if type(cutoff) is not int or cutoff!=3:raise ValueError('this classroom protocol fixes cutoff at exactly three')</w:t>
+        <w:br/>
+        <w:t xml:space="preserve"> if not ranking or set(ranking)!=set(labels):raise ValueError('matched nonempty query IDs and supplied labels required')</w:t>
+        <w:br/>
+        <w:t xml:space="preserve"> counts={}</w:t>
+        <w:br/>
+        <w:t xml:space="preserve"> for query,ids in ranking.items():</w:t>
+        <w:br/>
+        <w:t xml:space="preserve">  if type(ids) is not list or len(ids)!=cutoff or len(set(ids))!=cutoff or not set(ids)&lt;=corpus:</w:t>
+        <w:br/>
+        <w:t xml:space="preserve">   raise ValueError('exact unique eligible top-k records required')</w:t>
+        <w:br/>
+        <w:t xml:space="preserve">  if type(labels[query]) is not set or not labels[query]&lt;=corpus:raise ValueError('eligible relevance set required')</w:t>
+        <w:br/>
+        <w:t xml:space="preserve">  counts[query]=sum(rid in labels[query] for rid in ids)</w:t>
+        <w:br/>
+        <w:t xml:space="preserve"> return {'counts':counts,'mean_relevant_in_top3':Fraction(sum(counts.values()),len(counts)),</w:t>
+        <w:br/>
+        <w:t xml:space="preserve">         'queries':len(counts),'cutoff':cutoff}</w:t>
+        <w:br/>
+        <w:t>a=score_snapshot(A,RELEVANT,CORPUS);b=score_snapshot(B,RELEVANT,CORPUS)</w:t>
+        <w:br/>
+        <w:t>assert list(a['counts'].values())==[1,1,1,1,1] and list(b['counts'].values())==[2,1,2,0,2]</w:t>
+        <w:br/>
+        <w:t>assert a['mean_relevant_in_top3']==1 and b['mean_relevant_in_top3']==Fraction(7,5)</w:t>
+        <w:br/>
+        <w:t>assert b['counts']['Q4']&lt;a['counts']['Q4']</w:t>
+        <w:br/>
+        <w:t>print('Bounded question: On these five fixed queries, with corpus c1 and supplied relevance rules, does B return more relevant records in the top three on average than A?')</w:t>
+        <w:br/>
+        <w:t>print('Added constructed snapshot A:',a,'B:',b)</w:t>
+        <w:br/>
+        <w:t>print('B has larger mean here, but worsens Q4; no universal usefulness, causal mechanism, deployment impact or learner outcome follows.')</w:t>
+        <w:br/>
+        <w:t>print('All rankings and labels are supplied fictional inputs; no retriever, model, child, human annotator or experiment was run. These revealed cases are practice, not a fresh reserved evaluation.')</w:t>
+        <w:br/>
+      </w:r>
+    </w:p>
+    <w:p>
+      <w:pPr>
+        <w:pStyle w:val="Heading2"/>
+      </w:pPr>
+      <w:r>
+        <w:t>Expected counts and evidence status</w:t>
+      </w:r>
+    </w:p>
+    <w:p>
+      <w:pPr>
+        <w:pStyle w:val="ListNumber"/>
+      </w:pPr>
+      <w:r>
+        <w:t>Write the bounded question and predict relevant counts from the supplied table before running or tracing. A has five counts of 1; B has 2, 1, 2, 0, 2, so the means are 1 and 1.4. Keep Q4’s decline visible. The code scores supplied rankings against fixed labels and rejects mismatched IDs, duplicate/ineligible records and a cutoff other than three. No algorithm actually retrieves or generates an answer, and no person supplies new judgments. These fully revealed constructed cases are practice, not a fresh experiment or reserved evaluation. The picture’s six-task diagram study has no result records and cannot borrow these retrieval numbers.</w:t>
+      </w:r>
+    </w:p>
+    <w:p>
+      <w:pPr>
+        <w:pStyle w:val="Heading2"/>
+      </w:pPr>
+      <w:r>
+        <w:t>Evidence ledger and reflection</w:t>
       </w:r>
     </w:p>
     <w:tbl>
@@ -2155,14 +3044,6 @@
     </w:p>
     <w:p>
       <w:pPr>
-        <w:pStyle w:val="Heading3"/>
-      </w:pPr>
-      <w:r>
-        <w:t>Plan → try → check</w:t>
-      </w:r>
-    </w:p>
-    <w:p>
-      <w:pPr>
         <w:spacing w:line="336" w:lineRule="auto" w:after="180"/>
       </w:pPr>
       <w:r>
@@ -2174,23 +3055,47 @@
     </w:p>
     <w:p>
       <w:pPr>
+        <w:pStyle w:val="Heading2"/>
+      </w:pPr>
+      <w:r>
+        <w:t>Earlier wording, alternatives and picture transcripts · reference / check after trying</w:t>
+      </w:r>
+    </w:p>
+    <w:p>
+      <w:pPr>
+        <w:pStyle w:val="Heading3"/>
+      </w:pPr>
+      <w:r>
+        <w:t>Predict, investigate and preserve the evidence</w:t>
+      </w:r>
+    </w:p>
+    <w:p>
+      <w:pPr>
+        <w:pStyle w:val="Heading3"/>
+      </w:pPr>
+      <w:r>
+        <w:t>Plan → try → check</w:t>
+      </w:r>
+    </w:p>
+    <w:p>
+      <w:pPr>
         <w:pStyle w:val="Heading1"/>
       </w:pPr>
       <w:r>
-        <w:t>10. Build your understanding</w:t>
-      </w:r>
-    </w:p>
-    <w:p>
-      <w:r>
-        <w:t>Move from recall to tracing, diagnosis and transfer in A question that evidence can answer. Explain why each step is justified.</w:t>
-      </w:r>
-    </w:p>
-    <w:p>
-      <w:pPr>
-        <w:pStyle w:val="Heading3"/>
-      </w:pPr>
-      <w:r>
-        <w:t>Explain → apply → challenge</w:t>
+        <w:t>14. Try alone: a ten-request speed comparison with correctness preserved</w:t>
+      </w:r>
+    </w:p>
+    <w:p>
+      <w:r>
+        <w:t>Name the timing/scoring details that still need to be fixed.</w:t>
+      </w:r>
+    </w:p>
+    <w:p>
+      <w:pPr>
+        <w:pStyle w:val="Heading2"/>
+      </w:pPr>
+      <w:r>
+        <w:t>Complete selected independent task</w:t>
       </w:r>
     </w:p>
     <w:p>
@@ -2201,43 +3106,123 @@
         <w:rPr>
           <w:b w:val="0"/>
         </w:rPr>
-        <w:t xml:space="preserve">Explain the weekly </w:t>
-      </w:r>
-      <w:r>
-        <w:rPr>
-          <w:b/>
-        </w:rPr>
-        <w:t>mechanism</w:t>
-      </w:r>
+        <w:t>You have response times and correctness for two lookup procedures on ten fictional requests. Write a bounded question and one missing detail.</w:t>
+      </w:r>
+    </w:p>
+    <w:p>
+      <w:pPr>
+        <w:pStyle w:val="Heading2"/>
+      </w:pPr>
+      <w:r>
+        <w:t>First attempt and support record</w:t>
+      </w:r>
+    </w:p>
+    <w:p>
+      <w:pPr>
+        <w:pStyle w:val="Heading3"/>
+      </w:pPr>
+      <w:r>
+        <w:t>My independent explanation, trace and limits</w:t>
+      </w:r>
+    </w:p>
+    <w:p>
+      <w:r>
+        <w:t>________________________________________________________________</w:t>
+      </w:r>
+    </w:p>
+    <w:p>
+      <w:r>
+        <w:t>________________________________________________________________</w:t>
+      </w:r>
+    </w:p>
+    <w:p>
+      <w:r>
+        <w:t>________________________________________________________________</w:t>
+      </w:r>
+    </w:p>
+    <w:p>
+      <w:r>
+        <w:t>________________________________________________________________</w:t>
+      </w:r>
+    </w:p>
+    <w:p>
+      <w:r>
+        <w:t>________________________________________________________________</w:t>
+      </w:r>
+    </w:p>
+    <w:p>
+      <w:r>
+        <w:t>________________________________________________________________</w:t>
+      </w:r>
+    </w:p>
+    <w:p>
+      <w:r>
+        <w:t>________________________________________________________________</w:t>
+      </w:r>
+    </w:p>
+    <w:p>
+      <w:pPr>
+        <w:spacing w:line="336" w:lineRule="auto" w:after="180"/>
+      </w:pPr>
       <w:r>
         <w:rPr>
           <w:b w:val="0"/>
         </w:rPr>
-        <w:t xml:space="preserve"> in your own words. Use the worked scenario to name its </w:t>
-      </w:r>
-      <w:r>
-        <w:rPr>
-          <w:b/>
-        </w:rPr>
-        <w:t>input</w:t>
-      </w:r>
+        <w:t>Attempt this case before feedback. Record any help. Earlier examples below are further practice; a case already practised with feedback cannot establish fresh transfer.</w:t>
+      </w:r>
+    </w:p>
+    <w:p>
+      <w:pPr>
+        <w:pStyle w:val="Heading2"/>
+      </w:pPr>
+      <w:r>
+        <w:t>Feedback after trying</w:t>
+      </w:r>
+    </w:p>
+    <w:p>
+      <w:pPr>
+        <w:spacing w:line="336" w:lineRule="auto" w:after="180"/>
+      </w:pPr>
       <w:r>
         <w:rPr>
           <w:b w:val="0"/>
         </w:rPr>
-        <w:t xml:space="preserve">, decision rule and </w:t>
-      </w:r>
-      <w:r>
-        <w:rPr>
-          <w:b/>
-        </w:rPr>
-        <w:t>output</w:t>
-      </w:r>
+        <w:t>Attempt the independent case before hints. Record whether you worked alone, used a hint or followed a model. After feedback, fix the first unsupported step and explain why it changed.</w:t>
+      </w:r>
+    </w:p>
+    <w:p>
+      <w:pPr>
+        <w:spacing w:line="336" w:lineRule="auto" w:after="180"/>
+      </w:pPr>
       <w:r>
         <w:rPr>
           <w:b w:val="0"/>
         </w:rPr>
-        <w:t>.</w:t>
+        <w:t>A later check uses a changed case, not a copied answer.</w:t>
+      </w:r>
+    </w:p>
+    <w:p>
+      <w:pPr>
+        <w:pStyle w:val="Heading2"/>
+      </w:pPr>
+      <w:r>
+        <w:t>Earlier wording, alternatives and picture transcripts · reference / check after trying</w:t>
+      </w:r>
+    </w:p>
+    <w:p>
+      <w:pPr>
+        <w:pStyle w:val="Heading3"/>
+      </w:pPr>
+      <w:r>
+        <w:t>Independent case: Apply a new case independently</w:t>
+      </w:r>
+    </w:p>
+    <w:p>
+      <w:pPr>
+        <w:pStyle w:val="Heading3"/>
+      </w:pPr>
+      <w:r>
+        <w:t>Attempt this without hints</w:t>
       </w:r>
     </w:p>
     <w:p>
@@ -2248,53 +3233,66 @@
         <w:rPr>
           <w:b w:val="0"/>
         </w:rPr>
-        <w:t xml:space="preserve">A report omits this qualification: A measurable narrow question is not </w:t>
-      </w:r>
-      <w:r>
-        <w:rPr>
-          <w:b/>
-        </w:rPr>
-        <w:t>evidence</w:t>
-      </w:r>
+        <w:t>You have response times and correctness for two lookup procedures on ten fictional requests. Write a bounded question and one missing detail.</w:t>
+      </w:r>
+    </w:p>
+    <w:p>
+      <w:pPr>
+        <w:pStyle w:val="Heading3"/>
+      </w:pPr>
+      <w:r>
+        <w:t>My independent procedure, result and limitation</w:t>
+      </w:r>
+    </w:p>
+    <w:p>
+      <w:r>
+        <w:t>________________________________________________________________</w:t>
+      </w:r>
+    </w:p>
+    <w:p>
+      <w:r>
+        <w:t>________________________________________________________________</w:t>
+      </w:r>
+    </w:p>
+    <w:p>
+      <w:r>
+        <w:t>________________________________________________________________</w:t>
+      </w:r>
+    </w:p>
+    <w:p>
+      <w:r>
+        <w:t>________________________________________________________________</w:t>
+      </w:r>
+    </w:p>
+    <w:p>
+      <w:r>
+        <w:t>________________________________________________________________</w:t>
+      </w:r>
+    </w:p>
+    <w:p>
+      <w:r>
+        <w:t>________________________________________________________________</w:t>
+      </w:r>
+    </w:p>
+    <w:p>
+      <w:r>
+        <w:t>________________________________________________________________</w:t>
+      </w:r>
+    </w:p>
+    <w:p>
+      <w:r>
+        <w:t>________________________________________________________________</w:t>
+      </w:r>
+    </w:p>
+    <w:p>
+      <w:pPr>
+        <w:spacing w:line="336" w:lineRule="auto" w:after="180"/>
+      </w:pPr>
       <w:r>
         <w:rPr>
           <w:b w:val="0"/>
         </w:rPr>
-        <w:t xml:space="preserve"> of its answer. Explain how omitting it could change a reader's interpretation, and write an accurate replacement.</w:t>
-      </w:r>
-    </w:p>
-    <w:p>
-      <w:pPr>
-        <w:spacing w:line="336" w:lineRule="auto" w:after="180"/>
-      </w:pPr>
-      <w:r>
-        <w:rPr>
-          <w:b w:val="0"/>
-        </w:rPr>
-        <w:t xml:space="preserve">For the worked scenario, propose one additional case that could reveal a failure, describe its expected </w:t>
-      </w:r>
-      <w:r>
-        <w:rPr>
-          <w:b/>
-        </w:rPr>
-        <w:t>outcome</w:t>
-      </w:r>
-      <w:r>
-        <w:rPr>
-          <w:b w:val="0"/>
-        </w:rPr>
-        <w:t xml:space="preserve"> before running it, and explain what would need to remain fixed for a fair comparison.</w:t>
-      </w:r>
-    </w:p>
-    <w:p>
-      <w:pPr>
-        <w:spacing w:line="336" w:lineRule="auto" w:after="180"/>
-      </w:pPr>
-      <w:r>
-        <w:rPr>
-          <w:b w:val="0"/>
-        </w:rPr>
-        <w:t>Do not reuse W4 as a new final test after receiving feedback.</w:t>
+        <w:t>Record support used: none, hint or teacher explanation. After feedback, a different case is needed to demonstrate independence.</w:t>
       </w:r>
     </w:p>
     <w:p>
@@ -2302,32 +3300,7 @@
         <w:pStyle w:val="Heading3"/>
       </w:pPr>
       <w:r>
-        <w:t>Explain which evidence supports your conclusion and which claim remains unproved.</w:t>
-      </w:r>
-    </w:p>
-    <w:p>
-      <w:r>
-        <w:t>________________________________________________________________</w:t>
-      </w:r>
-    </w:p>
-    <w:p>
-      <w:r>
-        <w:t>________________________________________________________________</w:t>
-      </w:r>
-    </w:p>
-    <w:p>
-      <w:r>
-        <w:t>________________________________________________________________</w:t>
-      </w:r>
-    </w:p>
-    <w:p>
-      <w:r>
-        <w:t>________________________________________________________________</w:t>
-      </w:r>
-    </w:p>
-    <w:p>
-      <w:r>
-        <w:t>________________________________________________________________</w:t>
+        <w:t>Use feedback to improve</w:t>
       </w:r>
     </w:p>
     <w:p>
@@ -2335,12 +3308,20 @@
         <w:pStyle w:val="Heading1"/>
       </w:pPr>
       <w:r>
-        <w:t>11. Connect your project</w:t>
-      </w:r>
-    </w:p>
-    <w:p>
-      <w:r>
-        <w:t>Apply this week’s idea to Reproducible AI Research Study. Keep an annotated decision and the evidence supporting it.</w:t>
+        <w:t>11. Save the question, measurement rule and intended evidence</w:t>
+      </w:r>
+    </w:p>
+    <w:p>
+      <w:r>
+        <w:t>Separate planned study, constructed practice and actual observations.</w:t>
+      </w:r>
+    </w:p>
+    <w:p>
+      <w:pPr>
+        <w:pStyle w:val="Heading2"/>
+      </w:pPr>
+      <w:r>
+        <w:t>Project task and artifact</w:t>
       </w:r>
     </w:p>
     <w:p>
@@ -2555,10 +3536,10 @@
     </w:tbl>
     <w:p>
       <w:pPr>
-        <w:pStyle w:val="Heading3"/>
-      </w:pPr>
-      <w:r>
-        <w:t>Evidence for your project</w:t>
+        <w:pStyle w:val="Heading2"/>
+      </w:pPr>
+      <w:r>
+        <w:t>Actual scoring run or paper trace and limitations</w:t>
       </w:r>
     </w:p>
     <w:p>
@@ -2574,15 +3555,88 @@
     </w:p>
     <w:p>
       <w:pPr>
+        <w:pStyle w:val="Heading2"/>
+      </w:pPr>
+      <w:r>
+        <w:t>Earlier wording, alternatives and picture transcripts · reference / check after trying</w:t>
+      </w:r>
+    </w:p>
+    <w:p>
+      <w:pPr>
+        <w:pStyle w:val="Heading3"/>
+      </w:pPr>
+      <w:r>
+        <w:t>Evidence for your project</w:t>
+      </w:r>
+    </w:p>
+    <w:p>
+      <w:pPr>
         <w:pStyle w:val="Heading1"/>
       </w:pPr>
       <w:r>
-        <w:t>12. Show what you know</w:t>
-      </w:r>
-    </w:p>
-    <w:p>
-      <w:r>
-        <w:t>Use a genuinely new case for independent evidence. Previously discussed examples remain practice; use the separately named independent case before feedback.</w:t>
+        <w:t>16. Explain the bounded question and one missing piece of evidence</w:t>
+      </w:r>
+    </w:p>
+    <w:p>
+      <w:r>
+        <w:t>A plan can be answerable before any result exists.</w:t>
+      </w:r>
+    </w:p>
+    <w:p>
+      <w:pPr>
+        <w:pStyle w:val="Heading2"/>
+      </w:pPr>
+      <w:r>
+        <w:t>Retrieve and explain</w:t>
+      </w:r>
+    </w:p>
+    <w:p>
+      <w:pPr>
+        <w:pStyle w:val="ListBullet"/>
+      </w:pPr>
+      <w:r>
+        <w:t>Close your notes. Explain this goal in your own words: Explain the mechanism and terminology of a question that evidence can answer</w:t>
+      </w:r>
+    </w:p>
+    <w:p>
+      <w:pPr>
+        <w:pStyle w:val="Heading3"/>
+      </w:pPr>
+      <w:r>
+        <w:t>My deciding step, evidence and one remaining question</w:t>
+      </w:r>
+    </w:p>
+    <w:p>
+      <w:r>
+        <w:t>________________________________________________________________</w:t>
+      </w:r>
+    </w:p>
+    <w:p>
+      <w:r>
+        <w:t>________________________________________________________________</w:t>
+      </w:r>
+    </w:p>
+    <w:p>
+      <w:r>
+        <w:t>________________________________________________________________</w:t>
+      </w:r>
+    </w:p>
+    <w:p>
+      <w:r>
+        <w:t>________________________________________________________________</w:t>
+      </w:r>
+    </w:p>
+    <w:p>
+      <w:r>
+        <w:t>________________________________________________________________</w:t>
+      </w:r>
+    </w:p>
+    <w:p>
+      <w:pPr>
+        <w:pStyle w:val="Heading2"/>
+      </w:pPr>
+      <w:r>
+        <w:t>Plan a changed-case return</w:t>
       </w:r>
     </w:p>
     <w:p>
@@ -2593,63 +3647,31 @@
         <w:rPr>
           <w:b w:val="0"/>
         </w:rPr>
-        <w:t>Complete the supported workbook tasks before attempting W4 independently. Record any hints or help used. After feedback, use the teacher's fresh retry rather than copying the earlier answer.</w:t>
-      </w:r>
-    </w:p>
-    <w:p>
-      <w:pPr>
-        <w:spacing w:line="336" w:lineRule="auto" w:after="180"/>
-      </w:pPr>
+        <w:t xml:space="preserve">If you are unsure, return to the worked picture and explain one arrow. If you are ready, change an </w:t>
+      </w:r>
+      <w:r>
+        <w:rPr>
+          <w:b/>
+        </w:rPr>
+        <w:t>input</w:t>
+      </w:r>
       <w:r>
         <w:rPr>
           <w:b w:val="0"/>
         </w:rPr>
-        <w:t xml:space="preserve">For a project, select a relevant new case, predict the </w:t>
+        <w:t xml:space="preserve"> or assumption and justify your </w:t>
       </w:r>
       <w:r>
         <w:rPr>
           <w:b/>
         </w:rPr>
-        <w:t>outcome</w:t>
+        <w:t>prediction</w:t>
       </w:r>
       <w:r>
         <w:rPr>
           <w:b w:val="0"/>
         </w:rPr>
-        <w:t xml:space="preserve"> from the declared rule and preserve the result alongside any revision.</w:t>
-      </w:r>
-    </w:p>
-    <w:p>
-      <w:pPr>
-        <w:pStyle w:val="Heading3"/>
-      </w:pPr>
-      <w:r>
-        <w:t>Exit: propose one revealing change to the worked scenario. State the expected outcome and the evidence that would make you revise your explanation.</w:t>
-      </w:r>
-    </w:p>
-    <w:p>
-      <w:r>
-        <w:t>________________________________________________________________</w:t>
-      </w:r>
-    </w:p>
-    <w:p>
-      <w:r>
-        <w:t>________________________________________________________________</w:t>
-      </w:r>
-    </w:p>
-    <w:p>
-      <w:r>
-        <w:t>________________________________________________________________</w:t>
-      </w:r>
-    </w:p>
-    <w:p>
-      <w:r>
-        <w:t>________________________________________________________________</w:t>
-      </w:r>
-    </w:p>
-    <w:p>
-      <w:r>
-        <w:t>________________________________________________________________</w:t>
+        <w:t>.</w:t>
       </w:r>
     </w:p>
     <w:p>
@@ -2660,37 +3682,336 @@
         <w:rPr>
           <w:b w:val="0"/>
         </w:rPr>
-        <w:t xml:space="preserve">For the worked scenario, propose one additional case that could reveal a failure, describe its expected </w:t>
+        <w:t xml:space="preserve">Save your workbook </w:t>
       </w:r>
       <w:r>
         <w:rPr>
           <w:b/>
         </w:rPr>
-        <w:t>outcome</w:t>
+        <w:t>evidence</w:t>
       </w:r>
       <w:r>
         <w:rPr>
           <w:b w:val="0"/>
         </w:rPr>
-        <w:t xml:space="preserve"> before running it, and explain what would need to remain fixed for a fair comparison.</w:t>
-      </w:r>
-    </w:p>
-    <w:p>
-      <w:pPr>
-        <w:spacing w:line="336" w:lineRule="auto" w:after="180"/>
-      </w:pPr>
-      <w:r>
-        <w:rPr>
-          <w:b w:val="0"/>
-        </w:rPr>
-        <w:t>Do not reuse W4 as a new final test after receiving feedback.</w:t>
-      </w:r>
-    </w:p>
+        <w:t>. At the next review, try a different case before opening your old answer.</w:t>
+      </w:r>
+    </w:p>
+    <w:p>
+      <w:pPr>
+        <w:pStyle w:val="Heading1"/>
+      </w:pPr>
+      <w:r>
+        <w:t>Reference bank and extra practice</w:t>
+      </w:r>
+    </w:p>
+    <w:p>
+      <w:pPr>
+        <w:pStyle w:val="Heading1"/>
+      </w:pPr>
+      <w:r>
+        <w:t>05. Reference · Use research vocabulary precisely</w:t>
+      </w:r>
+    </w:p>
+    <w:p>
+      <w:r>
+        <w:t>Connect each term to the question, comparison, measurement or evidence.</w:t>
+      </w:r>
+    </w:p>
+    <w:p>
+      <w:pPr>
+        <w:pStyle w:val="Heading2"/>
+      </w:pPr>
+      <w:r>
+        <w:t>Vocabulary and your explanation</w:t>
+      </w:r>
+    </w:p>
+    <w:tbl>
+      <w:tblPr>
+        <w:tblStyle w:val="LightShading-Accent1"/>
+        <w:tblW w:type="auto" w:w="0"/>
+        <w:tblLook w:firstColumn="1" w:firstRow="1" w:lastColumn="0" w:lastRow="0" w:noHBand="0" w:noVBand="1" w:val="04A0"/>
+      </w:tblPr>
+      <w:tblGrid>
+        <w:gridCol w:w="5112"/>
+        <w:gridCol w:w="5112"/>
+      </w:tblGrid>
+      <w:tr>
+        <w:trPr>
+          <w:tblHeader/>
+        </w:trPr>
+        <w:tc>
+          <w:tcPr>
+            <w:tcW w:type="dxa" w:w="5112"/>
+          </w:tcPr>
+          <w:p>
+            <w:r>
+              <w:t>Word</w:t>
+            </w:r>
+          </w:p>
+        </w:tc>
+        <w:tc>
+          <w:tcPr>
+            <w:tcW w:type="dxa" w:w="5112"/>
+          </w:tcPr>
+          <w:p>
+            <w:r>
+              <w:t>Meaning</w:t>
+            </w:r>
+          </w:p>
+        </w:tc>
+      </w:tr>
+      <w:tr>
+        <w:tc>
+          <w:tcPr>
+            <w:tcW w:type="dxa" w:w="5112"/>
+          </w:tcPr>
+          <w:p>
+            <w:r>
+              <w:t>Research question</w:t>
+            </w:r>
+          </w:p>
+        </w:tc>
+        <w:tc>
+          <w:tcPr>
+            <w:tcW w:type="dxa" w:w="5112"/>
+          </w:tcPr>
+          <w:p>
+            <w:r>
+              <w:t>A bounded question tied to observable evidence</w:t>
+            </w:r>
+          </w:p>
+        </w:tc>
+      </w:tr>
+      <w:tr>
+        <w:tc>
+          <w:tcPr>
+            <w:tcW w:type="dxa" w:w="5112"/>
+          </w:tcPr>
+          <w:p>
+            <w:r>
+              <w:t>Outcome</w:t>
+            </w:r>
+          </w:p>
+        </w:tc>
+        <w:tc>
+          <w:tcPr>
+            <w:tcW w:type="dxa" w:w="5112"/>
+          </w:tcPr>
+          <w:p>
+            <w:r>
+              <w:t>The quantity or behaviour being measured</w:t>
+            </w:r>
+          </w:p>
+        </w:tc>
+      </w:tr>
+      <w:tr>
+        <w:tc>
+          <w:tcPr>
+            <w:tcW w:type="dxa" w:w="5112"/>
+          </w:tcPr>
+          <w:p>
+            <w:r>
+              <w:t>Scope</w:t>
+            </w:r>
+          </w:p>
+        </w:tc>
+        <w:tc>
+          <w:tcPr>
+            <w:tcW w:type="dxa" w:w="5112"/>
+          </w:tcPr>
+          <w:p>
+            <w:r>
+              <w:t>The conditions covered by a question</w:t>
+            </w:r>
+          </w:p>
+        </w:tc>
+      </w:tr>
+    </w:tbl>
     <w:p>
       <w:pPr>
         <w:pStyle w:val="Heading3"/>
       </w:pPr>
       <w:r>
+        <w:t>Use two terms to explain a step in this week’s example.</w:t>
+      </w:r>
+    </w:p>
+    <w:p>
+      <w:r>
+        <w:t>________________________________________________________________</w:t>
+      </w:r>
+    </w:p>
+    <w:p>
+      <w:r>
+        <w:t>________________________________________________________________</w:t>
+      </w:r>
+    </w:p>
+    <w:p>
+      <w:r>
+        <w:t>________________________________________________________________</w:t>
+      </w:r>
+    </w:p>
+    <w:p>
+      <w:pPr>
+        <w:pStyle w:val="Heading1"/>
+      </w:pPr>
+      <w:r>
+        <w:t>10. Extra challenge · Explain a stronger case</w:t>
+      </w:r>
+    </w:p>
+    <w:p>
+      <w:r>
+        <w:t>Choose the next challenge after the main route.</w:t>
+      </w:r>
+    </w:p>
+    <w:p>
+      <w:pPr>
+        <w:pStyle w:val="Heading2"/>
+      </w:pPr>
+      <w:r>
+        <w:t>Explain,repair and extend</w:t>
+      </w:r>
+    </w:p>
+    <w:p>
+      <w:pPr>
+        <w:pStyle w:val="Heading3"/>
+      </w:pPr>
+      <w:r>
+        <w:t>Explain → apply → challenge</w:t>
+      </w:r>
+    </w:p>
+    <w:p>
+      <w:pPr>
+        <w:pStyle w:val="ListBullet"/>
+      </w:pPr>
+      <w:r>
+        <w:t>Explain the weekly mechanism in your own words. Use the worked scenario to name its input, decision rule and output.</w:t>
+      </w:r>
+    </w:p>
+    <w:p>
+      <w:pPr>
+        <w:pStyle w:val="ListBullet"/>
+      </w:pPr>
+      <w:r>
+        <w:t>A report omits this qualification: A measurable narrow question is not evidence of its answer. Explain how omitting it could change a reader's interpretation, and write an accurate replacement.</w:t>
+      </w:r>
+    </w:p>
+    <w:p>
+      <w:pPr>
+        <w:pStyle w:val="ListBullet"/>
+      </w:pPr>
+      <w:r>
+        <w:t>For the worked scenario, propose one additional case that could reveal a failure, describe its expected outcome before running it, and explain what would need to remain fixed for a fair comparison. Do not reuse W4 as a new final test after receiving feedback.</w:t>
+      </w:r>
+    </w:p>
+    <w:p>
+      <w:pPr>
+        <w:pStyle w:val="Heading3"/>
+      </w:pPr>
+      <w:r>
+        <w:t>Explain which evidence supports your conclusion and which claim remains unproved.</w:t>
+      </w:r>
+    </w:p>
+    <w:p>
+      <w:r>
+        <w:t>________________________________________________________________</w:t>
+      </w:r>
+    </w:p>
+    <w:p>
+      <w:r>
+        <w:t>________________________________________________________________</w:t>
+      </w:r>
+    </w:p>
+    <w:p>
+      <w:r>
+        <w:t>________________________________________________________________</w:t>
+      </w:r>
+    </w:p>
+    <w:p>
+      <w:r>
+        <w:t>________________________________________________________________</w:t>
+      </w:r>
+    </w:p>
+    <w:p>
+      <w:r>
+        <w:t>________________________________________________________________</w:t>
+      </w:r>
+    </w:p>
+    <w:p>
+      <w:pPr>
+        <w:pStyle w:val="Heading1"/>
+      </w:pPr>
+      <w:r>
+        <w:t>12. Reference · Check the research reasoning and its limits</w:t>
+      </w:r>
+    </w:p>
+    <w:p>
+      <w:r>
+        <w:t>Use after practice; reserve the selected independent case for its first attempt.</w:t>
+      </w:r>
+    </w:p>
+    <w:p>
+      <w:pPr>
+        <w:pStyle w:val="Heading2"/>
+      </w:pPr>
+      <w:r>
+        <w:t>Current explanation and response</w:t>
+      </w:r>
+    </w:p>
+    <w:p>
+      <w:pPr>
+        <w:pStyle w:val="ListBullet"/>
+      </w:pPr>
+      <w:r>
+        <w:t>Complete the supported workbook tasks before attempting W4 independently. Record any hints or help used. After feedback, use the teacher's fresh retry rather than copying the earlier answer. For a project, select a relevant new case, predict the outcome from the declared rule and preserve the result alongside any revision.</w:t>
+      </w:r>
+    </w:p>
+    <w:p>
+      <w:pPr>
+        <w:pStyle w:val="Heading3"/>
+      </w:pPr>
+      <w:r>
+        <w:t>Exit: propose one revealing change to the worked scenario. State the expected outcome and the evidence that would make you revise your explanation.</w:t>
+      </w:r>
+    </w:p>
+    <w:p>
+      <w:r>
+        <w:t>________________________________________________________________</w:t>
+      </w:r>
+    </w:p>
+    <w:p>
+      <w:r>
+        <w:t>________________________________________________________________</w:t>
+      </w:r>
+    </w:p>
+    <w:p>
+      <w:r>
+        <w:t>________________________________________________________________</w:t>
+      </w:r>
+    </w:p>
+    <w:p>
+      <w:r>
+        <w:t>________________________________________________________________</w:t>
+      </w:r>
+    </w:p>
+    <w:p>
+      <w:r>
+        <w:t>________________________________________________________________</w:t>
+      </w:r>
+    </w:p>
+    <w:p>
+      <w:pPr>
+        <w:pStyle w:val="ListBullet"/>
+      </w:pPr>
+      <w:r>
+        <w:t>For the worked scenario, propose one additional case that could reveal a failure, describe its expected outcome before running it, and explain what would need to remain fixed for a fair comparison. Do not reuse W4 as a new final test after receiving feedback.</w:t>
+      </w:r>
+    </w:p>
+    <w:p>
+      <w:pPr>
+        <w:pStyle w:val="Heading3"/>
+      </w:pPr>
+      <w:r>
         <w:t>My limited claim and a useful next check</w:t>
       </w:r>
     </w:p>
@@ -2719,12 +4040,20 @@
         <w:pStyle w:val="Heading1"/>
       </w:pPr>
       <w:r>
-        <w:t>13. Study a complete case</w:t>
-      </w:r>
-    </w:p>
-    <w:p>
-      <w:r>
-        <w:t>Revisit the complete A question that evidence can answer case for supported practice. Repeated examples do not become fresh assessments.</w:t>
+        <w:t>13. Extra practice · Revisit the complete trace</w:t>
+      </w:r>
+    </w:p>
+    <w:p>
+      <w:r>
+        <w:t>Predict before reading the supplied steps.</w:t>
+      </w:r>
+    </w:p>
+    <w:p>
+      <w:pPr>
+        <w:pStyle w:val="Heading2"/>
+      </w:pPr>
+      <w:r>
+        <w:t>Complete trace and evidence</w:t>
       </w:r>
     </w:p>
     <w:p>
@@ -2806,7 +4135,7 @@
           </w:tcPr>
           <w:p>
             <w:r>
-              <w:t>For fictional classroom retrieval, ask whether method B returns more relevant records than lexical baseline A on a reserved judged query set at cutoff3. Define eligible corpus and relevance rules before running.</w:t>
+              <w:t>For fictional classroom retrieval, ask whether method B returns more relevant records than lexical baseline A on a reserved judged query set at cutoff 3. Define eligible corpus and relevance rules before running.</w:t>
             </w:r>
           </w:p>
         </w:tc>
@@ -2893,206 +4222,20 @@
         <w:pStyle w:val="Heading1"/>
       </w:pPr>
       <w:r>
-        <w:t>14. Try a new case independently</w:t>
-      </w:r>
-    </w:p>
-    <w:p>
-      <w:r>
-        <w:t>Attempt the reserved new case before feedback. Record support; the earlier examples below remain additional practice.</w:t>
-      </w:r>
-    </w:p>
-    <w:p>
-      <w:pPr>
-        <w:pStyle w:val="Heading3"/>
-      </w:pPr>
-      <w:r>
-        <w:t>Independent case: Apply a new case independently</w:t>
-      </w:r>
-    </w:p>
-    <w:p>
-      <w:pPr>
-        <w:spacing w:line="336" w:lineRule="auto" w:after="180"/>
-      </w:pPr>
-      <w:r>
-        <w:rPr>
-          <w:b w:val="0"/>
-        </w:rPr>
-        <w:t>You have response times and correctness for two lookup procedures on ten fictional requests. Write a bounded question and one missing detail.</w:t>
-      </w:r>
-    </w:p>
-    <w:p>
-      <w:pPr>
-        <w:pStyle w:val="Heading3"/>
-      </w:pPr>
-      <w:r>
-        <w:t>My independent explanation, trace and limits</w:t>
-      </w:r>
-    </w:p>
-    <w:p>
-      <w:r>
-        <w:t>________________________________________________________________</w:t>
-      </w:r>
-    </w:p>
-    <w:p>
-      <w:r>
-        <w:t>________________________________________________________________</w:t>
-      </w:r>
-    </w:p>
-    <w:p>
-      <w:r>
-        <w:t>________________________________________________________________</w:t>
-      </w:r>
-    </w:p>
-    <w:p>
-      <w:r>
-        <w:t>________________________________________________________________</w:t>
-      </w:r>
-    </w:p>
-    <w:p>
-      <w:r>
-        <w:t>________________________________________________________________</w:t>
-      </w:r>
-    </w:p>
-    <w:p>
-      <w:r>
-        <w:t>________________________________________________________________</w:t>
-      </w:r>
-    </w:p>
-    <w:p>
-      <w:r>
-        <w:t>________________________________________________________________</w:t>
-      </w:r>
-    </w:p>
-    <w:p>
-      <w:pPr>
-        <w:spacing w:line="336" w:lineRule="auto" w:after="180"/>
-      </w:pPr>
-      <w:r>
-        <w:rPr>
-          <w:b w:val="0"/>
-        </w:rPr>
-        <w:t>Attempt this case before feedback. Record any help. Earlier examples below are further practice; a case already practised with feedback cannot establish fresh transfer.</w:t>
-      </w:r>
-    </w:p>
-    <w:p>
-      <w:pPr>
-        <w:pStyle w:val="Heading3"/>
-      </w:pPr>
-      <w:r>
-        <w:t>Attempt this without hints</w:t>
-      </w:r>
-    </w:p>
-    <w:p>
-      <w:pPr>
-        <w:spacing w:line="336" w:lineRule="auto" w:after="180"/>
-      </w:pPr>
-      <w:r>
-        <w:rPr>
-          <w:b w:val="0"/>
-        </w:rPr>
-        <w:t>You have response times and correctness for two lookup procedures on ten fictional requests. Write a bounded question and one missing detail.</w:t>
-      </w:r>
-    </w:p>
-    <w:p>
-      <w:pPr>
-        <w:pStyle w:val="Heading3"/>
-      </w:pPr>
-      <w:r>
-        <w:t>My independent procedure, result and limitation</w:t>
-      </w:r>
-    </w:p>
-    <w:p>
-      <w:r>
-        <w:t>________________________________________________________________</w:t>
-      </w:r>
-    </w:p>
-    <w:p>
-      <w:r>
-        <w:t>________________________________________________________________</w:t>
-      </w:r>
-    </w:p>
-    <w:p>
-      <w:r>
-        <w:t>________________________________________________________________</w:t>
-      </w:r>
-    </w:p>
-    <w:p>
-      <w:r>
-        <w:t>________________________________________________________________</w:t>
-      </w:r>
-    </w:p>
-    <w:p>
-      <w:r>
-        <w:t>________________________________________________________________</w:t>
-      </w:r>
-    </w:p>
-    <w:p>
-      <w:r>
-        <w:t>________________________________________________________________</w:t>
-      </w:r>
-    </w:p>
-    <w:p>
-      <w:r>
-        <w:t>________________________________________________________________</w:t>
-      </w:r>
-    </w:p>
-    <w:p>
-      <w:r>
-        <w:t>________________________________________________________________</w:t>
-      </w:r>
-    </w:p>
-    <w:p>
-      <w:pPr>
-        <w:spacing w:line="336" w:lineRule="auto" w:after="180"/>
-      </w:pPr>
-      <w:r>
-        <w:rPr>
-          <w:b w:val="0"/>
-        </w:rPr>
-        <w:t>Record support used: none, hint or teacher explanation. After feedback, a different case is needed to demonstrate independence.</w:t>
-      </w:r>
-    </w:p>
-    <w:p>
-      <w:pPr>
-        <w:pStyle w:val="Heading3"/>
-      </w:pPr>
-      <w:r>
-        <w:t>Use feedback to improve</w:t>
-      </w:r>
-    </w:p>
-    <w:p>
-      <w:pPr>
-        <w:spacing w:line="336" w:lineRule="auto" w:after="180"/>
-      </w:pPr>
-      <w:r>
-        <w:rPr>
-          <w:b w:val="0"/>
-        </w:rPr>
-        <w:t>Attempt the independent case before hints. Record whether you worked alone, used a hint or followed a model. After feedback, fix the first unsupported step and explain why it changed.</w:t>
-      </w:r>
-    </w:p>
-    <w:p>
-      <w:pPr>
-        <w:spacing w:line="336" w:lineRule="auto" w:after="180"/>
-      </w:pPr>
-      <w:r>
-        <w:rPr>
-          <w:b w:val="0"/>
-        </w:rPr>
-        <w:t>A later check uses a changed case, not a copied answer.</w:t>
-      </w:r>
-    </w:p>
-    <w:p>
-      <w:pPr>
-        <w:pStyle w:val="Heading1"/>
-      </w:pPr>
-      <w:r>
-        <w:t>15. Your lesson route</w:t>
-      </w:r>
-    </w:p>
-    <w:p>
-      <w:r>
-        <w:t>Use this map to navigate A question that evidence can answer, connect the goals to tasks and keep one evidence record for each attempt.</w:t>
+        <w:t>15. Reference · The earlier route checklist</w:t>
+      </w:r>
+    </w:p>
+    <w:p>
+      <w:r>
+        <w:t>Use one main route rather than repeating the lesson.</w:t>
+      </w:r>
+    </w:p>
+    <w:p>
+      <w:pPr>
+        <w:pStyle w:val="Heading2"/>
+      </w:pPr>
+      <w:r>
+        <w:t>Targets,route and first prediction</w:t>
       </w:r>
     </w:p>
     <w:p>
@@ -3271,12 +4414,117 @@
         <w:pStyle w:val="Heading1"/>
       </w:pPr>
       <w:r>
-        <w:t>16. Finish and return</w:t>
-      </w:r>
-    </w:p>
-    <w:p>
-      <w:r>
-        <w:t>Explain A question that evidence can answer without notes, identify a remaining question and plan a later check with a changed case.</w:t>
+        <w:t>17. Extra practice · Predict,check and repair</w:t>
+      </w:r>
+    </w:p>
+    <w:p>
+      <w:r>
+        <w:t>Keep supported feedback separate from the independent case.</w:t>
+      </w:r>
+    </w:p>
+    <w:p>
+      <w:pPr>
+        <w:pStyle w:val="Heading2"/>
+      </w:pPr>
+      <w:r>
+        <w:t>First supported question and optional hint</w:t>
+      </w:r>
+    </w:p>
+    <w:p>
+      <w:pPr>
+        <w:pStyle w:val="ListBullet"/>
+      </w:pPr>
+      <w:r>
+        <w:t>A question with a measurable answer. A team wants to know whether giving a diagram changes accuracy on six fixed plant-identification tasks.</w:t>
+      </w:r>
+    </w:p>
+    <w:p>
+      <w:pPr>
+        <w:pStyle w:val="Heading3"/>
+      </w:pPr>
+      <w:r>
+        <w:t>Practice 1: explain the deciding evidence</w:t>
+      </w:r>
+    </w:p>
+    <w:p>
+      <w:pPr>
+        <w:pStyle w:val="ListBullet"/>
+      </w:pPr>
+      <w:r>
+        <w:t>Which labelled step matches this detail? The study can compare those versions on those tasks, not all diagrams or learners.</w:t>
+      </w:r>
+    </w:p>
+    <w:p>
+      <w:pPr>
+        <w:pStyle w:val="ListBullet"/>
+      </w:pPr>
+      <w:r>
+        <w:t>1. Define the comparison</w:t>
+      </w:r>
+    </w:p>
+    <w:p>
+      <w:pPr>
+        <w:pStyle w:val="ListBullet"/>
+      </w:pPr>
+      <w:r>
+        <w:t>2. Bound the conclusion</w:t>
+      </w:r>
+    </w:p>
+    <w:p>
+      <w:pPr>
+        <w:pStyle w:val="ListBullet"/>
+      </w:pPr>
+      <w:r>
+        <w:t>3. Narrow the question</w:t>
+      </w:r>
+    </w:p>
+    <w:p>
+      <w:pPr>
+        <w:pStyle w:val="Heading3"/>
+      </w:pPr>
+      <w:r>
+        <w:t>My selected conclusion, deciding fact and explanation</w:t>
+      </w:r>
+    </w:p>
+    <w:p>
+      <w:r>
+        <w:t>________________________________________________________________</w:t>
+      </w:r>
+    </w:p>
+    <w:p>
+      <w:r>
+        <w:t>________________________________________________________________</w:t>
+      </w:r>
+    </w:p>
+    <w:p>
+      <w:r>
+        <w:t>________________________________________________________________</w:t>
+      </w:r>
+    </w:p>
+    <w:p>
+      <w:r>
+        <w:t>________________________________________________________________</w:t>
+      </w:r>
+    </w:p>
+    <w:p>
+      <w:r>
+        <w:t>________________________________________________________________</w:t>
+      </w:r>
+    </w:p>
+    <w:p>
+      <w:pPr>
+        <w:pStyle w:val="ListBullet"/>
+      </w:pPr>
+      <w:r>
+        <w:t>Hint if needed: Read the steps in the pictorial case. Match the supplied detail to the stage that performs or records it.</w:t>
+      </w:r>
+    </w:p>
+    <w:p>
+      <w:pPr>
+        <w:pStyle w:val="Heading2"/>
+      </w:pPr>
+      <w:r>
+        <w:t>Check after the first attempt · reference / check after trying</w:t>
       </w:r>
     </w:p>
     <w:p>
@@ -3287,7 +4535,169 @@
         <w:rPr>
           <w:b w:val="0"/>
         </w:rPr>
-        <w:t xml:space="preserve">Close your notes. Explain this goal in your own words: Explain the </w:t>
+        <w:t>After your attempt, compare with the supported explanation: Bound the conclusion The study can compare those versions on those tasks, not all diagrams or learners.</w:t>
+      </w:r>
+    </w:p>
+    <w:p>
+      <w:pPr>
+        <w:spacing w:line="336" w:lineRule="auto" w:after="180"/>
+      </w:pPr>
+      <w:r>
+        <w:rPr>
+          <w:b w:val="0"/>
+        </w:rPr>
+        <w:t xml:space="preserve">An answerable </w:t>
+      </w:r>
+      <w:r>
+        <w:rPr>
+          <w:b/>
+        </w:rPr>
+        <w:t>research question</w:t>
+      </w:r>
+      <w:r>
+        <w:rPr>
+          <w:b w:val="0"/>
+        </w:rPr>
+        <w:t xml:space="preserve"> connects a change to an observable </w:t>
+      </w:r>
+      <w:r>
+        <w:rPr>
+          <w:b/>
+        </w:rPr>
+        <w:t>outcome</w:t>
+      </w:r>
+      <w:r>
+        <w:rPr>
+          <w:b w:val="0"/>
+        </w:rPr>
+        <w:t xml:space="preserve"> and a specified population. Opinion words need an operational definition before measurement.</w:t>
+      </w:r>
+    </w:p>
+    <w:p>
+      <w:pPr>
+        <w:pStyle w:val="Heading2"/>
+      </w:pPr>
+      <w:r>
+        <w:t>Changed-case question and optional hint</w:t>
+      </w:r>
+    </w:p>
+    <w:p>
+      <w:pPr>
+        <w:pStyle w:val="Heading3"/>
+      </w:pPr>
+      <w:r>
+        <w:t>Practice 2: explain the deciding evidence</w:t>
+      </w:r>
+    </w:p>
+    <w:p>
+      <w:pPr>
+        <w:pStyle w:val="ListBullet"/>
+      </w:pPr>
+      <w:r>
+        <w:t>Changed-case practice: Replace the six tasks with six easier tasks only for B. Which conclusion is supported by the supplied facts?</w:t>
+      </w:r>
+    </w:p>
+    <w:p>
+      <w:pPr>
+        <w:pStyle w:val="ListBullet"/>
+      </w:pPr>
+      <w:r>
+        <w:t>1. This one example guarantees correct results for every future input.</w:t>
+      </w:r>
+    </w:p>
+    <w:p>
+      <w:pPr>
+        <w:pStyle w:val="ListBullet"/>
+      </w:pPr>
+      <w:r>
+        <w:t>2. The comparison no longer isolates the diagram condition.</w:t>
+      </w:r>
+    </w:p>
+    <w:p>
+      <w:pPr>
+        <w:pStyle w:val="ListBullet"/>
+      </w:pPr>
+      <w:r>
+        <w:t>3. We can decide the result without examining the changed input or the procedure.</w:t>
+      </w:r>
+    </w:p>
+    <w:p>
+      <w:pPr>
+        <w:pStyle w:val="Heading3"/>
+      </w:pPr>
+      <w:r>
+        <w:t>My selected conclusion, deciding fact and explanation</w:t>
+      </w:r>
+    </w:p>
+    <w:p>
+      <w:r>
+        <w:t>________________________________________________________________</w:t>
+      </w:r>
+    </w:p>
+    <w:p>
+      <w:r>
+        <w:t>________________________________________________________________</w:t>
+      </w:r>
+    </w:p>
+    <w:p>
+      <w:r>
+        <w:t>________________________________________________________________</w:t>
+      </w:r>
+    </w:p>
+    <w:p>
+      <w:r>
+        <w:t>________________________________________________________________</w:t>
+      </w:r>
+    </w:p>
+    <w:p>
+      <w:r>
+        <w:t>________________________________________________________________</w:t>
+      </w:r>
+    </w:p>
+    <w:p>
+      <w:pPr>
+        <w:pStyle w:val="ListBullet"/>
+      </w:pPr>
+      <w:r>
+        <w:t>Hint if needed: Use the changed condition and the deciding step in the pictorial trace. The answer must say what follows from those facts.</w:t>
+      </w:r>
+    </w:p>
+    <w:p>
+      <w:pPr>
+        <w:pStyle w:val="Heading2"/>
+      </w:pPr>
+      <w:r>
+        <w:t>Check after the changed attempt · reference / check after trying</w:t>
+      </w:r>
+    </w:p>
+    <w:p>
+      <w:pPr>
+        <w:spacing w:line="336" w:lineRule="auto" w:after="180"/>
+      </w:pPr>
+      <w:r>
+        <w:rPr>
+          <w:b w:val="0"/>
+        </w:rPr>
+        <w:t>After your attempt, compare with the supported explanation: The comparison no longer isolates the diagram condition. Task difficulty now changes alongside the proposed intervention.</w:t>
+      </w:r>
+    </w:p>
+    <w:p>
+      <w:pPr>
+        <w:pStyle w:val="Heading2"/>
+      </w:pPr>
+      <w:r>
+        <w:t>Repair and retain the record</w:t>
+      </w:r>
+    </w:p>
+    <w:p>
+      <w:pPr>
+        <w:spacing w:line="336" w:lineRule="auto" w:after="180"/>
+      </w:pPr>
+      <w:r>
+        <w:rPr>
+          <w:b w:val="0"/>
+        </w:rPr>
+        <w:t xml:space="preserve">Review Engineering demonstration and defense (ai-6/36). Goal: Explain the </w:t>
       </w:r>
       <w:r>
         <w:rPr>
@@ -3299,7 +4709,30 @@
         <w:rPr>
           <w:b w:val="0"/>
         </w:rPr>
-        <w:t xml:space="preserve"> and terminology of a question that </w:t>
+        <w:t xml:space="preserve"> and terminology of engineering demonstration and defense. Short practice: Locate V7, room E and read-only </w:t>
+      </w:r>
+      <w:r>
+        <w:rPr>
+          <w:b/>
+        </w:rPr>
+        <w:t>scope</w:t>
+      </w:r>
+      <w:r>
+        <w:rPr>
+          <w:b w:val="0"/>
+        </w:rPr>
+        <w:t xml:space="preserve"> in the demonstration.</w:t>
+      </w:r>
+    </w:p>
+    <w:p>
+      <w:pPr>
+        <w:spacing w:line="336" w:lineRule="auto" w:after="180"/>
+      </w:pPr>
+      <w:r>
+        <w:rPr>
+          <w:b w:val="0"/>
+        </w:rPr>
+        <w:t xml:space="preserve">Which </w:t>
       </w:r>
       <w:r>
         <w:rPr>
@@ -3311,40 +4744,7 @@
         <w:rPr>
           <w:b w:val="0"/>
         </w:rPr>
-        <w:t xml:space="preserve"> can answer</w:t>
-      </w:r>
-    </w:p>
-    <w:p>
-      <w:pPr>
-        <w:pStyle w:val="Heading3"/>
-      </w:pPr>
-      <w:r>
-        <w:t>My deciding step, evidence and one remaining question</w:t>
-      </w:r>
-    </w:p>
-    <w:p>
-      <w:r>
-        <w:t>________________________________________________________________</w:t>
-      </w:r>
-    </w:p>
-    <w:p>
-      <w:r>
-        <w:t>________________________________________________________________</w:t>
-      </w:r>
-    </w:p>
-    <w:p>
-      <w:r>
-        <w:t>________________________________________________________________</w:t>
-      </w:r>
-    </w:p>
-    <w:p>
-      <w:r>
-        <w:t>________________________________________________________________</w:t>
-      </w:r>
-    </w:p>
-    <w:p>
-      <w:r>
-        <w:t>________________________________________________________________</w:t>
+        <w:t xml:space="preserve"> supports the answer, and why must a request to email everyone still be refused?. Return to this week and explain what you changed.</w:t>
       </w:r>
     </w:p>
     <w:p>
@@ -3355,42 +4755,7 @@
         <w:rPr>
           <w:b w:val="0"/>
         </w:rPr>
-        <w:t xml:space="preserve">If you are unsure, return to the worked picture and explain one arrow. If you are ready, change an </w:t>
-      </w:r>
-      <w:r>
-        <w:rPr>
-          <w:b/>
-        </w:rPr>
-        <w:t>input</w:t>
-      </w:r>
-      <w:r>
-        <w:rPr>
-          <w:b w:val="0"/>
-        </w:rPr>
-        <w:t xml:space="preserve"> or assumption and justify your </w:t>
-      </w:r>
-      <w:r>
-        <w:rPr>
-          <w:b/>
-        </w:rPr>
-        <w:t>prediction</w:t>
-      </w:r>
-      <w:r>
-        <w:rPr>
-          <w:b w:val="0"/>
-        </w:rPr>
-        <w:t>.</w:t>
-      </w:r>
-    </w:p>
-    <w:p>
-      <w:pPr>
-        <w:spacing w:line="336" w:lineRule="auto" w:after="180"/>
-      </w:pPr>
-      <w:r>
-        <w:rPr>
-          <w:b w:val="0"/>
-        </w:rPr>
-        <w:t xml:space="preserve">Save your workbook </w:t>
+        <w:t xml:space="preserve">Use Download completed work in the hosted lesson to export your answers, reflections, practice feedback and code-run </w:t>
       </w:r>
       <w:r>
         <w:rPr>
@@ -3402,20 +4767,26 @@
         <w:rPr>
           <w:b w:val="0"/>
         </w:rPr>
-        <w:t>. At the next review, try a different case before opening your old answer.</w:t>
-      </w:r>
-    </w:p>
-    <w:p>
-      <w:pPr>
-        <w:pStyle w:val="Heading1"/>
-      </w:pPr>
-      <w:r>
-        <w:t>17. Supported practice, repair and portfolio</w:t>
-      </w:r>
-    </w:p>
-    <w:p>
-      <w:r>
-        <w:t>Attempt supported questions before using hints or feedback. Review a missing building block, then keep the completed work.</w:t>
+        <w:t>. Open the HTML copy to read or print it.</w:t>
+      </w:r>
+    </w:p>
+    <w:p>
+      <w:pPr>
+        <w:spacing w:line="336" w:lineRule="auto" w:after="180"/>
+      </w:pPr>
+      <w:r>
+        <w:rPr>
+          <w:b w:val="0"/>
+        </w:rPr>
+        <w:t>Drafts stay in this browser when storage is available; clear drafts on a shared device.</w:t>
+      </w:r>
+    </w:p>
+    <w:p>
+      <w:pPr>
+        <w:pStyle w:val="Heading2"/>
+      </w:pPr>
+      <w:r>
+        <w:t>Earlier wording, alternatives and picture transcripts · reference / check after trying</w:t>
       </w:r>
     </w:p>
     <w:p>
@@ -3431,68 +4802,10 @@
     </w:p>
     <w:p>
       <w:pPr>
-        <w:spacing w:line="336" w:lineRule="auto" w:after="180"/>
-      </w:pPr>
-      <w:r>
-        <w:rPr>
-          <w:b w:val="0"/>
-        </w:rPr>
-        <w:t>A question with a measurable answer. A team wants to know whether giving a diagram changes accuracy on six fixed plant-identification tasks.</w:t>
-      </w:r>
-    </w:p>
-    <w:p>
-      <w:pPr>
         <w:pStyle w:val="Heading3"/>
       </w:pPr>
       <w:r>
-        <w:t>Practice 1: explain the deciding evidence</w:t>
-      </w:r>
-    </w:p>
-    <w:p>
-      <w:pPr>
-        <w:spacing w:line="336" w:lineRule="auto" w:after="180"/>
-      </w:pPr>
-      <w:r>
-        <w:rPr>
-          <w:b w:val="0"/>
-        </w:rPr>
-        <w:t>Which labelled step matches this detail? The study can compare those versions on those tasks, not all diagrams or learners.</w:t>
-      </w:r>
-    </w:p>
-    <w:p>
-      <w:pPr>
-        <w:spacing w:line="336" w:lineRule="auto" w:after="180"/>
-        <w:shd w:fill="F4F9FC"/>
-      </w:pPr>
-      <w:r>
-        <w:rPr>
-          <w:b w:val="0"/>
-        </w:rPr>
-        <w:t>1. Define the comparison</w:t>
-      </w:r>
-    </w:p>
-    <w:p>
-      <w:pPr>
-        <w:spacing w:line="336" w:lineRule="auto" w:after="180"/>
-        <w:shd w:fill="F4F9FC"/>
-      </w:pPr>
-      <w:r>
-        <w:rPr>
-          <w:b w:val="0"/>
-        </w:rPr>
-        <w:t>2. Bound the conclusion</w:t>
-      </w:r>
-    </w:p>
-    <w:p>
-      <w:pPr>
-        <w:spacing w:line="336" w:lineRule="auto" w:after="180"/>
-        <w:shd w:fill="F4F9FC"/>
-      </w:pPr>
-      <w:r>
-        <w:rPr>
-          <w:b w:val="0"/>
-        </w:rPr>
-        <w:t>3. Narrow the question</w:t>
+        <w:t>Repair a missing building block</w:t>
       </w:r>
     </w:p>
     <w:p>
@@ -3500,395 +4813,25 @@
         <w:pStyle w:val="Heading3"/>
       </w:pPr>
       <w:r>
-        <w:t>My selected conclusion, deciding fact and explanation</w:t>
-      </w:r>
-    </w:p>
-    <w:p>
-      <w:r>
-        <w:t>________________________________________________________________</w:t>
-      </w:r>
-    </w:p>
-    <w:p>
-      <w:r>
-        <w:t>________________________________________________________________</w:t>
-      </w:r>
-    </w:p>
-    <w:p>
-      <w:r>
-        <w:t>________________________________________________________________</w:t>
-      </w:r>
-    </w:p>
-    <w:p>
-      <w:r>
-        <w:t>________________________________________________________________</w:t>
-      </w:r>
-    </w:p>
-    <w:p>
-      <w:r>
-        <w:t>________________________________________________________________</w:t>
-      </w:r>
-    </w:p>
-    <w:p>
-      <w:pPr>
-        <w:pStyle w:val="Heading3"/>
-      </w:pPr>
-      <w:r>
-        <w:t>Hint · try first</w:t>
-      </w:r>
-    </w:p>
-    <w:p>
-      <w:pPr>
-        <w:spacing w:line="336" w:lineRule="auto" w:after="180"/>
-        <w:shd w:fill="F1F6F8"/>
-      </w:pPr>
-      <w:r>
-        <w:rPr>
-          <w:b w:val="0"/>
-        </w:rPr>
-        <w:t>Hint if needed: Read the steps in the pictorial case. Match the supplied detail to the stage that performs or records it.</w:t>
-      </w:r>
-    </w:p>
-    <w:p>
-      <w:pPr>
-        <w:pStyle w:val="Heading3"/>
-      </w:pPr>
-      <w:r>
-        <w:t>Feedback · compare after trying</w:t>
-      </w:r>
-    </w:p>
-    <w:p>
-      <w:pPr>
-        <w:spacing w:line="336" w:lineRule="auto" w:after="180"/>
-        <w:shd w:fill="F1F6FC"/>
-      </w:pPr>
-      <w:r>
-        <w:rPr>
-          <w:b w:val="0"/>
-        </w:rPr>
-        <w:t>After your attempt, compare with the supported explanation: Bound the conclusion The study can compare those versions on those tasks, not all diagrams or learners.</w:t>
-      </w:r>
-    </w:p>
-    <w:p>
-      <w:pPr>
-        <w:spacing w:line="336" w:lineRule="auto" w:after="180"/>
-        <w:shd w:fill="F1F6FC"/>
-      </w:pPr>
-      <w:r>
-        <w:rPr>
-          <w:b w:val="0"/>
-        </w:rPr>
-        <w:t xml:space="preserve">An answerable </w:t>
-      </w:r>
-      <w:r>
-        <w:rPr>
-          <w:b/>
-        </w:rPr>
-        <w:t>research question</w:t>
-      </w:r>
-      <w:r>
-        <w:rPr>
-          <w:b w:val="0"/>
-        </w:rPr>
-        <w:t xml:space="preserve"> connects a change to an observable </w:t>
-      </w:r>
-      <w:r>
-        <w:rPr>
-          <w:b/>
-        </w:rPr>
-        <w:t>outcome</w:t>
-      </w:r>
-      <w:r>
-        <w:rPr>
-          <w:b w:val="0"/>
-        </w:rPr>
-        <w:t xml:space="preserve"> and a specified population. Opinion words need an operational definition before measurement.</w:t>
-      </w:r>
-    </w:p>
-    <w:p>
-      <w:pPr>
-        <w:pStyle w:val="Heading3"/>
-      </w:pPr>
-      <w:r>
-        <w:t>Practice 2: explain the deciding evidence</w:t>
-      </w:r>
-    </w:p>
-    <w:p>
-      <w:pPr>
-        <w:pStyle w:val="Heading3"/>
-      </w:pPr>
-      <w:r>
-        <w:t>Changed case · predict first</w:t>
-      </w:r>
-    </w:p>
-    <w:p>
-      <w:pPr>
-        <w:spacing w:line="336" w:lineRule="auto" w:after="180"/>
-        <w:shd w:fill="F5F1FB"/>
-      </w:pPr>
-      <w:r>
-        <w:rPr>
-          <w:b w:val="0"/>
-        </w:rPr>
-        <w:t>Changed-case practice: Replace the six tasks with six easier tasks only for B. Which conclusion is supported by the supplied facts?</w:t>
-      </w:r>
-    </w:p>
-    <w:p>
-      <w:pPr>
-        <w:spacing w:line="336" w:lineRule="auto" w:after="180"/>
-        <w:shd w:fill="F4F9FC"/>
-      </w:pPr>
-      <w:r>
-        <w:rPr>
-          <w:b w:val="0"/>
-        </w:rPr>
-        <w:t xml:space="preserve">1. This one example guarantees correct results for every future </w:t>
-      </w:r>
-      <w:r>
-        <w:rPr>
-          <w:b/>
-        </w:rPr>
-        <w:t>input</w:t>
-      </w:r>
-      <w:r>
-        <w:rPr>
-          <w:b w:val="0"/>
-        </w:rPr>
-        <w:t>.</w:t>
-      </w:r>
-    </w:p>
-    <w:p>
-      <w:pPr>
-        <w:spacing w:line="336" w:lineRule="auto" w:after="180"/>
-        <w:shd w:fill="F4F9FC"/>
-      </w:pPr>
-      <w:r>
-        <w:rPr>
-          <w:b w:val="0"/>
-        </w:rPr>
-        <w:t>2. The comparison no longer isolates the diagram condition.</w:t>
-      </w:r>
-    </w:p>
-    <w:p>
-      <w:pPr>
-        <w:spacing w:line="336" w:lineRule="auto" w:after="180"/>
-        <w:shd w:fill="F4F9FC"/>
-      </w:pPr>
-      <w:r>
-        <w:rPr>
-          <w:b w:val="0"/>
-        </w:rPr>
-        <w:t xml:space="preserve">3. We can decide the result without examining the changed </w:t>
-      </w:r>
-      <w:r>
-        <w:rPr>
-          <w:b/>
-        </w:rPr>
-        <w:t>input</w:t>
-      </w:r>
-      <w:r>
-        <w:rPr>
-          <w:b w:val="0"/>
-        </w:rPr>
-        <w:t xml:space="preserve"> or the procedure.</w:t>
-      </w:r>
-    </w:p>
-    <w:p>
-      <w:pPr>
-        <w:pStyle w:val="Heading3"/>
-      </w:pPr>
-      <w:r>
-        <w:t>My selected conclusion, deciding fact and explanation</w:t>
-      </w:r>
-    </w:p>
-    <w:p>
-      <w:r>
-        <w:t>________________________________________________________________</w:t>
-      </w:r>
-    </w:p>
-    <w:p>
-      <w:r>
-        <w:t>________________________________________________________________</w:t>
-      </w:r>
-    </w:p>
-    <w:p>
-      <w:r>
-        <w:t>________________________________________________________________</w:t>
-      </w:r>
-    </w:p>
-    <w:p>
-      <w:r>
-        <w:t>________________________________________________________________</w:t>
-      </w:r>
-    </w:p>
-    <w:p>
-      <w:r>
-        <w:t>________________________________________________________________</w:t>
-      </w:r>
-    </w:p>
-    <w:p>
-      <w:pPr>
-        <w:pStyle w:val="Heading3"/>
-      </w:pPr>
-      <w:r>
-        <w:t>Hint · try first</w:t>
-      </w:r>
-    </w:p>
-    <w:p>
-      <w:pPr>
-        <w:spacing w:line="336" w:lineRule="auto" w:after="180"/>
-        <w:shd w:fill="F1F6F8"/>
-      </w:pPr>
-      <w:r>
-        <w:rPr>
-          <w:b w:val="0"/>
-        </w:rPr>
-        <w:t>Hint if needed: Use the changed condition and the deciding step in the pictorial trace. The answer must say what follows from those facts.</w:t>
-      </w:r>
-    </w:p>
-    <w:p>
-      <w:pPr>
-        <w:pStyle w:val="Heading3"/>
-      </w:pPr>
-      <w:r>
-        <w:t>Feedback · compare after trying</w:t>
-      </w:r>
-    </w:p>
-    <w:p>
-      <w:pPr>
-        <w:spacing w:line="336" w:lineRule="auto" w:after="180"/>
-        <w:shd w:fill="F1F6FC"/>
-      </w:pPr>
-      <w:r>
-        <w:rPr>
-          <w:b w:val="0"/>
-        </w:rPr>
-        <w:t>After your attempt, compare with the supported explanation: The comparison no longer isolates the diagram condition. Task difficulty now changes alongside the proposed intervention.</w:t>
-      </w:r>
-    </w:p>
-    <w:p>
-      <w:pPr>
-        <w:pStyle w:val="Heading3"/>
-      </w:pPr>
-      <w:r>
-        <w:t>Repair a missing building block</w:t>
-      </w:r>
-    </w:p>
-    <w:p>
-      <w:pPr>
-        <w:spacing w:line="336" w:lineRule="auto" w:after="180"/>
-      </w:pPr>
-      <w:r>
-        <w:rPr>
-          <w:b w:val="0"/>
-        </w:rPr>
-        <w:t xml:space="preserve">Review Engineering demonstration and defense (ai-6/36). Goal: Explain the </w:t>
-      </w:r>
-      <w:r>
-        <w:rPr>
-          <w:b/>
-        </w:rPr>
-        <w:t>mechanism</w:t>
-      </w:r>
-      <w:r>
-        <w:rPr>
-          <w:b w:val="0"/>
-        </w:rPr>
-        <w:t xml:space="preserve"> and terminology of engineering demonstration and defense. Short practice: Locate V7, room E and read-only </w:t>
-      </w:r>
-      <w:r>
-        <w:rPr>
-          <w:b/>
-        </w:rPr>
-        <w:t>scope</w:t>
-      </w:r>
-      <w:r>
-        <w:rPr>
-          <w:b w:val="0"/>
-        </w:rPr>
-        <w:t xml:space="preserve"> in the demonstration.</w:t>
-      </w:r>
-    </w:p>
-    <w:p>
-      <w:pPr>
-        <w:spacing w:line="336" w:lineRule="auto" w:after="180"/>
-      </w:pPr>
-      <w:r>
-        <w:rPr>
-          <w:b w:val="0"/>
-        </w:rPr>
-        <w:t xml:space="preserve">Which </w:t>
-      </w:r>
-      <w:r>
-        <w:rPr>
-          <w:b/>
-        </w:rPr>
-        <w:t>evidence</w:t>
-      </w:r>
-      <w:r>
-        <w:rPr>
-          <w:b w:val="0"/>
-        </w:rPr>
-        <w:t xml:space="preserve"> supports the answer, and why must a request to email everyone still be refused?. Return to this week and explain what you changed.</w:t>
-      </w:r>
-    </w:p>
-    <w:p>
-      <w:pPr>
-        <w:pStyle w:val="Heading3"/>
-      </w:pPr>
-      <w:r>
         <w:t>Keep your completed work</w:t>
       </w:r>
     </w:p>
     <w:p>
       <w:pPr>
-        <w:spacing w:line="336" w:lineRule="auto" w:after="180"/>
-      </w:pPr>
-      <w:r>
-        <w:rPr>
-          <w:b w:val="0"/>
-        </w:rPr>
-        <w:t xml:space="preserve">Use Download completed work in the hosted lesson to export your answers, reflections, practice feedback and code-run </w:t>
-      </w:r>
-      <w:r>
-        <w:rPr>
-          <w:b/>
-        </w:rPr>
-        <w:t>evidence</w:t>
-      </w:r>
-      <w:r>
-        <w:rPr>
-          <w:b w:val="0"/>
-        </w:rPr>
-        <w:t>. Open the HTML copy to read or print it.</w:t>
-      </w:r>
-    </w:p>
-    <w:p>
-      <w:pPr>
-        <w:spacing w:line="336" w:lineRule="auto" w:after="180"/>
-      </w:pPr>
-      <w:r>
-        <w:rPr>
-          <w:b w:val="0"/>
-        </w:rPr>
-        <w:t>Drafts stay in this browser when storage is available; clear drafts on a shared device.</w:t>
-      </w:r>
-    </w:p>
-    <w:p>
-      <w:pPr>
         <w:pStyle w:val="Heading1"/>
       </w:pPr>
       <w:r>
-        <w:t>18. Visual concept journey</w:t>
-      </w:r>
-    </w:p>
-    <w:p>
-      <w:r>
-        <w:t>Explain each A question that evidence can answer graphic using its labels, deciding evidence and relevant limitation.</w:t>
-      </w:r>
-    </w:p>
-    <w:p>
-      <w:pPr>
-        <w:pStyle w:val="Heading3"/>
+        <w:t>18. Reference · Six-picture concept journey</w:t>
+      </w:r>
+    </w:p>
+    <w:p>
+      <w:r>
+        <w:t>Choose the picture that supports the current explanation.</w:t>
+      </w:r>
+    </w:p>
+    <w:p>
+      <w:pPr>
+        <w:pStyle w:val="Heading2"/>
       </w:pPr>
       <w:r>
         <w:t>01. A question that evidence can answer: the case</w:t>
@@ -3899,7 +4842,7 @@
         <w:drawing>
           <wp:inline xmlns:a="http://schemas.openxmlformats.org/drawingml/2006/main" xmlns:pic="http://schemas.openxmlformats.org/drawingml/2006/picture">
             <wp:extent cx="5486400" cy="2834640"/>
-            <wp:docPr id="2" name="Picture 2" descr="A question with a measurable answer. A team wants to know whether giving a diagram changes accuracy on six fixed plant-identification tasks. Supplied facts: Candidate questions: &quot;Are diagrams wonderful?&quot; and &quot;Does version B answer more of these six tasks correctly than version A?&quot;"/>
+            <wp:docPr id="4" name="Picture 4" descr="A question with a measurable answer. A team wants to know whether giving a diagram changes accuracy on six fixed plant-identification tasks. Supplied facts: Candidate questions: &quot;Are diagrams wonderful?&quot; and &quot;Does version B answer more of these six tasks correctly than version A?&quot;"/>
             <wp:cNvGraphicFramePr>
               <a:graphicFrameLocks noChangeAspect="1"/>
             </wp:cNvGraphicFramePr>
@@ -3911,7 +4854,7 @@
                     <pic:cNvPicPr/>
                   </pic:nvPicPr>
                   <pic:blipFill>
-                    <a:blip r:embed="rId10"/>
+                    <a:blip r:embed="rId12"/>
                     <a:stretch>
                       <a:fillRect/>
                     </a:stretch>
@@ -3955,7 +4898,6 @@
     <w:p>
       <w:pPr>
         <w:spacing w:line="336" w:lineRule="auto" w:after="180"/>
-        <w:shd w:fill="F5F1FB"/>
       </w:pPr>
       <w:r>
         <w:rPr>
@@ -3966,7 +4908,7 @@
     </w:p>
     <w:p>
       <w:pPr>
-        <w:pStyle w:val="Heading3"/>
+        <w:pStyle w:val="Heading2"/>
       </w:pPr>
       <w:r>
         <w:t>02. Follow the deciding steps</w:t>
@@ -3977,7 +4919,7 @@
         <w:drawing>
           <wp:inline xmlns:a="http://schemas.openxmlformats.org/drawingml/2006/main" xmlns:pic="http://schemas.openxmlformats.org/drawingml/2006/picture">
             <wp:extent cx="5486400" cy="3337560"/>
-            <wp:docPr id="3" name="Picture 3" descr="Narrow the question: Name versions A and B, the six tasks and correct-answer scoring. → Define the comparison: Use the same tasks and labels with and without the diagram. → Bound the conclusion: The study can compare those versions on those tasks, not all diagrams or learners."/>
+            <wp:docPr id="5" name="Picture 5" descr="Narrow the question: Name versions A and B, the six tasks and correct-answer scoring. → Define the comparison: Use the same tasks and labels with and without the diagram. → Bound the conclusion: The study can compare those versions on those tasks, not all diagrams or learners."/>
             <wp:cNvGraphicFramePr>
               <a:graphicFrameLocks noChangeAspect="1"/>
             </wp:cNvGraphicFramePr>
@@ -3989,7 +4931,7 @@
                     <pic:cNvPicPr/>
                   </pic:nvPicPr>
                   <pic:blipFill>
-                    <a:blip r:embed="rId11"/>
+                    <a:blip r:embed="rId9"/>
                     <a:stretch>
                       <a:fillRect/>
                     </a:stretch>
@@ -4022,7 +4964,6 @@
     <w:p>
       <w:pPr>
         <w:spacing w:line="336" w:lineRule="auto" w:after="180"/>
-        <w:shd w:fill="F5F1FB"/>
       </w:pPr>
       <w:r>
         <w:rPr>
@@ -4045,7 +4986,7 @@
     </w:p>
     <w:p>
       <w:pPr>
-        <w:pStyle w:val="Heading3"/>
+        <w:pStyle w:val="Heading2"/>
       </w:pPr>
       <w:r>
         <w:t>03. A question that evidence can answer — evidence trace</w:t>
@@ -4056,7 +4997,7 @@
         <w:drawing>
           <wp:inline xmlns:a="http://schemas.openxmlformats.org/drawingml/2006/main" xmlns:pic="http://schemas.openxmlformats.org/drawingml/2006/picture">
             <wp:extent cx="5486400" cy="3145536"/>
-            <wp:docPr id="4" name="Picture 4" descr="A question that evidence can answer — evidence trace. Proposal says prove AI is useful; available records are retrieval results for five room queries. | For fictional classroom retrieval, ask whether method B returns more relevant records than lexical baseline A on a reserved judged query set at cutoff3. Define eligible corpus and relevance rules before running. | Narrow to relevant retrieval at a declared cutoff on those queries. The supplied records cannot answer universal usefulness or deployment impact."/>
+            <wp:docPr id="6" name="Picture 6" descr="A question that evidence can answer — evidence trace. Proposal says prove AI is useful; available records are retrieval results for five room queries. | For fictional classroom retrieval, ask whether method B returns more relevant records than lexical baseline A on a reserved judged query set at cutoff 3. Define eligible corpus and relevance rules before running. | Narrow to relevant retrieval at a declared cutoff on those queries. The supplied records cannot answer universal usefulness or deployment impact."/>
             <wp:cNvGraphicFramePr>
               <a:graphicFrameLocks noChangeAspect="1"/>
             </wp:cNvGraphicFramePr>
@@ -4068,7 +5009,7 @@
                     <pic:cNvPicPr/>
                   </pic:nvPicPr>
                   <pic:blipFill>
-                    <a:blip r:embed="rId12"/>
+                    <a:blip r:embed="rId13"/>
                     <a:stretch>
                       <a:fillRect/>
                     </a:stretch>
@@ -4119,35 +5060,12 @@
         <w:rPr>
           <w:b w:val="0"/>
         </w:rPr>
-        <w:t xml:space="preserve"> trace.</w:t>
+        <w:t xml:space="preserve"> trace. Proposal says prove AI is useful; available records are retrieval results for five room queries. | For fictional classroom retrieval, ask whether method B returns more relevant records than lexical baseline A on a reserved judged query set at cutoff 3. Define eligible corpus and relevance rules before running. | Narrow to relevant retrieval at a declared cutoff on those queries. The supplied records cannot answer universal usefulness or deployment impact.</w:t>
       </w:r>
     </w:p>
     <w:p>
       <w:pPr>
         <w:spacing w:line="336" w:lineRule="auto" w:after="180"/>
-      </w:pPr>
-      <w:r>
-        <w:rPr>
-          <w:b w:val="0"/>
-        </w:rPr>
-        <w:t>Proposal says prove AI is useful; available records are retrieval results for five room queries. | For fictional classroom retrieval, ask whether method B returns more relevant records than lexical baseline A on a reserved judged query set at cutoff3.</w:t>
-      </w:r>
-    </w:p>
-    <w:p>
-      <w:pPr>
-        <w:spacing w:line="336" w:lineRule="auto" w:after="180"/>
-      </w:pPr>
-      <w:r>
-        <w:rPr>
-          <w:b w:val="0"/>
-        </w:rPr>
-        <w:t>Define eligible corpus and relevance rules before running. | Narrow to relevant retrieval at a declared cutoff on those queries. The supplied records cannot answer universal usefulness or deployment impact.</w:t>
-      </w:r>
-    </w:p>
-    <w:p>
-      <w:pPr>
-        <w:spacing w:line="336" w:lineRule="auto" w:after="180"/>
-        <w:shd w:fill="F5F1FB"/>
       </w:pPr>
       <w:r>
         <w:rPr>
@@ -4158,7 +5076,7 @@
     </w:p>
     <w:p>
       <w:pPr>
-        <w:pStyle w:val="Heading3"/>
+        <w:pStyle w:val="Heading2"/>
       </w:pPr>
       <w:r>
         <w:t>04. Change one thing. Trace what follows.</w:t>
@@ -4169,7 +5087,7 @@
         <w:drawing>
           <wp:inline xmlns:a="http://schemas.openxmlformats.org/drawingml/2006/main" xmlns:pic="http://schemas.openxmlformats.org/drawingml/2006/picture">
             <wp:extent cx="5486400" cy="3026664"/>
-            <wp:docPr id="5" name="Picture 5" descr="Original case: The study can compare those versions on those tasks, not all diagrams or learners. Changed condition: Replace the six tasks with six easier tasks only for B. Expected result: The comparison no longer isolates the diagram condition. Reason: Task difficulty now changes alongside the proposed intervention."/>
+            <wp:docPr id="7" name="Picture 7" descr="Original case: The study can compare those versions on those tasks, not all diagrams or learners. Changed condition: Replace the six tasks with six easier tasks only for B. Expected result: The comparison no longer isolates the diagram condition. Reason: Task difficulty now changes alongside the proposed intervention."/>
             <wp:cNvGraphicFramePr>
               <a:graphicFrameLocks noChangeAspect="1"/>
             </wp:cNvGraphicFramePr>
@@ -4181,7 +5099,7 @@
                     <pic:cNvPicPr/>
                   </pic:nvPicPr>
                   <pic:blipFill>
-                    <a:blip r:embed="rId13"/>
+                    <a:blip r:embed="rId10"/>
                     <a:stretch>
                       <a:fillRect/>
                     </a:stretch>
@@ -4225,7 +5143,6 @@
     <w:p>
       <w:pPr>
         <w:spacing w:line="336" w:lineRule="auto" w:after="180"/>
-        <w:shd w:fill="F5F1FB"/>
       </w:pPr>
       <w:r>
         <w:rPr>
@@ -4236,7 +5153,7 @@
     </w:p>
     <w:p>
       <w:pPr>
-        <w:pStyle w:val="Heading3"/>
+        <w:pStyle w:val="Heading2"/>
       </w:pPr>
       <w:r>
         <w:t>05. Connect the explanation to its limit</w:t>
@@ -4247,7 +5164,7 @@
         <w:drawing>
           <wp:inline xmlns:a="http://schemas.openxmlformats.org/drawingml/2006/main" xmlns:pic="http://schemas.openxmlformats.org/drawingml/2006/picture">
             <wp:extent cx="5486400" cy="2834640"/>
-            <wp:docPr id="6" name="Picture 6" descr="An answerable research question connects a change to an observable outcome and a specified population. Opinion words need an operational definition before measurement. Limit: This fictional study does not establish effects on children or general classroom learning."/>
+            <wp:docPr id="8" name="Picture 8" descr="An answerable research question connects a change to an observable outcome and a specified population. Opinion words need an operational definition before measurement. Limit: This fictional study does not establish effects on children or general classroom learning."/>
             <wp:cNvGraphicFramePr>
               <a:graphicFrameLocks noChangeAspect="1"/>
             </wp:cNvGraphicFramePr>
@@ -4327,7 +5244,6 @@
     <w:p>
       <w:pPr>
         <w:spacing w:line="336" w:lineRule="auto" w:after="180"/>
-        <w:shd w:fill="F5F1FB"/>
       </w:pPr>
       <w:r>
         <w:rPr>
@@ -4338,7 +5254,7 @@
     </w:p>
     <w:p>
       <w:pPr>
-        <w:pStyle w:val="Heading3"/>
+        <w:pStyle w:val="Heading2"/>
       </w:pPr>
       <w:r>
         <w:t>06. Make the idea visible in your project</w:t>
@@ -4349,7 +5265,7 @@
         <w:drawing>
           <wp:inline xmlns:a="http://schemas.openxmlformats.org/drawingml/2006/main" xmlns:pic="http://schemas.openxmlformats.org/drawingml/2006/picture">
             <wp:extent cx="5486400" cy="3681984"/>
-            <wp:docPr id="7" name="Picture 7" descr="For the Reproducible AI Research Study, retain an annotated worked trace and the changed-case reasoning. Connect the claim to its records, units and assumptions so another investigator can challenge or reproduce it. Draw your input, deciding step, result and limit. Supported question: Which proposed diagram question has a measurable outcome? Name its versions, six-case denominator and fixed scoring, then explain why giving only B easier tasks spoils the comparison."/>
+            <wp:docPr id="9" name="Picture 9" descr="For the Reproducible AI Research Study, retain an annotated worked trace and the changed-case reasoning. Connect the claim to its records, units and assumptions so another investigator can challenge or reproduce it. Draw your input, deciding step, result and limit. Supported question: Which proposed diagram question has a measurable outcome? Name its versions, six-case denominator and fixed scoring, then explain why giving only B easier tasks spoils the comparison."/>
             <wp:cNvGraphicFramePr>
               <a:graphicFrameLocks noChangeAspect="1"/>
             </wp:cNvGraphicFramePr>
@@ -4440,7 +5356,6 @@
     <w:p>
       <w:pPr>
         <w:spacing w:line="336" w:lineRule="auto" w:after="180"/>
-        <w:shd w:fill="F5F1FB"/>
       </w:pPr>
       <w:r>
         <w:rPr>
@@ -4459,6 +5374,62 @@
           <w:b w:val="0"/>
         </w:rPr>
         <w:t>.</w:t>
+      </w:r>
+    </w:p>
+    <w:p>
+      <w:pPr>
+        <w:pStyle w:val="Heading2"/>
+      </w:pPr>
+      <w:r>
+        <w:t>Earlier wording, alternatives and picture transcripts · reference / check after trying</w:t>
+      </w:r>
+    </w:p>
+    <w:p>
+      <w:pPr>
+        <w:pStyle w:val="Heading3"/>
+      </w:pPr>
+      <w:r>
+        <w:t>01. A question that evidence can answer: the case</w:t>
+      </w:r>
+    </w:p>
+    <w:p>
+      <w:pPr>
+        <w:pStyle w:val="Heading3"/>
+      </w:pPr>
+      <w:r>
+        <w:t>02. Follow the deciding steps</w:t>
+      </w:r>
+    </w:p>
+    <w:p>
+      <w:pPr>
+        <w:pStyle w:val="Heading3"/>
+      </w:pPr>
+      <w:r>
+        <w:t>03. A question that evidence can answer — evidence trace</w:t>
+      </w:r>
+    </w:p>
+    <w:p>
+      <w:pPr>
+        <w:pStyle w:val="Heading3"/>
+      </w:pPr>
+      <w:r>
+        <w:t>04. Change one thing. Trace what follows.</w:t>
+      </w:r>
+    </w:p>
+    <w:p>
+      <w:pPr>
+        <w:pStyle w:val="Heading3"/>
+      </w:pPr>
+      <w:r>
+        <w:t>05. Connect the explanation to its limit</w:t>
+      </w:r>
+    </w:p>
+    <w:p>
+      <w:pPr>
+        <w:pStyle w:val="Heading3"/>
+      </w:pPr>
+      <w:r>
+        <w:t>06. Make the idea visible in your project</w:t>
       </w:r>
     </w:p>
     <w:sectPr>
